--- a/docs/notes/Notes.docx
+++ b/docs/notes/Notes.docx
@@ -789,18 +789,15 @@
         <w:rPr>
           <w:lang w:val="en-US"/>
         </w:rPr>
-        <w:t>('*'</w:t>
-      </w:r>
-      <w:proofErr w:type="gramStart"/>
-      <w:r>
-        <w:rPr>
-          <w:lang w:val="en-US"/>
-        </w:rPr>
-        <w:t>);</w:t>
-      </w:r>
-      <w:proofErr w:type="gramEnd"/>
-    </w:p>
-    <w:p>
+        <w:t>('*');</w:t>
+      </w:r>
+    </w:p>
+    <w:p>
+      <w:pPr>
+        <w:rPr>
+          <w:lang w:val="en-US"/>
+        </w:rPr>
+      </w:pPr>
       <w:r>
         <w:rPr>
           <w:lang w:val="en-US"/>
@@ -808,11 +805,22 @@
         <w:t xml:space="preserve">  </w:t>
       </w:r>
       <w:r>
+        <w:rPr>
+          <w:lang w:val="en-US"/>
+        </w:rPr>
         <w:t>}</w:t>
       </w:r>
     </w:p>
     <w:p>
-      <w:r>
+      <w:pPr>
+        <w:rPr>
+          <w:lang w:val="en-US"/>
+        </w:rPr>
+      </w:pPr>
+      <w:r>
+        <w:rPr>
+          <w:lang w:val="en-US"/>
+        </w:rPr>
         <w:t>}</w:t>
       </w:r>
     </w:p>
@@ -821,52 +829,104 @@
         <w:rPr>
           <w:b/>
           <w:bCs/>
+          <w:lang w:val="en-US"/>
         </w:rPr>
       </w:pPr>
       <w:r>
         <w:rPr>
           <w:b/>
           <w:bCs/>
-        </w:rPr>
-        <w:t>Structure visuelle :</w:t>
-      </w:r>
-    </w:p>
-    <w:p>
-      <w:proofErr w:type="spellStart"/>
-      <w:r>
+          <w:lang w:val="en-US"/>
+        </w:rPr>
+        <w:t xml:space="preserve">Structure </w:t>
+      </w:r>
+      <w:proofErr w:type="spellStart"/>
+      <w:proofErr w:type="gramStart"/>
+      <w:r>
+        <w:rPr>
+          <w:b/>
+          <w:bCs/>
+          <w:lang w:val="en-US"/>
+        </w:rPr>
+        <w:t>visuelle</w:t>
+      </w:r>
+      <w:proofErr w:type="spellEnd"/>
+      <w:r>
+        <w:rPr>
+          <w:b/>
+          <w:bCs/>
+          <w:lang w:val="en-US"/>
+        </w:rPr>
+        <w:t xml:space="preserve"> :</w:t>
+      </w:r>
+      <w:proofErr w:type="gramEnd"/>
+    </w:p>
+    <w:p>
+      <w:pPr>
+        <w:rPr>
+          <w:lang w:val="en-US"/>
+        </w:rPr>
+      </w:pPr>
+      <w:proofErr w:type="spellStart"/>
+      <w:r>
+        <w:rPr>
+          <w:lang w:val="en-US"/>
+        </w:rPr>
         <w:t>AppModule</w:t>
       </w:r>
       <w:proofErr w:type="spellEnd"/>
       <w:r>
+        <w:rPr>
+          <w:lang w:val="en-US"/>
+        </w:rPr>
         <w:t xml:space="preserve"> (root)</w:t>
       </w:r>
     </w:p>
     <w:p>
+      <w:pPr>
+        <w:rPr>
+          <w:lang w:val="en-US"/>
+        </w:rPr>
+      </w:pPr>
       <w:r>
         <w:rPr>
           <w:rFonts w:ascii="MS Gothic" w:eastAsia="MS Gothic" w:hAnsi="MS Gothic" w:cs="MS Gothic" w:hint="eastAsia"/>
+          <w:lang w:val="en-US"/>
         </w:rPr>
         <w:t>├</w:t>
       </w:r>
       <w:r>
         <w:rPr>
           <w:rFonts w:ascii="Aptos" w:hAnsi="Aptos" w:cs="Aptos"/>
+          <w:lang w:val="en-US"/>
         </w:rPr>
         <w:t>──</w:t>
       </w:r>
       <w:r>
+        <w:rPr>
+          <w:lang w:val="en-US"/>
+        </w:rPr>
         <w:t xml:space="preserve"> </w:t>
       </w:r>
       <w:proofErr w:type="spellStart"/>
       <w:r>
+        <w:rPr>
+          <w:lang w:val="en-US"/>
+        </w:rPr>
         <w:t>ConfigModule</w:t>
       </w:r>
       <w:proofErr w:type="spellEnd"/>
     </w:p>
     <w:p>
+      <w:pPr>
+        <w:rPr>
+          <w:lang w:val="en-US"/>
+        </w:rPr>
+      </w:pPr>
       <w:r>
         <w:rPr>
           <w:rFonts w:ascii="MS Gothic" w:eastAsia="MS Gothic" w:hAnsi="MS Gothic" w:cs="MS Gothic" w:hint="eastAsia"/>
+          <w:lang w:val="en-US"/>
         </w:rPr>
         <w:lastRenderedPageBreak/>
         <w:t>├</w:t>
@@ -874,49 +934,84 @@
       <w:r>
         <w:rPr>
           <w:rFonts w:ascii="Aptos" w:hAnsi="Aptos" w:cs="Aptos"/>
+          <w:lang w:val="en-US"/>
         </w:rPr>
         <w:t>──</w:t>
       </w:r>
       <w:r>
+        <w:rPr>
+          <w:lang w:val="en-US"/>
+        </w:rPr>
         <w:t xml:space="preserve"> </w:t>
       </w:r>
       <w:proofErr w:type="spellStart"/>
       <w:r>
+        <w:rPr>
+          <w:lang w:val="en-US"/>
+        </w:rPr>
         <w:t>ThrottlerModule</w:t>
       </w:r>
       <w:proofErr w:type="spellEnd"/>
     </w:p>
     <w:p>
+      <w:pPr>
+        <w:rPr>
+          <w:lang w:val="en-US"/>
+        </w:rPr>
+      </w:pPr>
       <w:r>
         <w:rPr>
           <w:rFonts w:ascii="MS Gothic" w:eastAsia="MS Gothic" w:hAnsi="MS Gothic" w:cs="MS Gothic" w:hint="eastAsia"/>
+          <w:lang w:val="en-US"/>
         </w:rPr>
         <w:t>├</w:t>
       </w:r>
       <w:r>
         <w:rPr>
           <w:rFonts w:ascii="Aptos" w:hAnsi="Aptos" w:cs="Aptos"/>
+          <w:lang w:val="en-US"/>
         </w:rPr>
         <w:t>──</w:t>
       </w:r>
       <w:r>
+        <w:rPr>
+          <w:lang w:val="en-US"/>
+        </w:rPr>
         <w:t xml:space="preserve"> </w:t>
       </w:r>
       <w:proofErr w:type="spellStart"/>
       <w:r>
+        <w:rPr>
+          <w:lang w:val="en-US"/>
+        </w:rPr>
         <w:t>PrismaModule</w:t>
       </w:r>
       <w:proofErr w:type="spellEnd"/>
       <w:r>
-        <w:t xml:space="preserve"> (partag</w:t>
+        <w:rPr>
+          <w:lang w:val="en-US"/>
+        </w:rPr>
+        <w:t xml:space="preserve"> (</w:t>
+      </w:r>
+      <w:proofErr w:type="spellStart"/>
+      <w:r>
+        <w:rPr>
+          <w:lang w:val="en-US"/>
+        </w:rPr>
+        <w:t>partag</w:t>
       </w:r>
       <w:r>
         <w:rPr>
           <w:rFonts w:ascii="Aptos" w:hAnsi="Aptos" w:cs="Aptos"/>
+          <w:lang w:val="en-US"/>
         </w:rPr>
         <w:t>é</w:t>
       </w:r>
-      <w:r>
+      <w:proofErr w:type="spellEnd"/>
+      <w:r>
+        <w:rPr>
+          <w:lang w:val="en-US"/>
+        </w:rPr>
         <w:t>)</w:t>
       </w:r>
     </w:p>
@@ -2648,21 +2743,7 @@
         <w:rPr>
           <w:lang w:val="en-US"/>
         </w:rPr>
-        <w:t xml:space="preserve"> (</w:t>
-      </w:r>
-      <w:proofErr w:type="spellStart"/>
-      <w:r>
-        <w:rPr>
-          <w:lang w:val="en-US"/>
-        </w:rPr>
-        <w:t>ajoute</w:t>
-      </w:r>
-      <w:proofErr w:type="spellEnd"/>
-      <w:r>
-        <w:rPr>
-          <w:lang w:val="en-US"/>
-        </w:rPr>
-        <w:t xml:space="preserve"> tracing)</w:t>
+        <w:t xml:space="preserve"> (ajoute tracing)</w:t>
       </w:r>
     </w:p>
     <w:p>
@@ -4124,19 +4205,11 @@
           <w:lang w:val="en-US"/>
         </w:rPr>
       </w:pPr>
-      <w:proofErr w:type="gramStart"/>
-      <w:r>
-        <w:rPr>
-          <w:lang w:val="en-US"/>
-        </w:rPr>
-        <w:t>Easier</w:t>
-      </w:r>
-      <w:proofErr w:type="gramEnd"/>
-      <w:r>
-        <w:rPr>
-          <w:lang w:val="en-US"/>
-        </w:rPr>
-        <w:t xml:space="preserve"> to run joins or queries across microservices if needed. </w:t>
+      <w:r>
+        <w:rPr>
+          <w:lang w:val="en-US"/>
+        </w:rPr>
+        <w:t xml:space="preserve">Easier to run joins or queries across microservices if needed. </w:t>
       </w:r>
     </w:p>
     <w:p>
@@ -4182,20 +4255,12 @@
           <w:lang w:val="en-US"/>
         </w:rPr>
       </w:pPr>
-      <w:proofErr w:type="gramStart"/>
       <w:r>
         <w:rPr>
           <w:lang w:val="en-US"/>
         </w:rPr>
         <w:lastRenderedPageBreak/>
-        <w:t>Harder</w:t>
-      </w:r>
-      <w:proofErr w:type="gramEnd"/>
-      <w:r>
-        <w:rPr>
-          <w:lang w:val="en-US"/>
-        </w:rPr>
-        <w:t xml:space="preserve"> to scale independently at the database level. </w:t>
+        <w:t xml:space="preserve">Harder to scale independently at the database level. </w:t>
       </w:r>
     </w:p>
     <w:p>
@@ -5151,21 +5216,8 @@
                 <w:lang w:eastAsia="fr-FR"/>
                 <w14:ligatures w14:val="none"/>
               </w:rPr>
-              <w:t xml:space="preserve"> </w:t>
+              <w:t xml:space="preserve"> ops</w:t>
             </w:r>
-            <w:proofErr w:type="spellStart"/>
-            <w:r>
-              <w:rPr>
-                <w:rFonts w:ascii="Times New Roman" w:eastAsia="Times New Roman" w:hAnsi="Times New Roman" w:cs="Times New Roman"/>
-                <w:kern w:val="0"/>
-                <w:sz w:val="24"/>
-                <w:szCs w:val="24"/>
-                <w:lang w:eastAsia="fr-FR"/>
-                <w14:ligatures w14:val="none"/>
-              </w:rPr>
-              <w:t>ops</w:t>
-            </w:r>
-            <w:proofErr w:type="spellEnd"/>
           </w:p>
         </w:tc>
       </w:tr>
@@ -5179,10 +5231,7116 @@
     </w:p>
     <w:p>
       <w:pPr>
-        <w:rPr>
-          <w:lang w:val="en-US"/>
-        </w:rPr>
-      </w:pPr>
+        <w:pBdr>
+          <w:bottom w:val="single" w:sz="6" w:space="1" w:color="auto"/>
+        </w:pBdr>
+        <w:rPr>
+          <w:lang w:val="en-US"/>
+        </w:rPr>
+      </w:pPr>
+    </w:p>
+    <w:p>
+      <w:pPr>
+        <w:rPr>
+          <w:lang w:val="en-US"/>
+        </w:rPr>
+      </w:pPr>
+      <w:r>
+        <w:rPr>
+          <w:lang w:val="en-US"/>
+        </w:rPr>
+        <w:t xml:space="preserve">Architecture du </w:t>
+      </w:r>
+      <w:proofErr w:type="spellStart"/>
+      <w:proofErr w:type="gramStart"/>
+      <w:r>
+        <w:rPr>
+          <w:lang w:val="en-US"/>
+        </w:rPr>
+        <w:t>projet</w:t>
+      </w:r>
+      <w:proofErr w:type="spellEnd"/>
+      <w:r>
+        <w:rPr>
+          <w:lang w:val="en-US"/>
+        </w:rPr>
+        <w:t xml:space="preserve"> :</w:t>
+      </w:r>
+      <w:proofErr w:type="gramEnd"/>
+      <w:r>
+        <w:rPr>
+          <w:lang w:val="en-US"/>
+        </w:rPr>
+        <w:t xml:space="preserve"> </w:t>
+      </w:r>
+    </w:p>
+    <w:p>
+      <w:pPr>
+        <w:rPr>
+          <w:lang w:val="en-US"/>
+        </w:rPr>
+      </w:pPr>
+      <w:r>
+        <w:rPr>
+          <w:lang w:val="en-US"/>
+        </w:rPr>
+        <w:t>Browser / React app :3000</w:t>
+      </w:r>
+    </w:p>
+    <w:p>
+      <w:pPr>
+        <w:rPr>
+          <w:lang w:val="en-US"/>
+        </w:rPr>
+      </w:pPr>
+      <w:r>
+        <w:rPr>
+          <w:lang w:val="en-US"/>
+        </w:rPr>
+        <w:t xml:space="preserve">        |</w:t>
+      </w:r>
+    </w:p>
+    <w:p>
+      <w:pPr>
+        <w:rPr>
+          <w:lang w:val="en-US"/>
+        </w:rPr>
+      </w:pPr>
+      <w:r>
+        <w:rPr>
+          <w:lang w:val="en-US"/>
+        </w:rPr>
+        <w:t xml:space="preserve">        | calls /</w:t>
+      </w:r>
+      <w:proofErr w:type="spellStart"/>
+      <w:r>
+        <w:rPr>
+          <w:lang w:val="en-US"/>
+        </w:rPr>
+        <w:t>api</w:t>
+      </w:r>
+      <w:proofErr w:type="spellEnd"/>
+      <w:r>
+        <w:rPr>
+          <w:lang w:val="en-US"/>
+        </w:rPr>
+        <w:t>/...</w:t>
+      </w:r>
+    </w:p>
+    <w:p>
+      <w:pPr>
+        <w:rPr>
+          <w:lang w:val="en-US"/>
+        </w:rPr>
+      </w:pPr>
+      <w:r>
+        <w:rPr>
+          <w:lang w:val="en-US"/>
+        </w:rPr>
+        <w:t xml:space="preserve">        v</w:t>
+      </w:r>
+    </w:p>
+    <w:p>
+      <w:pPr>
+        <w:rPr>
+          <w:lang w:val="en-US"/>
+        </w:rPr>
+      </w:pPr>
+      <w:r>
+        <w:rPr>
+          <w:lang w:val="en-US"/>
+        </w:rPr>
+        <w:t>API Gateway :3004</w:t>
+      </w:r>
+    </w:p>
+    <w:p>
+      <w:pPr>
+        <w:rPr>
+          <w:lang w:val="en-US"/>
+        </w:rPr>
+      </w:pPr>
+      <w:r>
+        <w:rPr>
+          <w:lang w:val="en-US"/>
+        </w:rPr>
+        <w:t xml:space="preserve">        |</w:t>
+      </w:r>
+    </w:p>
+    <w:p>
+      <w:pPr>
+        <w:rPr>
+          <w:lang w:val="en-US"/>
+        </w:rPr>
+      </w:pPr>
+      <w:r>
+        <w:rPr>
+          <w:lang w:val="en-US"/>
+        </w:rPr>
+        <w:t xml:space="preserve">        | routes requests by prefix</w:t>
+      </w:r>
+    </w:p>
+    <w:p>
+      <w:pPr>
+        <w:rPr>
+          <w:lang w:val="en-US"/>
+        </w:rPr>
+      </w:pPr>
+      <w:r>
+        <w:rPr>
+          <w:lang w:val="en-US"/>
+        </w:rPr>
+        <w:t xml:space="preserve">        |</w:t>
+      </w:r>
+    </w:p>
+    <w:p>
+      <w:pPr>
+        <w:rPr>
+          <w:lang w:val="en-US"/>
+        </w:rPr>
+      </w:pPr>
+      <w:r>
+        <w:rPr>
+          <w:lang w:val="en-US"/>
+        </w:rPr>
+        <w:t xml:space="preserve">        +--&gt; /</w:t>
+      </w:r>
+      <w:proofErr w:type="spellStart"/>
+      <w:r>
+        <w:rPr>
+          <w:lang w:val="en-US"/>
+        </w:rPr>
+        <w:t>api</w:t>
+      </w:r>
+      <w:proofErr w:type="spellEnd"/>
+      <w:r>
+        <w:rPr>
+          <w:lang w:val="en-US"/>
+        </w:rPr>
+        <w:t>/</w:t>
+      </w:r>
+      <w:proofErr w:type="spellStart"/>
+      <w:r>
+        <w:rPr>
+          <w:lang w:val="en-US"/>
+        </w:rPr>
+        <w:t>hr</w:t>
+      </w:r>
+      <w:proofErr w:type="spellEnd"/>
+      <w:r>
+        <w:rPr>
+          <w:lang w:val="en-US"/>
+        </w:rPr>
+        <w:t xml:space="preserve">      -&gt; HR Core :3001      -&gt; PostgreSQL schema </w:t>
+      </w:r>
+      <w:proofErr w:type="spellStart"/>
+      <w:r>
+        <w:rPr>
+          <w:lang w:val="en-US"/>
+        </w:rPr>
+        <w:t>hr_core</w:t>
+      </w:r>
+      <w:proofErr w:type="spellEnd"/>
+    </w:p>
+    <w:p>
+      <w:pPr>
+        <w:rPr>
+          <w:lang w:val="en-US"/>
+        </w:rPr>
+      </w:pPr>
+      <w:r>
+        <w:rPr>
+          <w:lang w:val="en-US"/>
+        </w:rPr>
+        <w:t xml:space="preserve">        +--&gt; /</w:t>
+      </w:r>
+      <w:proofErr w:type="spellStart"/>
+      <w:r>
+        <w:rPr>
+          <w:lang w:val="en-US"/>
+        </w:rPr>
+        <w:t>api</w:t>
+      </w:r>
+      <w:proofErr w:type="spellEnd"/>
+      <w:r>
+        <w:rPr>
+          <w:lang w:val="en-US"/>
+        </w:rPr>
+        <w:t>/</w:t>
+      </w:r>
+      <w:proofErr w:type="gramStart"/>
+      <w:r>
+        <w:rPr>
+          <w:lang w:val="en-US"/>
+        </w:rPr>
+        <w:t>social  -</w:t>
+      </w:r>
+      <w:proofErr w:type="gramEnd"/>
+      <w:r>
+        <w:rPr>
+          <w:lang w:val="en-US"/>
+        </w:rPr>
+        <w:t>&gt; Social :3002       -&gt; PostgreSQL schema social</w:t>
+      </w:r>
+    </w:p>
+    <w:p>
+      <w:pPr>
+        <w:rPr>
+          <w:lang w:val="en-US"/>
+        </w:rPr>
+      </w:pPr>
+      <w:r>
+        <w:rPr>
+          <w:lang w:val="en-US"/>
+        </w:rPr>
+        <w:t xml:space="preserve">        +--&gt; /</w:t>
+      </w:r>
+      <w:proofErr w:type="spellStart"/>
+      <w:r>
+        <w:rPr>
+          <w:lang w:val="en-US"/>
+        </w:rPr>
+        <w:t>api</w:t>
+      </w:r>
+      <w:proofErr w:type="spellEnd"/>
+      <w:r>
+        <w:rPr>
+          <w:lang w:val="en-US"/>
+        </w:rPr>
+        <w:t xml:space="preserve">/ai      -&gt; AI Agentic :3003   -&gt; PostgreSQL schema </w:t>
+      </w:r>
+      <w:proofErr w:type="spellStart"/>
+      <w:r>
+        <w:rPr>
+          <w:lang w:val="en-US"/>
+        </w:rPr>
+        <w:t>ai_agent</w:t>
+      </w:r>
+      <w:proofErr w:type="spellEnd"/>
+    </w:p>
+    <w:p>
+      <w:pPr>
+        <w:rPr>
+          <w:lang w:val="en-US"/>
+        </w:rPr>
+      </w:pPr>
+      <w:r>
+        <w:rPr>
+          <w:b/>
+          <w:bCs/>
+          <w:lang w:val="en-US"/>
+        </w:rPr>
+        <w:t>Main Pieces</w:t>
+      </w:r>
+    </w:p>
+    <w:p>
+      <w:pPr>
+        <w:rPr>
+          <w:lang w:val="en-US"/>
+        </w:rPr>
+      </w:pPr>
+      <w:r>
+        <w:rPr>
+          <w:lang w:val="en-US"/>
+        </w:rPr>
+        <w:t>apps/web is the React/Vite frontend. It should mostly talk to one base URL: /</w:t>
+      </w:r>
+      <w:proofErr w:type="spellStart"/>
+      <w:r>
+        <w:rPr>
+          <w:lang w:val="en-US"/>
+        </w:rPr>
+        <w:t>api</w:t>
+      </w:r>
+      <w:proofErr w:type="spellEnd"/>
+      <w:r>
+        <w:rPr>
+          <w:lang w:val="en-US"/>
+        </w:rPr>
+        <w:t>/....</w:t>
+      </w:r>
+    </w:p>
+    <w:p>
+      <w:pPr>
+        <w:rPr>
+          <w:lang w:val="en-US"/>
+        </w:rPr>
+      </w:pPr>
+      <w:r>
+        <w:rPr>
+          <w:lang w:val="en-US"/>
+        </w:rPr>
+        <w:t>apps/</w:t>
+      </w:r>
+      <w:proofErr w:type="spellStart"/>
+      <w:r>
+        <w:rPr>
+          <w:lang w:val="en-US"/>
+        </w:rPr>
+        <w:t>api</w:t>
+      </w:r>
+      <w:proofErr w:type="spellEnd"/>
+      <w:r>
+        <w:rPr>
+          <w:lang w:val="en-US"/>
+        </w:rPr>
+        <w:t>-gateway is the public entry point. It receives frontend calls, checks basic auth/rate-limit/correlation-id concerns, then forwards the request to the correct backend service.</w:t>
+      </w:r>
+    </w:p>
+    <w:p>
+      <w:pPr>
+        <w:rPr>
+          <w:lang w:val="en-US"/>
+        </w:rPr>
+      </w:pPr>
+      <w:r>
+        <w:rPr>
+          <w:lang w:val="en-US"/>
+        </w:rPr>
+        <w:t>apps/</w:t>
+      </w:r>
+      <w:proofErr w:type="spellStart"/>
+      <w:r>
+        <w:rPr>
+          <w:lang w:val="en-US"/>
+        </w:rPr>
+        <w:t>hr</w:t>
+      </w:r>
+      <w:proofErr w:type="spellEnd"/>
+      <w:r>
+        <w:rPr>
+          <w:lang w:val="en-US"/>
+        </w:rPr>
+        <w:t>-core is the source of truth for HR data and identity: users, employees, roles, departments, teams, leaves, skills, performance reviews, OKRs, promotions, notifications, etc.</w:t>
+      </w:r>
+    </w:p>
+    <w:p>
+      <w:pPr>
+        <w:rPr>
+          <w:lang w:val="en-US"/>
+        </w:rPr>
+      </w:pPr>
+      <w:r>
+        <w:rPr>
+          <w:lang w:val="en-US"/>
+        </w:rPr>
+        <w:t>apps/social owns social/workplace collaboration features: announcements, events, documents, feedback-style modules. It sometimes asks HR Core for employee/department/team details.</w:t>
+      </w:r>
+    </w:p>
+    <w:p>
+      <w:pPr>
+        <w:rPr>
+          <w:lang w:val="en-US"/>
+        </w:rPr>
+      </w:pPr>
+      <w:r>
+        <w:rPr>
+          <w:lang w:val="en-US"/>
+        </w:rPr>
+        <w:lastRenderedPageBreak/>
+        <w:t>apps/ai-agentic is intended for AI-agent features and is routed through the gateway as /</w:t>
+      </w:r>
+      <w:proofErr w:type="spellStart"/>
+      <w:r>
+        <w:rPr>
+          <w:lang w:val="en-US"/>
+        </w:rPr>
+        <w:t>api</w:t>
+      </w:r>
+      <w:proofErr w:type="spellEnd"/>
+      <w:r>
+        <w:rPr>
+          <w:lang w:val="en-US"/>
+        </w:rPr>
+        <w:t>/ai.</w:t>
+      </w:r>
+    </w:p>
+    <w:p>
+      <w:pPr>
+        <w:rPr>
+          <w:lang w:val="en-US"/>
+        </w:rPr>
+      </w:pPr>
+      <w:r>
+        <w:rPr>
+          <w:lang w:val="en-US"/>
+        </w:rPr>
+        <w:t xml:space="preserve">packages/shared contains code shared by services: </w:t>
+      </w:r>
+      <w:proofErr w:type="spellStart"/>
+      <w:r>
+        <w:rPr>
+          <w:lang w:val="en-US"/>
+        </w:rPr>
+        <w:t>enums</w:t>
+      </w:r>
+      <w:proofErr w:type="spellEnd"/>
+      <w:r>
+        <w:rPr>
+          <w:lang w:val="en-US"/>
+        </w:rPr>
+        <w:t>, DTO-</w:t>
+      </w:r>
+      <w:proofErr w:type="spellStart"/>
+      <w:r>
+        <w:rPr>
+          <w:lang w:val="en-US"/>
+        </w:rPr>
+        <w:t>ish</w:t>
+      </w:r>
+      <w:proofErr w:type="spellEnd"/>
+      <w:r>
+        <w:rPr>
+          <w:lang w:val="en-US"/>
+        </w:rPr>
+        <w:t xml:space="preserve"> types, JWT payload types, guards like </w:t>
+      </w:r>
+      <w:proofErr w:type="spellStart"/>
+      <w:r>
+        <w:rPr>
+          <w:lang w:val="en-US"/>
+        </w:rPr>
+        <w:t>SharedJwtGuard</w:t>
+      </w:r>
+      <w:proofErr w:type="spellEnd"/>
+      <w:r>
+        <w:rPr>
+          <w:lang w:val="en-US"/>
+        </w:rPr>
+        <w:t>, </w:t>
+      </w:r>
+      <w:proofErr w:type="spellStart"/>
+      <w:r>
+        <w:rPr>
+          <w:lang w:val="en-US"/>
+        </w:rPr>
+        <w:t>RbacGuard</w:t>
+      </w:r>
+      <w:proofErr w:type="spellEnd"/>
+      <w:r>
+        <w:rPr>
+          <w:lang w:val="en-US"/>
+        </w:rPr>
+        <w:t>, decorators like @Roles, event-bus contracts, etc.</w:t>
+      </w:r>
+    </w:p>
+    <w:p>
+      <w:pPr>
+        <w:rPr>
+          <w:lang w:val="en-US"/>
+        </w:rPr>
+      </w:pPr>
+    </w:p>
+    <w:p>
+      <w:pPr>
+        <w:rPr>
+          <w:lang w:val="en-US"/>
+        </w:rPr>
+      </w:pPr>
+      <w:r>
+        <w:rPr>
+          <w:b/>
+          <w:bCs/>
+          <w:lang w:val="en-US"/>
+        </w:rPr>
+        <w:t>WT Mechanism</w:t>
+      </w:r>
+    </w:p>
+    <w:p>
+      <w:pPr>
+        <w:rPr>
+          <w:lang w:val="en-US"/>
+        </w:rPr>
+      </w:pPr>
+      <w:r>
+        <w:rPr>
+          <w:lang w:val="en-US"/>
+        </w:rPr>
+        <w:t>Login happens through HR Core, normally via:</w:t>
+      </w:r>
+    </w:p>
+    <w:p>
+      <w:pPr>
+        <w:rPr>
+          <w:lang w:val="en-US"/>
+        </w:rPr>
+      </w:pPr>
+      <w:r>
+        <w:rPr>
+          <w:lang w:val="en-US"/>
+        </w:rPr>
+        <w:t>POST /</w:t>
+      </w:r>
+      <w:proofErr w:type="spellStart"/>
+      <w:r>
+        <w:rPr>
+          <w:lang w:val="en-US"/>
+        </w:rPr>
+        <w:t>api</w:t>
+      </w:r>
+      <w:proofErr w:type="spellEnd"/>
+      <w:r>
+        <w:rPr>
+          <w:lang w:val="en-US"/>
+        </w:rPr>
+        <w:t>/</w:t>
+      </w:r>
+      <w:proofErr w:type="spellStart"/>
+      <w:r>
+        <w:rPr>
+          <w:lang w:val="en-US"/>
+        </w:rPr>
+        <w:t>hr</w:t>
+      </w:r>
+      <w:proofErr w:type="spellEnd"/>
+      <w:r>
+        <w:rPr>
+          <w:lang w:val="en-US"/>
+        </w:rPr>
+        <w:t>/auth/login</w:t>
+      </w:r>
+    </w:p>
+    <w:p>
+      <w:proofErr w:type="gramStart"/>
+      <w:r>
+        <w:t>Flow:</w:t>
+      </w:r>
+      <w:proofErr w:type="gramEnd"/>
+    </w:p>
+    <w:p>
+      <w:pPr>
+        <w:rPr>
+          <w:lang w:val="en-US"/>
+        </w:rPr>
+      </w:pPr>
+      <w:r>
+        <w:rPr>
+          <w:lang w:val="en-US"/>
+        </w:rPr>
+        <w:t>Frontend</w:t>
+      </w:r>
+    </w:p>
+    <w:p>
+      <w:pPr>
+        <w:rPr>
+          <w:lang w:val="en-US"/>
+        </w:rPr>
+      </w:pPr>
+      <w:r>
+        <w:rPr>
+          <w:lang w:val="en-US"/>
+        </w:rPr>
+        <w:t xml:space="preserve">  -&gt; API Gateway</w:t>
+      </w:r>
+    </w:p>
+    <w:p>
+      <w:pPr>
+        <w:rPr>
+          <w:lang w:val="en-US"/>
+        </w:rPr>
+      </w:pPr>
+      <w:r>
+        <w:rPr>
+          <w:lang w:val="en-US"/>
+        </w:rPr>
+        <w:t xml:space="preserve">  -&gt; HR Core Auth module</w:t>
+      </w:r>
+    </w:p>
+    <w:p>
+      <w:pPr>
+        <w:rPr>
+          <w:lang w:val="en-US"/>
+        </w:rPr>
+      </w:pPr>
+      <w:r>
+        <w:rPr>
+          <w:lang w:val="en-US"/>
+        </w:rPr>
+        <w:t xml:space="preserve">  -&gt; returns </w:t>
+      </w:r>
+      <w:proofErr w:type="spellStart"/>
+      <w:r>
+        <w:rPr>
+          <w:lang w:val="en-US"/>
+        </w:rPr>
+        <w:t>accessToken</w:t>
+      </w:r>
+      <w:proofErr w:type="spellEnd"/>
+      <w:r>
+        <w:rPr>
+          <w:lang w:val="en-US"/>
+        </w:rPr>
+        <w:t xml:space="preserve"> + </w:t>
+      </w:r>
+      <w:proofErr w:type="spellStart"/>
+      <w:r>
+        <w:rPr>
+          <w:lang w:val="en-US"/>
+        </w:rPr>
+        <w:t>refreshToken</w:t>
+      </w:r>
+      <w:proofErr w:type="spellEnd"/>
+    </w:p>
+    <w:p>
+      <w:pPr>
+        <w:rPr>
+          <w:lang w:val="en-US"/>
+        </w:rPr>
+      </w:pPr>
+    </w:p>
+    <w:p>
+      <w:pPr>
+        <w:rPr>
+          <w:lang w:val="en-US"/>
+        </w:rPr>
+      </w:pPr>
+      <w:r>
+        <w:rPr>
+          <w:lang w:val="en-US"/>
+        </w:rPr>
+        <w:t>HR Core signs the access token using JWT_SECRET. The token includes the user identity and role/scope information, roughly:</w:t>
+      </w:r>
+    </w:p>
+    <w:p>
+      <w:pPr>
+        <w:rPr>
+          <w:lang w:val="en-US"/>
+        </w:rPr>
+      </w:pPr>
+      <w:r>
+        <w:rPr>
+          <w:lang w:val="en-US"/>
+        </w:rPr>
+        <w:t>{</w:t>
+      </w:r>
+    </w:p>
+    <w:p>
+      <w:pPr>
+        <w:rPr>
+          <w:lang w:val="en-US"/>
+        </w:rPr>
+      </w:pPr>
+      <w:r>
+        <w:rPr>
+          <w:lang w:val="en-US"/>
+        </w:rPr>
+        <w:t xml:space="preserve">  sub: "user id",</w:t>
+      </w:r>
+    </w:p>
+    <w:p>
+      <w:pPr>
+        <w:rPr>
+          <w:lang w:val="en-US"/>
+        </w:rPr>
+      </w:pPr>
+      <w:r>
+        <w:rPr>
+          <w:lang w:val="en-US"/>
+        </w:rPr>
+        <w:t xml:space="preserve">  </w:t>
+      </w:r>
+      <w:proofErr w:type="spellStart"/>
+      <w:r>
+        <w:rPr>
+          <w:lang w:val="en-US"/>
+        </w:rPr>
+        <w:t>employeeId</w:t>
+      </w:r>
+      <w:proofErr w:type="spellEnd"/>
+      <w:r>
+        <w:rPr>
+          <w:lang w:val="en-US"/>
+        </w:rPr>
+        <w:t>: "linked employee id or null",</w:t>
+      </w:r>
+    </w:p>
+    <w:p>
+      <w:pPr>
+        <w:rPr>
+          <w:lang w:val="en-US"/>
+        </w:rPr>
+      </w:pPr>
+      <w:r>
+        <w:rPr>
+          <w:lang w:val="en-US"/>
+        </w:rPr>
+        <w:t xml:space="preserve">  roles: ["EMPLOYEE", "MANAGER", "HR_ADMIN"],</w:t>
+      </w:r>
+    </w:p>
+    <w:p>
+      <w:pPr>
+        <w:rPr>
+          <w:lang w:val="en-US"/>
+        </w:rPr>
+      </w:pPr>
+      <w:r>
+        <w:rPr>
+          <w:lang w:val="en-US"/>
+        </w:rPr>
+        <w:t xml:space="preserve">  </w:t>
+      </w:r>
+      <w:proofErr w:type="spellStart"/>
+      <w:r>
+        <w:rPr>
+          <w:lang w:val="en-US"/>
+        </w:rPr>
+        <w:t>departmentId</w:t>
+      </w:r>
+      <w:proofErr w:type="spellEnd"/>
+      <w:r>
+        <w:rPr>
+          <w:lang w:val="en-US"/>
+        </w:rPr>
+        <w:t>: "...",</w:t>
+      </w:r>
+    </w:p>
+    <w:p>
+      <w:pPr>
+        <w:rPr>
+          <w:lang w:val="en-US"/>
+        </w:rPr>
+      </w:pPr>
+      <w:r>
+        <w:rPr>
+          <w:lang w:val="en-US"/>
+        </w:rPr>
+        <w:t xml:space="preserve">  </w:t>
+      </w:r>
+      <w:proofErr w:type="spellStart"/>
+      <w:r>
+        <w:rPr>
+          <w:lang w:val="en-US"/>
+        </w:rPr>
+        <w:t>teamId</w:t>
+      </w:r>
+      <w:proofErr w:type="spellEnd"/>
+      <w:r>
+        <w:rPr>
+          <w:lang w:val="en-US"/>
+        </w:rPr>
+        <w:t>: "...",</w:t>
+      </w:r>
+    </w:p>
+    <w:p>
+      <w:pPr>
+        <w:rPr>
+          <w:lang w:val="en-US"/>
+        </w:rPr>
+      </w:pPr>
+      <w:r>
+        <w:rPr>
+          <w:lang w:val="en-US"/>
+        </w:rPr>
+        <w:t xml:space="preserve">  </w:t>
+      </w:r>
+      <w:proofErr w:type="spellStart"/>
+      <w:r>
+        <w:rPr>
+          <w:lang w:val="en-US"/>
+        </w:rPr>
+        <w:t>businessUnitId</w:t>
+      </w:r>
+      <w:proofErr w:type="spellEnd"/>
+      <w:r>
+        <w:rPr>
+          <w:lang w:val="en-US"/>
+        </w:rPr>
+        <w:t>: "...",</w:t>
+      </w:r>
+    </w:p>
+    <w:p>
+      <w:pPr>
+        <w:rPr>
+          <w:lang w:val="en-US"/>
+        </w:rPr>
+      </w:pPr>
+      <w:r>
+        <w:rPr>
+          <w:lang w:val="en-US"/>
+        </w:rPr>
+        <w:t xml:space="preserve">  channel: "WEB",</w:t>
+      </w:r>
+    </w:p>
+    <w:p>
+      <w:pPr>
+        <w:rPr>
+          <w:lang w:val="en-US"/>
+        </w:rPr>
+      </w:pPr>
+      <w:r>
+        <w:rPr>
+          <w:lang w:val="en-US"/>
+        </w:rPr>
+        <w:t xml:space="preserve">  </w:t>
+      </w:r>
+      <w:proofErr w:type="spellStart"/>
+      <w:r>
+        <w:rPr>
+          <w:lang w:val="en-US"/>
+        </w:rPr>
+        <w:t>roleAssignments</w:t>
+      </w:r>
+      <w:proofErr w:type="spellEnd"/>
+      <w:r>
+        <w:rPr>
+          <w:lang w:val="en-US"/>
+        </w:rPr>
+        <w:t>: [</w:t>
+      </w:r>
+    </w:p>
+    <w:p>
+      <w:pPr>
+        <w:rPr>
+          <w:lang w:val="en-US"/>
+        </w:rPr>
+      </w:pPr>
+      <w:r>
+        <w:rPr>
+          <w:lang w:val="en-US"/>
+        </w:rPr>
+        <w:t xml:space="preserve">    {</w:t>
+      </w:r>
+    </w:p>
+    <w:p>
+      <w:pPr>
+        <w:rPr>
+          <w:lang w:val="en-US"/>
+        </w:rPr>
+      </w:pPr>
+      <w:r>
+        <w:rPr>
+          <w:lang w:val="en-US"/>
+        </w:rPr>
+        <w:t xml:space="preserve">      </w:t>
+      </w:r>
+      <w:proofErr w:type="spellStart"/>
+      <w:r>
+        <w:rPr>
+          <w:lang w:val="en-US"/>
+        </w:rPr>
+        <w:t>roleCode</w:t>
+      </w:r>
+      <w:proofErr w:type="spellEnd"/>
+      <w:r>
+        <w:rPr>
+          <w:lang w:val="en-US"/>
+        </w:rPr>
+        <w:t>: "MANAGER",</w:t>
+      </w:r>
+    </w:p>
+    <w:p>
+      <w:pPr>
+        <w:rPr>
+          <w:lang w:val="en-US"/>
+        </w:rPr>
+      </w:pPr>
+      <w:r>
+        <w:rPr>
+          <w:lang w:val="en-US"/>
+        </w:rPr>
+        <w:t xml:space="preserve">      scope: "DEPARTMENT",</w:t>
+      </w:r>
+    </w:p>
+    <w:p>
+      <w:pPr>
+        <w:rPr>
+          <w:lang w:val="en-US"/>
+        </w:rPr>
+      </w:pPr>
+      <w:r>
+        <w:rPr>
+          <w:lang w:val="en-US"/>
+        </w:rPr>
+        <w:t xml:space="preserve">      </w:t>
+      </w:r>
+      <w:proofErr w:type="spellStart"/>
+      <w:r>
+        <w:rPr>
+          <w:lang w:val="en-US"/>
+        </w:rPr>
+        <w:t>scopeEntityId</w:t>
+      </w:r>
+      <w:proofErr w:type="spellEnd"/>
+      <w:r>
+        <w:rPr>
+          <w:lang w:val="en-US"/>
+        </w:rPr>
+        <w:t>: "..."</w:t>
+      </w:r>
+    </w:p>
+    <w:p>
+      <w:pPr>
+        <w:rPr>
+          <w:lang w:val="en-US"/>
+        </w:rPr>
+      </w:pPr>
+      <w:r>
+        <w:rPr>
+          <w:lang w:val="en-US"/>
+        </w:rPr>
+        <w:t xml:space="preserve">    }</w:t>
+      </w:r>
+    </w:p>
+    <w:p>
+      <w:pPr>
+        <w:rPr>
+          <w:lang w:val="en-US"/>
+        </w:rPr>
+      </w:pPr>
+      <w:r>
+        <w:rPr>
+          <w:lang w:val="en-US"/>
+        </w:rPr>
+        <w:t xml:space="preserve">  ],</w:t>
+      </w:r>
+    </w:p>
+    <w:p>
+      <w:pPr>
+        <w:rPr>
+          <w:lang w:val="en-US"/>
+        </w:rPr>
+      </w:pPr>
+      <w:r>
+        <w:rPr>
+          <w:lang w:val="en-US"/>
+        </w:rPr>
+        <w:t xml:space="preserve">  </w:t>
+      </w:r>
+      <w:proofErr w:type="spellStart"/>
+      <w:r>
+        <w:rPr>
+          <w:lang w:val="en-US"/>
+        </w:rPr>
+        <w:t>sessionId</w:t>
+      </w:r>
+      <w:proofErr w:type="spellEnd"/>
+      <w:r>
+        <w:rPr>
+          <w:lang w:val="en-US"/>
+        </w:rPr>
+        <w:t>: "...",</w:t>
+      </w:r>
+    </w:p>
+    <w:p>
+      <w:pPr>
+        <w:rPr>
+          <w:lang w:val="en-US"/>
+        </w:rPr>
+      </w:pPr>
+      <w:r>
+        <w:rPr>
+          <w:lang w:val="en-US"/>
+        </w:rPr>
+        <w:t xml:space="preserve">  </w:t>
+      </w:r>
+      <w:proofErr w:type="spellStart"/>
+      <w:r>
+        <w:rPr>
+          <w:lang w:val="en-US"/>
+        </w:rPr>
+        <w:t>iat</w:t>
+      </w:r>
+      <w:proofErr w:type="spellEnd"/>
+      <w:r>
+        <w:rPr>
+          <w:lang w:val="en-US"/>
+        </w:rPr>
+        <w:t>: ...,</w:t>
+      </w:r>
+    </w:p>
+    <w:p>
+      <w:pPr>
+        <w:rPr>
+          <w:lang w:val="en-US"/>
+        </w:rPr>
+      </w:pPr>
+      <w:r>
+        <w:rPr>
+          <w:lang w:val="en-US"/>
+        </w:rPr>
+        <w:lastRenderedPageBreak/>
+        <w:t xml:space="preserve">  exp: ...</w:t>
+      </w:r>
+    </w:p>
+    <w:p>
+      <w:pPr>
+        <w:rPr>
+          <w:lang w:val="en-US"/>
+        </w:rPr>
+      </w:pPr>
+      <w:r>
+        <w:rPr>
+          <w:lang w:val="en-US"/>
+        </w:rPr>
+        <w:t>}</w:t>
+      </w:r>
+    </w:p>
+    <w:p>
+      <w:pPr>
+        <w:rPr>
+          <w:lang w:val="en-US"/>
+        </w:rPr>
+      </w:pPr>
+      <w:r>
+        <w:rPr>
+          <w:lang w:val="en-US"/>
+        </w:rPr>
+        <w:t>The access token is short-lived. The refresh token is a random token, stored hashed server-side, and used to get a new access token.</w:t>
+      </w:r>
+    </w:p>
+    <w:p>
+      <w:pPr>
+        <w:rPr>
+          <w:lang w:val="en-US"/>
+        </w:rPr>
+      </w:pPr>
+      <w:r>
+        <w:rPr>
+          <w:lang w:val="en-US"/>
+        </w:rPr>
+        <w:t xml:space="preserve">After login, the </w:t>
+      </w:r>
+      <w:proofErr w:type="gramStart"/>
+      <w:r>
+        <w:rPr>
+          <w:lang w:val="en-US"/>
+        </w:rPr>
+        <w:t>frontend</w:t>
+      </w:r>
+      <w:proofErr w:type="gramEnd"/>
+      <w:r>
+        <w:rPr>
+          <w:lang w:val="en-US"/>
+        </w:rPr>
+        <w:t xml:space="preserve"> sends:</w:t>
+      </w:r>
+    </w:p>
+    <w:p>
+      <w:pPr>
+        <w:rPr>
+          <w:lang w:val="en-US"/>
+        </w:rPr>
+      </w:pPr>
+      <w:r>
+        <w:rPr>
+          <w:lang w:val="en-US"/>
+        </w:rPr>
+        <w:t>Authorization: Bearer &lt;</w:t>
+      </w:r>
+      <w:proofErr w:type="spellStart"/>
+      <w:r>
+        <w:rPr>
+          <w:lang w:val="en-US"/>
+        </w:rPr>
+        <w:t>accessToken</w:t>
+      </w:r>
+      <w:proofErr w:type="spellEnd"/>
+      <w:r>
+        <w:rPr>
+          <w:lang w:val="en-US"/>
+        </w:rPr>
+        <w:t>&gt;</w:t>
+      </w:r>
+    </w:p>
+    <w:p>
+      <w:pPr>
+        <w:rPr>
+          <w:lang w:val="en-US"/>
+        </w:rPr>
+      </w:pPr>
+      <w:r>
+        <w:rPr>
+          <w:b/>
+          <w:bCs/>
+          <w:lang w:val="en-US"/>
+        </w:rPr>
+        <w:t>What The Gateway Does With JWT</w:t>
+      </w:r>
+    </w:p>
+    <w:p>
+      <w:r>
+        <w:rPr>
+          <w:lang w:val="en-US"/>
+        </w:rPr>
+        <w:t xml:space="preserve">The API Gateway validates JWTs before proxying most protected routes. </w:t>
+      </w:r>
+      <w:r>
+        <w:t xml:space="preserve">It </w:t>
+      </w:r>
+      <w:proofErr w:type="gramStart"/>
+      <w:r>
+        <w:t>uses:</w:t>
+      </w:r>
+      <w:proofErr w:type="gramEnd"/>
+    </w:p>
+    <w:p>
+      <w:pPr>
+        <w:numPr>
+          <w:ilvl w:val="0"/>
+          <w:numId w:val="5"/>
+        </w:numPr>
+        <w:rPr>
+          <w:lang w:val="en-US"/>
+        </w:rPr>
+      </w:pPr>
+      <w:r>
+        <w:rPr>
+          <w:lang w:val="en-US"/>
+        </w:rPr>
+        <w:t>API_GATEWAY_JWT_SECRET, if set</w:t>
+      </w:r>
+    </w:p>
+    <w:p>
+      <w:pPr>
+        <w:numPr>
+          <w:ilvl w:val="0"/>
+          <w:numId w:val="5"/>
+        </w:numPr>
+      </w:pPr>
+      <w:proofErr w:type="spellStart"/>
+      <w:proofErr w:type="gramStart"/>
+      <w:r>
+        <w:t>otherwise</w:t>
+      </w:r>
+      <w:proofErr w:type="spellEnd"/>
+      <w:proofErr w:type="gramEnd"/>
+      <w:r>
+        <w:t> JWT_SECRET</w:t>
+      </w:r>
+    </w:p>
+    <w:p>
+      <w:pPr>
+        <w:numPr>
+          <w:ilvl w:val="0"/>
+          <w:numId w:val="5"/>
+        </w:numPr>
+        <w:rPr>
+          <w:lang w:val="en-US"/>
+        </w:rPr>
+      </w:pPr>
+      <w:proofErr w:type="gramStart"/>
+      <w:r>
+        <w:rPr>
+          <w:lang w:val="en-US"/>
+        </w:rPr>
+        <w:t>otherwise</w:t>
+      </w:r>
+      <w:proofErr w:type="gramEnd"/>
+      <w:r>
+        <w:rPr>
+          <w:lang w:val="en-US"/>
+        </w:rPr>
+        <w:t xml:space="preserve"> the local dev default secret</w:t>
+      </w:r>
+    </w:p>
+    <w:p>
+      <w:pPr>
+        <w:rPr>
+          <w:lang w:val="en-US"/>
+        </w:rPr>
+      </w:pPr>
+      <w:proofErr w:type="gramStart"/>
+      <w:r>
+        <w:rPr>
+          <w:lang w:val="en-US"/>
+        </w:rPr>
+        <w:t>So</w:t>
+      </w:r>
+      <w:proofErr w:type="gramEnd"/>
+      <w:r>
+        <w:rPr>
+          <w:lang w:val="en-US"/>
+        </w:rPr>
+        <w:t xml:space="preserve"> in local development, the gateway and backend services can accept the same JWT secret.</w:t>
+      </w:r>
+    </w:p>
+    <w:p>
+      <w:pPr>
+        <w:rPr>
+          <w:lang w:val="en-US"/>
+        </w:rPr>
+      </w:pPr>
+      <w:r>
+        <w:rPr>
+          <w:lang w:val="en-US"/>
+        </w:rPr>
+        <w:t>GET /</w:t>
+      </w:r>
+      <w:proofErr w:type="spellStart"/>
+      <w:r>
+        <w:rPr>
+          <w:lang w:val="en-US"/>
+        </w:rPr>
+        <w:t>api</w:t>
+      </w:r>
+      <w:proofErr w:type="spellEnd"/>
+      <w:r>
+        <w:rPr>
+          <w:lang w:val="en-US"/>
+        </w:rPr>
+        <w:t>/social/events</w:t>
+      </w:r>
+    </w:p>
+    <w:p>
+      <w:pPr>
+        <w:rPr>
+          <w:lang w:val="en-US"/>
+        </w:rPr>
+      </w:pPr>
+      <w:r>
+        <w:rPr>
+          <w:lang w:val="en-US"/>
+        </w:rPr>
+        <w:t xml:space="preserve">        |</w:t>
+      </w:r>
+    </w:p>
+    <w:p>
+      <w:pPr>
+        <w:rPr>
+          <w:lang w:val="en-US"/>
+        </w:rPr>
+      </w:pPr>
+      <w:r>
+        <w:rPr>
+          <w:lang w:val="en-US"/>
+        </w:rPr>
+        <w:t xml:space="preserve">        v</w:t>
+      </w:r>
+    </w:p>
+    <w:p>
+      <w:pPr>
+        <w:rPr>
+          <w:lang w:val="en-US"/>
+        </w:rPr>
+      </w:pPr>
+      <w:r>
+        <w:rPr>
+          <w:lang w:val="en-US"/>
+        </w:rPr>
+        <w:t>Gateway validates JWT</w:t>
+      </w:r>
+    </w:p>
+    <w:p>
+      <w:pPr>
+        <w:rPr>
+          <w:lang w:val="en-US"/>
+        </w:rPr>
+      </w:pPr>
+      <w:r>
+        <w:rPr>
+          <w:lang w:val="en-US"/>
+        </w:rPr>
+        <w:t xml:space="preserve">        |</w:t>
+      </w:r>
+    </w:p>
+    <w:p>
+      <w:pPr>
+        <w:rPr>
+          <w:lang w:val="en-US"/>
+        </w:rPr>
+      </w:pPr>
+      <w:r>
+        <w:rPr>
+          <w:lang w:val="en-US"/>
+        </w:rPr>
+        <w:t xml:space="preserve">        v</w:t>
+      </w:r>
+    </w:p>
+    <w:p>
+      <w:pPr>
+        <w:rPr>
+          <w:lang w:val="en-US"/>
+        </w:rPr>
+      </w:pPr>
+      <w:r>
+        <w:rPr>
+          <w:lang w:val="en-US"/>
+        </w:rPr>
+        <w:t>Forwards to Social as GET /events with same Authorization header</w:t>
+      </w:r>
+    </w:p>
+    <w:p>
+      <w:pPr>
+        <w:rPr>
+          <w:lang w:val="en-US"/>
+        </w:rPr>
+      </w:pPr>
+      <w:r>
+        <w:rPr>
+          <w:lang w:val="en-US"/>
+        </w:rPr>
+        <w:t>HR Core and Social also validate the token themselves using </w:t>
+      </w:r>
+      <w:proofErr w:type="spellStart"/>
+      <w:r>
+        <w:rPr>
+          <w:lang w:val="en-US"/>
+        </w:rPr>
+        <w:t>SharedJwtGuard</w:t>
+      </w:r>
+      <w:proofErr w:type="spellEnd"/>
+      <w:r>
+        <w:rPr>
+          <w:lang w:val="en-US"/>
+        </w:rPr>
+        <w:t> from packages/shared.</w:t>
+      </w:r>
+    </w:p>
+    <w:p>
+      <w:pPr>
+        <w:rPr>
+          <w:lang w:val="en-US"/>
+        </w:rPr>
+      </w:pPr>
+      <w:r>
+        <w:rPr>
+          <w:lang w:val="en-US"/>
+        </w:rPr>
+        <w:t>That means auth is checked twice:</w:t>
+      </w:r>
+    </w:p>
+    <w:p>
+      <w:pPr>
+        <w:rPr>
+          <w:lang w:val="en-US"/>
+        </w:rPr>
+      </w:pPr>
+      <w:r>
+        <w:rPr>
+          <w:lang w:val="en-US"/>
+        </w:rPr>
+        <w:t>Gateway: "Is this request allowed through the front door?"</w:t>
+      </w:r>
+    </w:p>
+    <w:p>
+      <w:pPr>
+        <w:rPr>
+          <w:lang w:val="en-US"/>
+        </w:rPr>
+      </w:pPr>
+      <w:r>
+        <w:rPr>
+          <w:lang w:val="en-US"/>
+        </w:rPr>
+        <w:t>Service: "Is this token valid for my own protected controllers?"</w:t>
+      </w:r>
+    </w:p>
+    <w:p>
+      <w:pPr>
+        <w:rPr>
+          <w:lang w:val="en-US"/>
+        </w:rPr>
+      </w:pPr>
+      <w:r>
+        <w:rPr>
+          <w:lang w:val="en-US"/>
+        </w:rPr>
+        <w:t>Then </w:t>
+      </w:r>
+      <w:proofErr w:type="spellStart"/>
+      <w:r>
+        <w:rPr>
+          <w:lang w:val="en-US"/>
+        </w:rPr>
+        <w:t>RbacGuard</w:t>
+      </w:r>
+      <w:proofErr w:type="spellEnd"/>
+      <w:r>
+        <w:rPr>
+          <w:lang w:val="en-US"/>
+        </w:rPr>
+        <w:t> checks endpoint roles.</w:t>
+      </w:r>
+    </w:p>
+    <w:p>
+      <w:pPr>
+        <w:rPr>
+          <w:lang w:val="en-US"/>
+        </w:rPr>
+      </w:pPr>
+      <w:r>
+        <w:rPr>
+          <w:lang w:val="en-US"/>
+        </w:rPr>
+        <w:t>@</w:t>
+      </w:r>
+      <w:proofErr w:type="gramStart"/>
+      <w:r>
+        <w:rPr>
+          <w:lang w:val="en-US"/>
+        </w:rPr>
+        <w:t>UseGuards(</w:t>
+      </w:r>
+      <w:proofErr w:type="gramEnd"/>
+      <w:r>
+        <w:rPr>
+          <w:lang w:val="en-US"/>
+        </w:rPr>
+        <w:t xml:space="preserve">SharedJwtGuard, </w:t>
+      </w:r>
+      <w:proofErr w:type="spellStart"/>
+      <w:r>
+        <w:rPr>
+          <w:lang w:val="en-US"/>
+        </w:rPr>
+        <w:t>RbacGuard</w:t>
+      </w:r>
+      <w:proofErr w:type="spellEnd"/>
+      <w:r>
+        <w:rPr>
+          <w:lang w:val="en-US"/>
+        </w:rPr>
+        <w:t>)</w:t>
+      </w:r>
+    </w:p>
+    <w:p>
+      <w:pPr>
+        <w:rPr>
+          <w:lang w:val="en-US"/>
+        </w:rPr>
+      </w:pPr>
+      <w:r>
+        <w:rPr>
+          <w:lang w:val="en-US"/>
+        </w:rPr>
+        <w:t>@</w:t>
+      </w:r>
+      <w:proofErr w:type="gramStart"/>
+      <w:r>
+        <w:rPr>
+          <w:lang w:val="en-US"/>
+        </w:rPr>
+        <w:t>Roles(</w:t>
+      </w:r>
+      <w:proofErr w:type="gramEnd"/>
+      <w:r>
+        <w:rPr>
+          <w:lang w:val="en-US"/>
+        </w:rPr>
+        <w:t>'MANAGER', 'HR_ADMIN')</w:t>
+      </w:r>
+    </w:p>
+    <w:p>
+      <w:pPr>
+        <w:rPr>
+          <w:lang w:val="en-US"/>
+        </w:rPr>
+      </w:pPr>
+      <w:r>
+        <w:rPr>
+          <w:b/>
+          <w:bCs/>
+          <w:lang w:val="en-US"/>
+        </w:rPr>
+        <w:t>How Services Interact</w:t>
+      </w:r>
+    </w:p>
+    <w:p>
+      <w:pPr>
+        <w:rPr>
+          <w:lang w:val="en-US"/>
+        </w:rPr>
+      </w:pPr>
+      <w:r>
+        <w:rPr>
+          <w:lang w:val="en-US"/>
+        </w:rPr>
+        <w:t>Most user-facing calls look like this:</w:t>
+      </w:r>
+    </w:p>
+    <w:p>
+      <w:pPr>
+        <w:rPr>
+          <w:lang w:val="en-US"/>
+        </w:rPr>
+      </w:pPr>
+      <w:r>
+        <w:rPr>
+          <w:lang w:val="en-US"/>
+        </w:rPr>
+        <w:t>React page</w:t>
+      </w:r>
+    </w:p>
+    <w:p>
+      <w:pPr>
+        <w:rPr>
+          <w:lang w:val="en-US"/>
+        </w:rPr>
+      </w:pPr>
+      <w:r>
+        <w:rPr>
+          <w:lang w:val="en-US"/>
+        </w:rPr>
+        <w:t xml:space="preserve">  -&gt; /</w:t>
+      </w:r>
+      <w:proofErr w:type="spellStart"/>
+      <w:r>
+        <w:rPr>
+          <w:lang w:val="en-US"/>
+        </w:rPr>
+        <w:t>api</w:t>
+      </w:r>
+      <w:proofErr w:type="spellEnd"/>
+      <w:r>
+        <w:rPr>
+          <w:lang w:val="en-US"/>
+        </w:rPr>
+        <w:t>/</w:t>
+      </w:r>
+      <w:proofErr w:type="spellStart"/>
+      <w:r>
+        <w:rPr>
+          <w:lang w:val="en-US"/>
+        </w:rPr>
+        <w:t>hr</w:t>
+      </w:r>
+      <w:proofErr w:type="spellEnd"/>
+      <w:r>
+        <w:rPr>
+          <w:lang w:val="en-US"/>
+        </w:rPr>
+        <w:t>/... or /</w:t>
+      </w:r>
+      <w:proofErr w:type="spellStart"/>
+      <w:r>
+        <w:rPr>
+          <w:lang w:val="en-US"/>
+        </w:rPr>
+        <w:t>api</w:t>
+      </w:r>
+      <w:proofErr w:type="spellEnd"/>
+      <w:r>
+        <w:rPr>
+          <w:lang w:val="en-US"/>
+        </w:rPr>
+        <w:t>/social/...</w:t>
+      </w:r>
+    </w:p>
+    <w:p>
+      <w:pPr>
+        <w:rPr>
+          <w:lang w:val="en-US"/>
+        </w:rPr>
+      </w:pPr>
+      <w:r>
+        <w:rPr>
+          <w:lang w:val="en-US"/>
+        </w:rPr>
+        <w:t xml:space="preserve">  -&gt; Gateway</w:t>
+      </w:r>
+    </w:p>
+    <w:p>
+      <w:pPr>
+        <w:rPr>
+          <w:lang w:val="en-US"/>
+        </w:rPr>
+      </w:pPr>
+      <w:r>
+        <w:rPr>
+          <w:lang w:val="en-US"/>
+        </w:rPr>
+        <w:lastRenderedPageBreak/>
+        <w:t xml:space="preserve">  -&gt; target service</w:t>
+      </w:r>
+    </w:p>
+    <w:p>
+      <w:pPr>
+        <w:rPr>
+          <w:lang w:val="en-US"/>
+        </w:rPr>
+      </w:pPr>
+      <w:r>
+        <w:rPr>
+          <w:lang w:val="en-US"/>
+        </w:rPr>
+        <w:t xml:space="preserve">  -&gt; database</w:t>
+      </w:r>
+    </w:p>
+    <w:p>
+      <w:pPr>
+        <w:rPr>
+          <w:lang w:val="en-US"/>
+        </w:rPr>
+      </w:pPr>
+      <w:r>
+        <w:rPr>
+          <w:lang w:val="en-US"/>
+        </w:rPr>
+        <w:t>Social sometimes needs HR information. For example, announcements/events/documents may store an </w:t>
+      </w:r>
+      <w:proofErr w:type="spellStart"/>
+      <w:r>
+        <w:rPr>
+          <w:lang w:val="en-US"/>
+        </w:rPr>
+        <w:t>authorId</w:t>
+      </w:r>
+      <w:proofErr w:type="spellEnd"/>
+      <w:r>
+        <w:rPr>
+          <w:lang w:val="en-US"/>
+        </w:rPr>
+        <w:t> or </w:t>
+      </w:r>
+      <w:proofErr w:type="spellStart"/>
+      <w:r>
+        <w:rPr>
+          <w:lang w:val="en-US"/>
+        </w:rPr>
+        <w:t>organizerId</w:t>
+      </w:r>
+      <w:proofErr w:type="spellEnd"/>
+      <w:r>
+        <w:rPr>
+          <w:lang w:val="en-US"/>
+        </w:rPr>
+        <w:t>, but the UI wants names, departments, teams, etc. Social calls HR Core through an </w:t>
+      </w:r>
+      <w:proofErr w:type="spellStart"/>
+      <w:r>
+        <w:rPr>
+          <w:lang w:val="en-US"/>
+        </w:rPr>
+        <w:t>HrCoreClient</w:t>
+      </w:r>
+      <w:proofErr w:type="spellEnd"/>
+      <w:r>
+        <w:rPr>
+          <w:lang w:val="en-US"/>
+        </w:rPr>
+        <w:t>, forwarding the original JWT and correlation id.</w:t>
+      </w:r>
+    </w:p>
+    <w:p>
+      <w:pPr>
+        <w:rPr>
+          <w:lang w:val="en-US"/>
+        </w:rPr>
+      </w:pPr>
+      <w:r>
+        <w:rPr>
+          <w:lang w:val="en-US"/>
+        </w:rPr>
+        <w:t>Frontend asks Social for announcements</w:t>
+      </w:r>
+    </w:p>
+    <w:p>
+      <w:pPr>
+        <w:rPr>
+          <w:lang w:val="en-US"/>
+        </w:rPr>
+      </w:pPr>
+      <w:r>
+        <w:rPr>
+          <w:lang w:val="en-US"/>
+        </w:rPr>
+        <w:t xml:space="preserve">        |</w:t>
+      </w:r>
+    </w:p>
+    <w:p>
+      <w:pPr>
+        <w:rPr>
+          <w:lang w:val="en-US"/>
+        </w:rPr>
+      </w:pPr>
+      <w:r>
+        <w:rPr>
+          <w:lang w:val="en-US"/>
+        </w:rPr>
+        <w:t xml:space="preserve">        v</w:t>
+      </w:r>
+    </w:p>
+    <w:p>
+      <w:pPr>
+        <w:rPr>
+          <w:lang w:val="en-US"/>
+        </w:rPr>
+      </w:pPr>
+      <w:r>
+        <w:rPr>
+          <w:lang w:val="en-US"/>
+        </w:rPr>
+        <w:t>Social loads announcements from social schema</w:t>
+      </w:r>
+    </w:p>
+    <w:p>
+      <w:pPr>
+        <w:rPr>
+          <w:lang w:val="en-US"/>
+        </w:rPr>
+      </w:pPr>
+      <w:r>
+        <w:rPr>
+          <w:lang w:val="en-US"/>
+        </w:rPr>
+        <w:t xml:space="preserve">        |</w:t>
+      </w:r>
+    </w:p>
+    <w:p>
+      <w:pPr>
+        <w:rPr>
+          <w:lang w:val="en-US"/>
+        </w:rPr>
+      </w:pPr>
+      <w:r>
+        <w:rPr>
+          <w:lang w:val="en-US"/>
+        </w:rPr>
+        <w:t xml:space="preserve">        v</w:t>
+      </w:r>
+    </w:p>
+    <w:p>
+      <w:pPr>
+        <w:rPr>
+          <w:lang w:val="en-US"/>
+        </w:rPr>
+      </w:pPr>
+      <w:r>
+        <w:rPr>
+          <w:lang w:val="en-US"/>
+        </w:rPr>
+        <w:t>Social asks HR Core: "Who are these authors?"</w:t>
+      </w:r>
+    </w:p>
+    <w:p>
+      <w:pPr>
+        <w:rPr>
+          <w:lang w:val="en-US"/>
+        </w:rPr>
+      </w:pPr>
+      <w:r>
+        <w:rPr>
+          <w:lang w:val="en-US"/>
+        </w:rPr>
+        <w:t xml:space="preserve">        |</w:t>
+      </w:r>
+    </w:p>
+    <w:p>
+      <w:pPr>
+        <w:rPr>
+          <w:lang w:val="en-US"/>
+        </w:rPr>
+      </w:pPr>
+      <w:r>
+        <w:rPr>
+          <w:lang w:val="en-US"/>
+        </w:rPr>
+        <w:t xml:space="preserve">        v</w:t>
+      </w:r>
+    </w:p>
+    <w:p>
+      <w:pPr>
+        <w:rPr>
+          <w:lang w:val="en-US"/>
+        </w:rPr>
+      </w:pPr>
+      <w:r>
+        <w:rPr>
+          <w:lang w:val="en-US"/>
+        </w:rPr>
+        <w:t>Social returns enriched response to frontend</w:t>
+      </w:r>
+    </w:p>
+    <w:p>
+      <w:pPr>
+        <w:rPr>
+          <w:lang w:val="en-US"/>
+        </w:rPr>
+      </w:pPr>
+      <w:proofErr w:type="gramStart"/>
+      <w:r>
+        <w:rPr>
+          <w:lang w:val="en-US"/>
+        </w:rPr>
+        <w:t>So</w:t>
+      </w:r>
+      <w:proofErr w:type="gramEnd"/>
+      <w:r>
+        <w:rPr>
+          <w:lang w:val="en-US"/>
+        </w:rPr>
+        <w:t xml:space="preserve"> HR Core remains the source of truth for people/org data; Social owns social records but enriches them from HR.</w:t>
+      </w:r>
+    </w:p>
+    <w:p>
+      <w:pPr>
+        <w:rPr>
+          <w:lang w:val="en-US"/>
+        </w:rPr>
+      </w:pPr>
+      <w:r>
+        <w:rPr>
+          <w:b/>
+          <w:bCs/>
+          <w:lang w:val="en-US"/>
+        </w:rPr>
+        <w:t>Database Shape</w:t>
+      </w:r>
+    </w:p>
+    <w:p>
+      <w:pPr>
+        <w:rPr>
+          <w:lang w:val="en-US"/>
+        </w:rPr>
+      </w:pPr>
+      <w:r>
+        <w:rPr>
+          <w:lang w:val="en-US"/>
+        </w:rPr>
+        <w:t>There is one PostgreSQL database, but separated by schemas:</w:t>
+      </w:r>
+    </w:p>
+    <w:p>
+      <w:pPr>
+        <w:rPr>
+          <w:lang w:val="en-US"/>
+        </w:rPr>
+      </w:pPr>
+      <w:proofErr w:type="spellStart"/>
+      <w:r>
+        <w:rPr>
+          <w:lang w:val="en-US"/>
+        </w:rPr>
+        <w:t>hr_</w:t>
+      </w:r>
+      <w:proofErr w:type="gramStart"/>
+      <w:r>
+        <w:rPr>
+          <w:lang w:val="en-US"/>
+        </w:rPr>
+        <w:t>core</w:t>
+      </w:r>
+      <w:proofErr w:type="spellEnd"/>
+      <w:r>
+        <w:rPr>
+          <w:lang w:val="en-US"/>
+        </w:rPr>
+        <w:t xml:space="preserve">  -</w:t>
+      </w:r>
+      <w:proofErr w:type="gramEnd"/>
+      <w:r>
+        <w:rPr>
+          <w:lang w:val="en-US"/>
+        </w:rPr>
+        <w:t>&gt; HR, identity, org, leave, skills, OKR, notifications</w:t>
+      </w:r>
+    </w:p>
+    <w:p>
+      <w:pPr>
+        <w:rPr>
+          <w:lang w:val="en-US"/>
+        </w:rPr>
+      </w:pPr>
+      <w:r>
+        <w:rPr>
+          <w:lang w:val="en-US"/>
+        </w:rPr>
+        <w:t>social   -&gt; announcements, events, documents, feedback, surveys</w:t>
+      </w:r>
+    </w:p>
+    <w:p>
+      <w:pPr>
+        <w:rPr>
+          <w:lang w:val="en-US"/>
+        </w:rPr>
+      </w:pPr>
+      <w:proofErr w:type="spellStart"/>
+      <w:r>
+        <w:rPr>
+          <w:lang w:val="en-US"/>
+        </w:rPr>
+        <w:t>ai_agent</w:t>
+      </w:r>
+      <w:proofErr w:type="spellEnd"/>
+      <w:r>
+        <w:rPr>
+          <w:lang w:val="en-US"/>
+        </w:rPr>
+        <w:t xml:space="preserve"> -&gt; AI-agent data</w:t>
+      </w:r>
+    </w:p>
+    <w:p>
+      <w:pPr>
+        <w:rPr>
+          <w:lang w:val="en-US"/>
+        </w:rPr>
+      </w:pPr>
+      <w:r>
+        <w:rPr>
+          <w:lang w:val="en-US"/>
+        </w:rPr>
+        <w:t>Prisma is used with multi-schema support. Each service has its own Prisma schema/client focused on its domain.</w:t>
+      </w:r>
+    </w:p>
+    <w:p>
+      <w:pPr>
+        <w:rPr>
+          <w:lang w:val="en-US"/>
+        </w:rPr>
+      </w:pPr>
+      <w:r>
+        <w:rPr>
+          <w:b/>
+          <w:bCs/>
+          <w:lang w:val="en-US"/>
+        </w:rPr>
+        <w:t>Events And Notifications</w:t>
+      </w:r>
+    </w:p>
+    <w:p>
+      <w:pPr>
+        <w:rPr>
+          <w:lang w:val="en-US"/>
+        </w:rPr>
+      </w:pPr>
+      <w:r>
+        <w:rPr>
+          <w:lang w:val="en-US"/>
+        </w:rPr>
+        <w:t>The app also has a domain-event style pattern.</w:t>
+      </w:r>
+    </w:p>
+    <w:p>
+      <w:pPr>
+        <w:rPr>
+          <w:lang w:val="en-US"/>
+        </w:rPr>
+      </w:pPr>
+      <w:r>
+        <w:rPr>
+          <w:lang w:val="en-US"/>
+        </w:rPr>
+        <w:t>For example:</w:t>
+      </w:r>
+    </w:p>
+    <w:p>
+      <w:pPr>
+        <w:rPr>
+          <w:lang w:val="en-US"/>
+        </w:rPr>
+      </w:pPr>
+      <w:r>
+        <w:rPr>
+          <w:lang w:val="en-US"/>
+        </w:rPr>
+        <w:t>Leave request created</w:t>
+      </w:r>
+    </w:p>
+    <w:p>
+      <w:pPr>
+        <w:rPr>
+          <w:lang w:val="en-US"/>
+        </w:rPr>
+      </w:pPr>
+      <w:r>
+        <w:rPr>
+          <w:lang w:val="en-US"/>
+        </w:rPr>
+        <w:t>Promotion approved</w:t>
+      </w:r>
+    </w:p>
+    <w:p>
+      <w:pPr>
+        <w:rPr>
+          <w:lang w:val="en-US"/>
+        </w:rPr>
+      </w:pPr>
+      <w:r>
+        <w:rPr>
+          <w:lang w:val="en-US"/>
+        </w:rPr>
+        <w:t>Document uploaded</w:t>
+      </w:r>
+    </w:p>
+    <w:p>
+      <w:pPr>
+        <w:rPr>
+          <w:lang w:val="en-US"/>
+        </w:rPr>
+      </w:pPr>
+      <w:r>
+        <w:rPr>
+          <w:lang w:val="en-US"/>
+        </w:rPr>
+        <w:t>Event created</w:t>
+      </w:r>
+    </w:p>
+    <w:p>
+      <w:pPr>
+        <w:rPr>
+          <w:lang w:val="en-US"/>
+        </w:rPr>
+      </w:pPr>
+      <w:r>
+        <w:rPr>
+          <w:lang w:val="en-US"/>
+        </w:rPr>
+        <w:lastRenderedPageBreak/>
+        <w:t>A service emits a domain event through the shared event-bus abstraction. Notification logic can listen to these events and create in-app notifications. The web app then receives notifications through polling and SSE streams.</w:t>
+      </w:r>
+    </w:p>
+    <w:p>
+      <w:pPr>
+        <w:rPr>
+          <w:lang w:val="en-US"/>
+        </w:rPr>
+      </w:pPr>
+      <w:r>
+        <w:rPr>
+          <w:lang w:val="en-US"/>
+        </w:rPr>
+        <w:t xml:space="preserve">For </w:t>
+      </w:r>
+      <w:proofErr w:type="spellStart"/>
+      <w:proofErr w:type="gramStart"/>
+      <w:r>
+        <w:rPr>
+          <w:lang w:val="en-US"/>
+        </w:rPr>
+        <w:t>realtime</w:t>
+      </w:r>
+      <w:proofErr w:type="spellEnd"/>
+      <w:proofErr w:type="gramEnd"/>
+      <w:r>
+        <w:rPr>
+          <w:lang w:val="en-US"/>
+        </w:rPr>
+        <w:t xml:space="preserve"> notifications:</w:t>
+      </w:r>
+    </w:p>
+    <w:p>
+      <w:pPr>
+        <w:rPr>
+          <w:lang w:val="en-US"/>
+        </w:rPr>
+      </w:pPr>
+      <w:r>
+        <w:rPr>
+          <w:lang w:val="en-US"/>
+        </w:rPr>
+        <w:t>Frontend opens notification stream</w:t>
+      </w:r>
+    </w:p>
+    <w:p>
+      <w:pPr>
+        <w:rPr>
+          <w:lang w:val="en-US"/>
+        </w:rPr>
+      </w:pPr>
+      <w:r>
+        <w:rPr>
+          <w:lang w:val="en-US"/>
+        </w:rPr>
+        <w:t xml:space="preserve">  -&gt; /</w:t>
+      </w:r>
+      <w:proofErr w:type="spellStart"/>
+      <w:r>
+        <w:rPr>
+          <w:lang w:val="en-US"/>
+        </w:rPr>
+        <w:t>api</w:t>
+      </w:r>
+      <w:proofErr w:type="spellEnd"/>
+      <w:r>
+        <w:rPr>
+          <w:lang w:val="en-US"/>
+        </w:rPr>
+        <w:t>/</w:t>
+      </w:r>
+      <w:proofErr w:type="spellStart"/>
+      <w:r>
+        <w:rPr>
+          <w:lang w:val="en-US"/>
+        </w:rPr>
+        <w:t>hr</w:t>
+      </w:r>
+      <w:proofErr w:type="spellEnd"/>
+      <w:r>
+        <w:rPr>
+          <w:lang w:val="en-US"/>
+        </w:rPr>
+        <w:t>/notifications/</w:t>
+      </w:r>
+      <w:proofErr w:type="spellStart"/>
+      <w:r>
+        <w:rPr>
+          <w:lang w:val="en-US"/>
+        </w:rPr>
+        <w:t>stream?accessToken</w:t>
+      </w:r>
+      <w:proofErr w:type="spellEnd"/>
+      <w:r>
+        <w:rPr>
+          <w:lang w:val="en-US"/>
+        </w:rPr>
+        <w:t>=...</w:t>
+      </w:r>
+    </w:p>
+    <w:p>
+      <w:pPr>
+        <w:rPr>
+          <w:lang w:val="en-US"/>
+        </w:rPr>
+      </w:pPr>
+      <w:r>
+        <w:rPr>
+          <w:lang w:val="en-US"/>
+        </w:rPr>
+        <w:t xml:space="preserve">  -&gt; Gateway validates token from query param</w:t>
+      </w:r>
+    </w:p>
+    <w:p>
+      <w:pPr>
+        <w:rPr>
+          <w:lang w:val="en-US"/>
+        </w:rPr>
+      </w:pPr>
+      <w:r>
+        <w:rPr>
+          <w:lang w:val="en-US"/>
+        </w:rPr>
+        <w:t xml:space="preserve">  -&gt; HR Core SSE controller streams events</w:t>
+      </w:r>
+    </w:p>
+    <w:p>
+      <w:pPr>
+        <w:rPr>
+          <w:lang w:val="en-US"/>
+        </w:rPr>
+      </w:pPr>
+      <w:r>
+        <w:rPr>
+          <w:lang w:val="en-US"/>
+        </w:rPr>
+        <w:t>The query-token pattern exists because browser </w:t>
+      </w:r>
+      <w:proofErr w:type="spellStart"/>
+      <w:r>
+        <w:rPr>
+          <w:lang w:val="en-US"/>
+        </w:rPr>
+        <w:t>EventSource</w:t>
+      </w:r>
+      <w:proofErr w:type="spellEnd"/>
+      <w:r>
+        <w:rPr>
+          <w:lang w:val="en-US"/>
+        </w:rPr>
+        <w:t> cannot easily send custom Authorization headers.</w:t>
+      </w:r>
+    </w:p>
+    <w:p>
+      <w:pPr>
+        <w:rPr>
+          <w:lang w:val="en-US"/>
+        </w:rPr>
+      </w:pPr>
+      <w:r>
+        <w:rPr>
+          <w:b/>
+          <w:bCs/>
+        </w:rPr>
+        <w:t xml:space="preserve">Simple </w:t>
+      </w:r>
+      <w:proofErr w:type="gramStart"/>
+      <w:r>
+        <w:rPr>
+          <w:b/>
+          <w:bCs/>
+        </w:rPr>
+        <w:t>Example:</w:t>
+      </w:r>
+      <w:proofErr w:type="gramEnd"/>
+      <w:r>
+        <w:rPr>
+          <w:b/>
+          <w:bCs/>
+        </w:rPr>
+        <w:t xml:space="preserve"> </w:t>
+      </w:r>
+      <w:proofErr w:type="spellStart"/>
+      <w:r>
+        <w:rPr>
+          <w:b/>
+          <w:bCs/>
+        </w:rPr>
+        <w:t>Viewing</w:t>
+      </w:r>
+      <w:proofErr w:type="spellEnd"/>
+      <w:r>
+        <w:rPr>
+          <w:b/>
+          <w:bCs/>
+        </w:rPr>
+        <w:t xml:space="preserve"> Events</w:t>
+      </w:r>
+    </w:p>
+    <w:p>
+      <w:pPr>
+        <w:rPr>
+          <w:lang w:val="en-US"/>
+        </w:rPr>
+      </w:pPr>
+      <w:r>
+        <w:rPr>
+          <w:lang w:val="en-US"/>
+        </w:rPr>
+        <w:t>1. User logs in.</w:t>
+      </w:r>
+    </w:p>
+    <w:p>
+      <w:pPr>
+        <w:rPr>
+          <w:lang w:val="en-US"/>
+        </w:rPr>
+      </w:pPr>
+      <w:r>
+        <w:rPr>
+          <w:lang w:val="en-US"/>
+        </w:rPr>
+        <w:t>2. HR Core returns JWT.</w:t>
+      </w:r>
+    </w:p>
+    <w:p>
+      <w:pPr>
+        <w:rPr>
+          <w:lang w:val="en-US"/>
+        </w:rPr>
+      </w:pPr>
+      <w:r>
+        <w:rPr>
+          <w:lang w:val="en-US"/>
+        </w:rPr>
+        <w:t>3. React stores/uses JWT.</w:t>
+      </w:r>
+    </w:p>
+    <w:p>
+      <w:pPr>
+        <w:rPr>
+          <w:lang w:val="en-US"/>
+        </w:rPr>
+      </w:pPr>
+      <w:r>
+        <w:rPr>
+          <w:lang w:val="en-US"/>
+        </w:rPr>
+        <w:t>4. React calls GET /</w:t>
+      </w:r>
+      <w:proofErr w:type="spellStart"/>
+      <w:r>
+        <w:rPr>
+          <w:lang w:val="en-US"/>
+        </w:rPr>
+        <w:t>api</w:t>
+      </w:r>
+      <w:proofErr w:type="spellEnd"/>
+      <w:r>
+        <w:rPr>
+          <w:lang w:val="en-US"/>
+        </w:rPr>
+        <w:t>/social/events.</w:t>
+      </w:r>
+    </w:p>
+    <w:p>
+      <w:pPr>
+        <w:rPr>
+          <w:lang w:val="en-US"/>
+        </w:rPr>
+      </w:pPr>
+      <w:r>
+        <w:rPr>
+          <w:lang w:val="en-US"/>
+        </w:rPr>
+        <w:t>5. Gateway validates JWT.</w:t>
+      </w:r>
+    </w:p>
+    <w:p>
+      <w:pPr>
+        <w:rPr>
+          <w:lang w:val="en-US"/>
+        </w:rPr>
+      </w:pPr>
+      <w:r>
+        <w:rPr>
+          <w:lang w:val="en-US"/>
+        </w:rPr>
+        <w:t>6. Gateway forwards to Social /events.</w:t>
+      </w:r>
+    </w:p>
+    <w:p>
+      <w:pPr>
+        <w:rPr>
+          <w:lang w:val="en-US"/>
+        </w:rPr>
+      </w:pPr>
+      <w:r>
+        <w:rPr>
+          <w:lang w:val="en-US"/>
+        </w:rPr>
+        <w:t>7. Social validates JWT again.</w:t>
+      </w:r>
+    </w:p>
+    <w:p>
+      <w:pPr>
+        <w:rPr>
+          <w:lang w:val="en-US"/>
+        </w:rPr>
+      </w:pPr>
+      <w:r>
+        <w:rPr>
+          <w:lang w:val="en-US"/>
+        </w:rPr>
+        <w:t>8. Social checks roles: EMPLOYEE/MANAGER/HR_ADMIN/EXECUTIVE.</w:t>
+      </w:r>
+    </w:p>
+    <w:p>
+      <w:pPr>
+        <w:rPr>
+          <w:lang w:val="en-US"/>
+        </w:rPr>
+      </w:pPr>
+      <w:r>
+        <w:rPr>
+          <w:lang w:val="en-US"/>
+        </w:rPr>
+        <w:t xml:space="preserve">9. Social </w:t>
+      </w:r>
+      <w:proofErr w:type="gramStart"/>
+      <w:r>
+        <w:rPr>
+          <w:lang w:val="en-US"/>
+        </w:rPr>
+        <w:t>reads</w:t>
+      </w:r>
+      <w:proofErr w:type="gramEnd"/>
+      <w:r>
+        <w:rPr>
+          <w:lang w:val="en-US"/>
+        </w:rPr>
+        <w:t xml:space="preserve"> events from social DB.</w:t>
+      </w:r>
+    </w:p>
+    <w:p>
+      <w:pPr>
+        <w:rPr>
+          <w:lang w:val="en-US"/>
+        </w:rPr>
+      </w:pPr>
+      <w:r>
+        <w:rPr>
+          <w:lang w:val="en-US"/>
+        </w:rPr>
+        <w:t>10. Social may call HR Core to enrich organizer names.</w:t>
+      </w:r>
+    </w:p>
+    <w:p>
+      <w:pPr>
+        <w:rPr>
+          <w:lang w:val="en-US"/>
+        </w:rPr>
+      </w:pPr>
+      <w:r>
+        <w:rPr>
+          <w:lang w:val="en-US"/>
+        </w:rPr>
+        <w:t>11. Response goes back through gateway to React.</w:t>
+      </w:r>
+    </w:p>
+    <w:p>
+      <w:pPr>
+        <w:rPr>
+          <w:b/>
+          <w:bCs/>
+          <w:lang w:val="en-US"/>
+        </w:rPr>
+      </w:pPr>
+      <w:r>
+        <w:rPr>
+          <w:b/>
+          <w:bCs/>
+          <w:lang w:val="en-US"/>
+        </w:rPr>
+        <w:t>Simple Example: Creating A Promotion Request</w:t>
+      </w:r>
+    </w:p>
+    <w:p>
+      <w:pPr>
+        <w:rPr>
+          <w:lang w:val="en-US"/>
+        </w:rPr>
+      </w:pPr>
+      <w:r>
+        <w:rPr>
+          <w:lang w:val="en-US"/>
+        </w:rPr>
+        <w:t>1. Manager submits promotion from React.</w:t>
+      </w:r>
+    </w:p>
+    <w:p>
+      <w:pPr>
+        <w:rPr>
+          <w:lang w:val="en-US"/>
+        </w:rPr>
+      </w:pPr>
+      <w:r>
+        <w:rPr>
+          <w:lang w:val="en-US"/>
+        </w:rPr>
+        <w:t>2. React calls /</w:t>
+      </w:r>
+      <w:proofErr w:type="spellStart"/>
+      <w:r>
+        <w:rPr>
+          <w:lang w:val="en-US"/>
+        </w:rPr>
+        <w:t>api</w:t>
+      </w:r>
+      <w:proofErr w:type="spellEnd"/>
+      <w:r>
+        <w:rPr>
+          <w:lang w:val="en-US"/>
+        </w:rPr>
+        <w:t>/</w:t>
+      </w:r>
+      <w:proofErr w:type="spellStart"/>
+      <w:r>
+        <w:rPr>
+          <w:lang w:val="en-US"/>
+        </w:rPr>
+        <w:t>hr</w:t>
+      </w:r>
+      <w:proofErr w:type="spellEnd"/>
+      <w:r>
+        <w:rPr>
+          <w:lang w:val="en-US"/>
+        </w:rPr>
+        <w:t>/promotion-requests.</w:t>
+      </w:r>
+    </w:p>
+    <w:p>
+      <w:pPr>
+        <w:rPr>
+          <w:lang w:val="en-US"/>
+        </w:rPr>
+      </w:pPr>
+      <w:r>
+        <w:rPr>
+          <w:lang w:val="en-US"/>
+        </w:rPr>
+        <w:t>3. Gateway validates token.</w:t>
+      </w:r>
+    </w:p>
+    <w:p>
+      <w:pPr>
+        <w:rPr>
+          <w:lang w:val="en-US"/>
+        </w:rPr>
+      </w:pPr>
+      <w:r>
+        <w:rPr>
+          <w:lang w:val="en-US"/>
+        </w:rPr>
+        <w:t xml:space="preserve">4. HR Core validates </w:t>
+      </w:r>
+      <w:proofErr w:type="gramStart"/>
+      <w:r>
+        <w:rPr>
+          <w:lang w:val="en-US"/>
+        </w:rPr>
+        <w:t>token</w:t>
+      </w:r>
+      <w:proofErr w:type="gramEnd"/>
+      <w:r>
+        <w:rPr>
+          <w:lang w:val="en-US"/>
+        </w:rPr>
+        <w:t xml:space="preserve"> again.</w:t>
+      </w:r>
+    </w:p>
+    <w:p>
+      <w:pPr>
+        <w:rPr>
+          <w:lang w:val="en-US"/>
+        </w:rPr>
+      </w:pPr>
+      <w:r>
+        <w:rPr>
+          <w:lang w:val="en-US"/>
+        </w:rPr>
+        <w:t xml:space="preserve">5. </w:t>
+      </w:r>
+      <w:proofErr w:type="spellStart"/>
+      <w:r>
+        <w:rPr>
+          <w:lang w:val="en-US"/>
+        </w:rPr>
+        <w:t>RbacGuard</w:t>
+      </w:r>
+      <w:proofErr w:type="spellEnd"/>
+      <w:r>
+        <w:rPr>
+          <w:lang w:val="en-US"/>
+        </w:rPr>
+        <w:t xml:space="preserve"> checks MANAGER/HR_ADMIN access.</w:t>
+      </w:r>
+    </w:p>
+    <w:p>
+      <w:pPr>
+        <w:rPr>
+          <w:lang w:val="en-US"/>
+        </w:rPr>
+      </w:pPr>
+      <w:r>
+        <w:rPr>
+          <w:lang w:val="en-US"/>
+        </w:rPr>
+        <w:t>6. Service checks actual scope: department/team ownership.</w:t>
+      </w:r>
+    </w:p>
+    <w:p>
+      <w:pPr>
+        <w:rPr>
+          <w:lang w:val="en-US"/>
+        </w:rPr>
+      </w:pPr>
+      <w:r>
+        <w:rPr>
+          <w:lang w:val="en-US"/>
+        </w:rPr>
+        <w:t xml:space="preserve">7. HR Core writes promotion request in </w:t>
+      </w:r>
+      <w:proofErr w:type="spellStart"/>
+      <w:r>
+        <w:rPr>
+          <w:lang w:val="en-US"/>
+        </w:rPr>
+        <w:t>hr_core</w:t>
+      </w:r>
+      <w:proofErr w:type="spellEnd"/>
+      <w:r>
+        <w:rPr>
+          <w:lang w:val="en-US"/>
+        </w:rPr>
+        <w:t xml:space="preserve"> schema.</w:t>
+      </w:r>
+    </w:p>
+    <w:p>
+      <w:pPr>
+        <w:rPr>
+          <w:lang w:val="en-US"/>
+        </w:rPr>
+      </w:pPr>
+      <w:r>
+        <w:rPr>
+          <w:lang w:val="en-US"/>
+        </w:rPr>
+        <w:t>8. Domain event may trigger notification logic.</w:t>
+      </w:r>
+    </w:p>
+    <w:p>
+      <w:pPr>
+        <w:rPr>
+          <w:lang w:val="en-US"/>
+        </w:rPr>
+      </w:pPr>
+    </w:p>
+    <w:p>
+      <w:r>
+        <w:lastRenderedPageBreak/>
+        <w:t xml:space="preserve">The important distinction </w:t>
+      </w:r>
+      <w:proofErr w:type="spellStart"/>
+      <w:proofErr w:type="gramStart"/>
+      <w:r>
+        <w:t>is</w:t>
+      </w:r>
+      <w:proofErr w:type="spellEnd"/>
+      <w:r>
+        <w:t>:</w:t>
+      </w:r>
+      <w:proofErr w:type="gramEnd"/>
+    </w:p>
+    <w:p>
+      <w:pPr>
+        <w:rPr>
+          <w:lang w:val="en-US"/>
+        </w:rPr>
+      </w:pPr>
+      <w:r>
+        <w:rPr>
+          <w:lang w:val="en-US"/>
+        </w:rPr>
+        <w:t>Roles say what kind of user you are.</w:t>
+      </w:r>
+    </w:p>
+    <w:p>
+      <w:pPr>
+        <w:rPr>
+          <w:lang w:val="en-US"/>
+        </w:rPr>
+      </w:pPr>
+      <w:r>
+        <w:rPr>
+          <w:lang w:val="en-US"/>
+        </w:rPr>
+        <w:t>Scopes say where you are allowed to act.</w:t>
+      </w:r>
+    </w:p>
+    <w:p>
+      <w:pPr>
+        <w:rPr>
+          <w:lang w:val="en-US"/>
+        </w:rPr>
+      </w:pPr>
+      <w:proofErr w:type="gramStart"/>
+      <w:r>
+        <w:rPr>
+          <w:lang w:val="en-US"/>
+        </w:rPr>
+        <w:t>So</w:t>
+      </w:r>
+      <w:proofErr w:type="gramEnd"/>
+      <w:r>
+        <w:rPr>
+          <w:lang w:val="en-US"/>
+        </w:rPr>
+        <w:t xml:space="preserve"> a manager may have the MANAGER role, but still only manage employees in their own department/team.</w:t>
+      </w:r>
+    </w:p>
+    <w:p>
+      <w:pPr>
+        <w:pBdr>
+          <w:bottom w:val="single" w:sz="6" w:space="1" w:color="auto"/>
+        </w:pBdr>
+        <w:rPr>
+          <w:lang w:val="en-US"/>
+        </w:rPr>
+      </w:pPr>
+    </w:p>
+    <w:p>
+      <w:pPr>
+        <w:rPr>
+          <w:lang w:val="en-US"/>
+        </w:rPr>
+      </w:pPr>
+      <w:r>
+        <w:rPr>
+          <w:lang w:val="en-US"/>
+        </w:rPr>
+        <w:t xml:space="preserve">AI-module </w:t>
+      </w:r>
+      <w:proofErr w:type="gramStart"/>
+      <w:r>
+        <w:rPr>
+          <w:lang w:val="en-US"/>
+        </w:rPr>
+        <w:t>architecture :</w:t>
+      </w:r>
+      <w:proofErr w:type="gramEnd"/>
+    </w:p>
+    <w:p>
+      <w:pPr>
+        <w:rPr>
+          <w:lang w:val="en-US"/>
+        </w:rPr>
+      </w:pPr>
+      <w:r>
+        <w:rPr>
+          <w:lang w:val="en-US"/>
+        </w:rPr>
+        <w:t>The AI module architecture is a </w:t>
+      </w:r>
+      <w:r>
+        <w:rPr>
+          <w:b/>
+          <w:bCs/>
+          <w:lang w:val="en-US"/>
+        </w:rPr>
+        <w:t>supervisor-led multi-agent state machine</w:t>
+      </w:r>
+      <w:r>
+        <w:rPr>
+          <w:lang w:val="en-US"/>
+        </w:rPr>
+        <w:t> inside apps/ai-agentic.</w:t>
+      </w:r>
+    </w:p>
+    <w:p>
+      <w:pPr>
+        <w:rPr>
+          <w:lang w:val="en-US"/>
+        </w:rPr>
+      </w:pPr>
+      <w:r>
+        <w:rPr>
+          <w:lang w:val="en-US"/>
+        </w:rPr>
+        <w:t>User</w:t>
+      </w:r>
+    </w:p>
+    <w:p>
+      <w:pPr>
+        <w:rPr>
+          <w:lang w:val="en-US"/>
+        </w:rPr>
+      </w:pPr>
+      <w:r>
+        <w:rPr>
+          <w:lang w:val="en-US"/>
+        </w:rPr>
+        <w:t xml:space="preserve">  ↓</w:t>
+      </w:r>
+    </w:p>
+    <w:p>
+      <w:pPr>
+        <w:rPr>
+          <w:lang w:val="en-US"/>
+        </w:rPr>
+      </w:pPr>
+      <w:r>
+        <w:rPr>
+          <w:lang w:val="en-US"/>
+        </w:rPr>
+        <w:t>Web AI Assistant</w:t>
+      </w:r>
+    </w:p>
+    <w:p>
+      <w:pPr>
+        <w:rPr>
+          <w:lang w:val="en-US"/>
+        </w:rPr>
+      </w:pPr>
+      <w:r>
+        <w:rPr>
+          <w:lang w:val="en-US"/>
+        </w:rPr>
+        <w:t xml:space="preserve">  ↓</w:t>
+      </w:r>
+    </w:p>
+    <w:p>
+      <w:pPr>
+        <w:rPr>
+          <w:lang w:val="en-US"/>
+        </w:rPr>
+      </w:pPr>
+      <w:r>
+        <w:rPr>
+          <w:lang w:val="en-US"/>
+        </w:rPr>
+        <w:t>API Gateway /</w:t>
+      </w:r>
+      <w:proofErr w:type="spellStart"/>
+      <w:r>
+        <w:rPr>
+          <w:lang w:val="en-US"/>
+        </w:rPr>
+        <w:t>api</w:t>
+      </w:r>
+      <w:proofErr w:type="spellEnd"/>
+      <w:r>
+        <w:rPr>
+          <w:lang w:val="en-US"/>
+        </w:rPr>
+        <w:t>/ai/*</w:t>
+      </w:r>
+    </w:p>
+    <w:p>
+      <w:pPr>
+        <w:rPr>
+          <w:lang w:val="en-US"/>
+        </w:rPr>
+      </w:pPr>
+      <w:r>
+        <w:rPr>
+          <w:lang w:val="en-US"/>
+        </w:rPr>
+        <w:t xml:space="preserve">  ↓</w:t>
+      </w:r>
+    </w:p>
+    <w:p>
+      <w:pPr>
+        <w:rPr>
+          <w:lang w:val="en-US"/>
+        </w:rPr>
+      </w:pPr>
+      <w:r>
+        <w:rPr>
+          <w:lang w:val="en-US"/>
+        </w:rPr>
+        <w:t>AI Agentic Service</w:t>
+      </w:r>
+    </w:p>
+    <w:p>
+      <w:pPr>
+        <w:rPr>
+          <w:lang w:val="en-US"/>
+        </w:rPr>
+      </w:pPr>
+      <w:r>
+        <w:rPr>
+          <w:lang w:val="en-US"/>
+        </w:rPr>
+        <w:t xml:space="preserve">  ↓</w:t>
+      </w:r>
+    </w:p>
+    <w:p>
+      <w:pPr>
+        <w:rPr>
+          <w:lang w:val="en-US"/>
+        </w:rPr>
+      </w:pPr>
+      <w:r>
+        <w:rPr>
+          <w:lang w:val="en-US"/>
+        </w:rPr>
+        <w:t>Conversation Service</w:t>
+      </w:r>
+    </w:p>
+    <w:p>
+      <w:pPr>
+        <w:rPr>
+          <w:lang w:val="en-US"/>
+        </w:rPr>
+      </w:pPr>
+      <w:r>
+        <w:rPr>
+          <w:lang w:val="en-US"/>
+        </w:rPr>
+        <w:t xml:space="preserve">  ↓</w:t>
+      </w:r>
+    </w:p>
+    <w:p>
+      <w:pPr>
+        <w:rPr>
+          <w:lang w:val="en-US"/>
+        </w:rPr>
+      </w:pPr>
+      <w:proofErr w:type="gramStart"/>
+      <w:r>
+        <w:rPr>
+          <w:lang w:val="en-US"/>
+        </w:rPr>
+        <w:t>Supervisor</w:t>
+      </w:r>
+      <w:proofErr w:type="gramEnd"/>
+      <w:r>
+        <w:rPr>
+          <w:lang w:val="en-US"/>
+        </w:rPr>
+        <w:t xml:space="preserve"> Agent</w:t>
+      </w:r>
+    </w:p>
+    <w:p>
+      <w:pPr>
+        <w:rPr>
+          <w:lang w:val="en-US"/>
+        </w:rPr>
+      </w:pPr>
+      <w:r>
+        <w:rPr>
+          <w:lang w:val="en-US"/>
+        </w:rPr>
+        <w:t xml:space="preserve">  ↓</w:t>
+      </w:r>
+    </w:p>
+    <w:p>
+      <w:pPr>
+        <w:rPr>
+          <w:lang w:val="en-US"/>
+        </w:rPr>
+      </w:pPr>
+      <w:r>
+        <w:rPr>
+          <w:lang w:val="en-US"/>
+        </w:rPr>
+        <w:t>Guardrails + Intent Classifier</w:t>
+      </w:r>
+    </w:p>
+    <w:p>
+      <w:pPr>
+        <w:rPr>
+          <w:lang w:val="en-US"/>
+        </w:rPr>
+      </w:pPr>
+      <w:r>
+        <w:rPr>
+          <w:lang w:val="en-US"/>
+        </w:rPr>
+        <w:t xml:space="preserve">  ↓</w:t>
+      </w:r>
+    </w:p>
+    <w:p>
+      <w:pPr>
+        <w:rPr>
+          <w:lang w:val="en-US"/>
+        </w:rPr>
+      </w:pPr>
+      <w:r>
+        <w:rPr>
+          <w:lang w:val="en-US"/>
+        </w:rPr>
+        <w:t>Specialist Agent(s)</w:t>
+      </w:r>
+    </w:p>
+    <w:p>
+      <w:pPr>
+        <w:rPr>
+          <w:lang w:val="en-US"/>
+        </w:rPr>
+      </w:pPr>
+      <w:r>
+        <w:rPr>
+          <w:lang w:val="en-US"/>
+        </w:rPr>
+        <w:t xml:space="preserve">  ↓</w:t>
+      </w:r>
+    </w:p>
+    <w:p>
+      <w:pPr>
+        <w:rPr>
+          <w:lang w:val="en-US"/>
+        </w:rPr>
+      </w:pPr>
+      <w:r>
+        <w:rPr>
+          <w:lang w:val="en-US"/>
+        </w:rPr>
+        <w:t>Final Answer Node</w:t>
+      </w:r>
+    </w:p>
+    <w:p>
+      <w:pPr>
+        <w:rPr>
+          <w:lang w:val="en-US"/>
+        </w:rPr>
+      </w:pPr>
+      <w:r>
+        <w:rPr>
+          <w:lang w:val="en-US"/>
+        </w:rPr>
+        <w:t xml:space="preserve">  ↓</w:t>
+      </w:r>
+    </w:p>
+    <w:p>
+      <w:pPr>
+        <w:rPr>
+          <w:lang w:val="en-US"/>
+        </w:rPr>
+      </w:pPr>
+      <w:r>
+        <w:rPr>
+          <w:lang w:val="en-US"/>
+        </w:rPr>
+        <w:t>Persisted answer + audit trail</w:t>
+      </w:r>
+    </w:p>
+    <w:p>
+      <w:r>
+        <w:rPr>
+          <w:b/>
+          <w:bCs/>
+        </w:rPr>
+        <w:t>Main Components</w:t>
+      </w:r>
+    </w:p>
+    <w:p>
+      <w:pPr>
+        <w:numPr>
+          <w:ilvl w:val="0"/>
+          <w:numId w:val="6"/>
+        </w:numPr>
+      </w:pPr>
+      <w:r>
+        <w:rPr>
+          <w:b/>
+          <w:bCs/>
+        </w:rPr>
+        <w:t>Web UI</w:t>
+      </w:r>
+    </w:p>
+    <w:p>
+      <w:pPr>
+        <w:numPr>
+          <w:ilvl w:val="1"/>
+          <w:numId w:val="6"/>
+        </w:numPr>
+      </w:pPr>
+      <w:r>
+        <w:t>apps/web/src/pages/ai-</w:t>
+      </w:r>
+      <w:proofErr w:type="spellStart"/>
+      <w:r>
+        <w:t>assistant.tsx</w:t>
+      </w:r>
+      <w:proofErr w:type="spellEnd"/>
+    </w:p>
+    <w:p>
+      <w:pPr>
+        <w:numPr>
+          <w:ilvl w:val="1"/>
+          <w:numId w:val="6"/>
+        </w:numPr>
+        <w:rPr>
+          <w:lang w:val="en-US"/>
+        </w:rPr>
+      </w:pPr>
+      <w:proofErr w:type="spellStart"/>
+      <w:proofErr w:type="gramStart"/>
+      <w:r>
+        <w:rPr>
+          <w:lang w:val="en-US"/>
+        </w:rPr>
+        <w:t>Lets</w:t>
+      </w:r>
+      <w:proofErr w:type="spellEnd"/>
+      <w:proofErr w:type="gramEnd"/>
+      <w:r>
+        <w:rPr>
+          <w:lang w:val="en-US"/>
+        </w:rPr>
+        <w:t xml:space="preserve"> users start, resume, archive/delete, and rate AI conversations.</w:t>
+      </w:r>
+    </w:p>
+    <w:p>
+      <w:pPr>
+        <w:numPr>
+          <w:ilvl w:val="1"/>
+          <w:numId w:val="6"/>
+        </w:numPr>
+        <w:rPr>
+          <w:lang w:val="en-US"/>
+        </w:rPr>
+      </w:pPr>
+      <w:r>
+        <w:rPr>
+          <w:lang w:val="en-US"/>
+        </w:rPr>
+        <w:lastRenderedPageBreak/>
+        <w:t>Talks only through the gateway /</w:t>
+      </w:r>
+      <w:proofErr w:type="spellStart"/>
+      <w:r>
+        <w:rPr>
+          <w:lang w:val="en-US"/>
+        </w:rPr>
+        <w:t>api</w:t>
+      </w:r>
+      <w:proofErr w:type="spellEnd"/>
+      <w:r>
+        <w:rPr>
+          <w:lang w:val="en-US"/>
+        </w:rPr>
+        <w:t>/ai/*.</w:t>
+      </w:r>
+    </w:p>
+    <w:p>
+      <w:pPr>
+        <w:numPr>
+          <w:ilvl w:val="0"/>
+          <w:numId w:val="6"/>
+        </w:numPr>
+      </w:pPr>
+      <w:r>
+        <w:rPr>
+          <w:b/>
+          <w:bCs/>
+        </w:rPr>
+        <w:t>API Gateway</w:t>
+      </w:r>
+    </w:p>
+    <w:p>
+      <w:pPr>
+        <w:numPr>
+          <w:ilvl w:val="1"/>
+          <w:numId w:val="6"/>
+        </w:numPr>
+        <w:rPr>
+          <w:lang w:val="en-US"/>
+        </w:rPr>
+      </w:pPr>
+      <w:r>
+        <w:rPr>
+          <w:lang w:val="en-US"/>
+        </w:rPr>
+        <w:t xml:space="preserve">Proxies AI </w:t>
+      </w:r>
+      <w:proofErr w:type="gramStart"/>
+      <w:r>
+        <w:rPr>
+          <w:lang w:val="en-US"/>
+        </w:rPr>
+        <w:t>requests to</w:t>
+      </w:r>
+      <w:proofErr w:type="gramEnd"/>
+      <w:r>
+        <w:rPr>
+          <w:lang w:val="en-US"/>
+        </w:rPr>
+        <w:t> apps/ai-agentic.</w:t>
+      </w:r>
+    </w:p>
+    <w:p>
+      <w:pPr>
+        <w:numPr>
+          <w:ilvl w:val="1"/>
+          <w:numId w:val="6"/>
+        </w:numPr>
+        <w:rPr>
+          <w:lang w:val="en-US"/>
+        </w:rPr>
+      </w:pPr>
+      <w:r>
+        <w:rPr>
+          <w:lang w:val="en-US"/>
+        </w:rPr>
+        <w:t>Keeps the frontend using one API base URL.</w:t>
+      </w:r>
+    </w:p>
+    <w:p>
+      <w:pPr>
+        <w:numPr>
+          <w:ilvl w:val="0"/>
+          <w:numId w:val="6"/>
+        </w:numPr>
+      </w:pPr>
+      <w:r>
+        <w:rPr>
+          <w:b/>
+          <w:bCs/>
+        </w:rPr>
+        <w:t xml:space="preserve">AI </w:t>
+      </w:r>
+      <w:proofErr w:type="spellStart"/>
+      <w:r>
+        <w:rPr>
+          <w:b/>
+          <w:bCs/>
+        </w:rPr>
+        <w:t>Agentic</w:t>
+      </w:r>
+      <w:proofErr w:type="spellEnd"/>
+      <w:r>
+        <w:rPr>
+          <w:b/>
+          <w:bCs/>
+        </w:rPr>
+        <w:t xml:space="preserve"> Service</w:t>
+      </w:r>
+    </w:p>
+    <w:p>
+      <w:pPr>
+        <w:numPr>
+          <w:ilvl w:val="1"/>
+          <w:numId w:val="6"/>
+        </w:numPr>
+      </w:pPr>
+      <w:proofErr w:type="spellStart"/>
+      <w:r>
+        <w:t>NestJS</w:t>
+      </w:r>
+      <w:proofErr w:type="spellEnd"/>
+      <w:r>
+        <w:t xml:space="preserve"> service on port 3003.</w:t>
+      </w:r>
+    </w:p>
+    <w:p>
+      <w:pPr>
+        <w:numPr>
+          <w:ilvl w:val="1"/>
+          <w:numId w:val="6"/>
+        </w:numPr>
+        <w:rPr>
+          <w:lang w:val="en-US"/>
+        </w:rPr>
+      </w:pPr>
+      <w:r>
+        <w:rPr>
+          <w:lang w:val="en-US"/>
+        </w:rPr>
+        <w:t>Owns conversations, routing, safety, audit logs, feedback, governance, and health.</w:t>
+      </w:r>
+    </w:p>
+    <w:p>
+      <w:pPr>
+        <w:numPr>
+          <w:ilvl w:val="0"/>
+          <w:numId w:val="6"/>
+        </w:numPr>
+      </w:pPr>
+      <w:r>
+        <w:rPr>
+          <w:b/>
+          <w:bCs/>
+        </w:rPr>
+        <w:t>Conversation Layer</w:t>
+      </w:r>
+    </w:p>
+    <w:p>
+      <w:pPr>
+        <w:numPr>
+          <w:ilvl w:val="1"/>
+          <w:numId w:val="6"/>
+        </w:numPr>
+      </w:pPr>
+      <w:proofErr w:type="spellStart"/>
+      <w:r>
+        <w:t>Creates</w:t>
+      </w:r>
+      <w:proofErr w:type="spellEnd"/>
+      <w:r>
+        <w:t xml:space="preserve"> conversations and messages.</w:t>
+      </w:r>
+    </w:p>
+    <w:p>
+      <w:pPr>
+        <w:numPr>
+          <w:ilvl w:val="1"/>
+          <w:numId w:val="6"/>
+        </w:numPr>
+        <w:rPr>
+          <w:lang w:val="en-US"/>
+        </w:rPr>
+      </w:pPr>
+      <w:r>
+        <w:rPr>
+          <w:lang w:val="en-US"/>
+        </w:rPr>
+        <w:t>Loads prior context for follow-up questions.</w:t>
+      </w:r>
+    </w:p>
+    <w:p>
+      <w:pPr>
+        <w:numPr>
+          <w:ilvl w:val="1"/>
+          <w:numId w:val="6"/>
+        </w:numPr>
+      </w:pPr>
+      <w:r>
+        <w:t xml:space="preserve">Blocks </w:t>
+      </w:r>
+      <w:proofErr w:type="spellStart"/>
+      <w:r>
+        <w:t>deleted</w:t>
+      </w:r>
+      <w:proofErr w:type="spellEnd"/>
+      <w:r>
+        <w:t>/</w:t>
+      </w:r>
+      <w:proofErr w:type="spellStart"/>
+      <w:r>
+        <w:t>archived</w:t>
+      </w:r>
+      <w:proofErr w:type="spellEnd"/>
+      <w:r>
+        <w:t xml:space="preserve"> </w:t>
+      </w:r>
+      <w:proofErr w:type="spellStart"/>
+      <w:r>
+        <w:t>misuse</w:t>
+      </w:r>
+      <w:proofErr w:type="spellEnd"/>
+      <w:r>
+        <w:t>.</w:t>
+      </w:r>
+    </w:p>
+    <w:p>
+      <w:pPr>
+        <w:numPr>
+          <w:ilvl w:val="1"/>
+          <w:numId w:val="6"/>
+        </w:numPr>
+      </w:pPr>
+      <w:r>
+        <w:t xml:space="preserve">Stores assistant messages, sources, </w:t>
+      </w:r>
+      <w:proofErr w:type="spellStart"/>
+      <w:r>
+        <w:t>routing</w:t>
+      </w:r>
+      <w:proofErr w:type="spellEnd"/>
+      <w:r>
+        <w:t xml:space="preserve"> trace, </w:t>
+      </w:r>
+      <w:proofErr w:type="spellStart"/>
+      <w:r>
+        <w:t>status</w:t>
+      </w:r>
+      <w:proofErr w:type="spellEnd"/>
+      <w:r>
+        <w:t>.</w:t>
+      </w:r>
+    </w:p>
+    <w:p>
+      <w:pPr>
+        <w:numPr>
+          <w:ilvl w:val="0"/>
+          <w:numId w:val="6"/>
+        </w:numPr>
+      </w:pPr>
+      <w:proofErr w:type="spellStart"/>
+      <w:r>
+        <w:rPr>
+          <w:b/>
+          <w:bCs/>
+        </w:rPr>
+        <w:t>Supervisor</w:t>
+      </w:r>
+      <w:proofErr w:type="spellEnd"/>
+      <w:r>
+        <w:rPr>
+          <w:b/>
+          <w:bCs/>
+        </w:rPr>
+        <w:t xml:space="preserve"> Agent</w:t>
+      </w:r>
+    </w:p>
+    <w:p>
+      <w:pPr>
+        <w:numPr>
+          <w:ilvl w:val="1"/>
+          <w:numId w:val="6"/>
+        </w:numPr>
+      </w:pPr>
+      <w:r>
+        <w:t xml:space="preserve">Central </w:t>
+      </w:r>
+      <w:proofErr w:type="spellStart"/>
+      <w:r>
+        <w:t>orchestrator</w:t>
+      </w:r>
+      <w:proofErr w:type="spellEnd"/>
+      <w:r>
+        <w:t>.</w:t>
+      </w:r>
+    </w:p>
+    <w:p>
+      <w:pPr>
+        <w:numPr>
+          <w:ilvl w:val="1"/>
+          <w:numId w:val="6"/>
+        </w:numPr>
+      </w:pPr>
+      <w:proofErr w:type="spellStart"/>
+      <w:r>
+        <w:t>Evaluates</w:t>
+      </w:r>
+      <w:proofErr w:type="spellEnd"/>
+      <w:r>
+        <w:t xml:space="preserve"> </w:t>
+      </w:r>
+      <w:proofErr w:type="spellStart"/>
+      <w:r>
+        <w:t>safety</w:t>
+      </w:r>
+      <w:proofErr w:type="spellEnd"/>
+      <w:r>
+        <w:t xml:space="preserve"> </w:t>
+      </w:r>
+      <w:proofErr w:type="spellStart"/>
+      <w:r>
+        <w:t>guardrails</w:t>
+      </w:r>
+      <w:proofErr w:type="spellEnd"/>
+      <w:r>
+        <w:t>.</w:t>
+      </w:r>
+    </w:p>
+    <w:p>
+      <w:pPr>
+        <w:numPr>
+          <w:ilvl w:val="1"/>
+          <w:numId w:val="6"/>
+        </w:numPr>
+      </w:pPr>
+      <w:proofErr w:type="gramStart"/>
+      <w:r>
+        <w:t>Classifies</w:t>
+      </w:r>
+      <w:proofErr w:type="gramEnd"/>
+      <w:r>
+        <w:t xml:space="preserve"> user </w:t>
+      </w:r>
+      <w:proofErr w:type="spellStart"/>
+      <w:r>
+        <w:t>intent</w:t>
+      </w:r>
+      <w:proofErr w:type="spellEnd"/>
+      <w:r>
+        <w:t>.</w:t>
+      </w:r>
+    </w:p>
+    <w:p>
+      <w:pPr>
+        <w:numPr>
+          <w:ilvl w:val="1"/>
+          <w:numId w:val="6"/>
+        </w:numPr>
+      </w:pPr>
+      <w:proofErr w:type="spellStart"/>
+      <w:r>
+        <w:t>Decides</w:t>
+      </w:r>
+      <w:proofErr w:type="spellEnd"/>
+      <w:r>
+        <w:t xml:space="preserve"> </w:t>
+      </w:r>
+      <w:proofErr w:type="spellStart"/>
+      <w:r>
+        <w:t>whether</w:t>
+      </w:r>
+      <w:proofErr w:type="spellEnd"/>
+      <w:r>
+        <w:t xml:space="preserve"> </w:t>
+      </w:r>
+      <w:proofErr w:type="gramStart"/>
+      <w:r>
+        <w:t>to:</w:t>
+      </w:r>
+      <w:proofErr w:type="gramEnd"/>
+    </w:p>
+    <w:p>
+      <w:pPr>
+        <w:numPr>
+          <w:ilvl w:val="2"/>
+          <w:numId w:val="6"/>
+        </w:numPr>
+      </w:pPr>
+      <w:proofErr w:type="spellStart"/>
+      <w:proofErr w:type="gramStart"/>
+      <w:r>
+        <w:t>ask</w:t>
+      </w:r>
+      <w:proofErr w:type="spellEnd"/>
+      <w:proofErr w:type="gramEnd"/>
+      <w:r>
+        <w:t xml:space="preserve"> for clarification,</w:t>
+      </w:r>
+    </w:p>
+    <w:p>
+      <w:pPr>
+        <w:numPr>
+          <w:ilvl w:val="2"/>
+          <w:numId w:val="6"/>
+        </w:numPr>
+        <w:rPr>
+          <w:lang w:val="en-US"/>
+        </w:rPr>
+      </w:pPr>
+      <w:r>
+        <w:rPr>
+          <w:lang w:val="en-US"/>
+        </w:rPr>
+        <w:t>route to one or more specialists,</w:t>
+      </w:r>
+    </w:p>
+    <w:p>
+      <w:pPr>
+        <w:numPr>
+          <w:ilvl w:val="2"/>
+          <w:numId w:val="6"/>
+        </w:numPr>
+        <w:rPr>
+          <w:lang w:val="en-US"/>
+        </w:rPr>
+      </w:pPr>
+      <w:r>
+        <w:rPr>
+          <w:lang w:val="en-US"/>
+        </w:rPr>
+        <w:t>refuse out-of-scope/unsafe requests,</w:t>
+      </w:r>
+    </w:p>
+    <w:p>
+      <w:pPr>
+        <w:numPr>
+          <w:ilvl w:val="2"/>
+          <w:numId w:val="6"/>
+        </w:numPr>
+      </w:pPr>
+      <w:proofErr w:type="spellStart"/>
+      <w:proofErr w:type="gramStart"/>
+      <w:r>
+        <w:t>escalate</w:t>
+      </w:r>
+      <w:proofErr w:type="spellEnd"/>
+      <w:proofErr w:type="gramEnd"/>
+      <w:r>
+        <w:t xml:space="preserve"> to </w:t>
+      </w:r>
+      <w:proofErr w:type="spellStart"/>
+      <w:r>
+        <w:t>human</w:t>
+      </w:r>
+      <w:proofErr w:type="spellEnd"/>
+      <w:r>
+        <w:t xml:space="preserve"> support,</w:t>
+      </w:r>
+    </w:p>
+    <w:p>
+      <w:pPr>
+        <w:numPr>
+          <w:ilvl w:val="2"/>
+          <w:numId w:val="6"/>
+        </w:numPr>
+      </w:pPr>
+      <w:proofErr w:type="gramStart"/>
+      <w:r>
+        <w:t>compose</w:t>
+      </w:r>
+      <w:proofErr w:type="gramEnd"/>
+      <w:r>
+        <w:t xml:space="preserve"> final </w:t>
+      </w:r>
+      <w:proofErr w:type="spellStart"/>
+      <w:r>
+        <w:t>answer</w:t>
+      </w:r>
+      <w:proofErr w:type="spellEnd"/>
+      <w:r>
+        <w:t>.</w:t>
+      </w:r>
+    </w:p>
+    <w:p>
+      <w:pPr>
+        <w:numPr>
+          <w:ilvl w:val="0"/>
+          <w:numId w:val="6"/>
+        </w:numPr>
+      </w:pPr>
+      <w:proofErr w:type="spellStart"/>
+      <w:r>
+        <w:rPr>
+          <w:b/>
+          <w:bCs/>
+        </w:rPr>
+        <w:t>Specialist</w:t>
+      </w:r>
+      <w:proofErr w:type="spellEnd"/>
+      <w:r>
+        <w:rPr>
+          <w:b/>
+          <w:bCs/>
+        </w:rPr>
+        <w:t xml:space="preserve"> Agents</w:t>
+      </w:r>
+    </w:p>
+    <w:p>
+      <w:pPr>
+        <w:numPr>
+          <w:ilvl w:val="1"/>
+          <w:numId w:val="6"/>
+        </w:numPr>
+      </w:pPr>
+      <w:proofErr w:type="spellStart"/>
+      <w:r>
+        <w:t>LeaveAgent</w:t>
+      </w:r>
+      <w:proofErr w:type="spellEnd"/>
+    </w:p>
+    <w:p>
+      <w:pPr>
+        <w:numPr>
+          <w:ilvl w:val="1"/>
+          <w:numId w:val="6"/>
+        </w:numPr>
+      </w:pPr>
+      <w:proofErr w:type="spellStart"/>
+      <w:r>
+        <w:t>OkrAgent</w:t>
+      </w:r>
+      <w:proofErr w:type="spellEnd"/>
+    </w:p>
+    <w:p>
+      <w:pPr>
+        <w:numPr>
+          <w:ilvl w:val="1"/>
+          <w:numId w:val="6"/>
+        </w:numPr>
+      </w:pPr>
+      <w:proofErr w:type="spellStart"/>
+      <w:r>
+        <w:t>CareerAgent</w:t>
+      </w:r>
+      <w:proofErr w:type="spellEnd"/>
+    </w:p>
+    <w:p>
+      <w:pPr>
+        <w:numPr>
+          <w:ilvl w:val="1"/>
+          <w:numId w:val="6"/>
+        </w:numPr>
+      </w:pPr>
+      <w:proofErr w:type="spellStart"/>
+      <w:r>
+        <w:t>AnalyticsAgent</w:t>
+      </w:r>
+      <w:proofErr w:type="spellEnd"/>
+    </w:p>
+    <w:p>
+      <w:pPr>
+        <w:numPr>
+          <w:ilvl w:val="1"/>
+          <w:numId w:val="6"/>
+        </w:numPr>
+      </w:pPr>
+      <w:proofErr w:type="spellStart"/>
+      <w:r>
+        <w:t>OnboardingAgent</w:t>
+      </w:r>
+      <w:proofErr w:type="spellEnd"/>
+    </w:p>
+    <w:p>
+      <w:pPr>
+        <w:numPr>
+          <w:ilvl w:val="1"/>
+          <w:numId w:val="6"/>
+        </w:numPr>
+      </w:pPr>
+      <w:proofErr w:type="spellStart"/>
+      <w:r>
+        <w:t>LanguageAgent</w:t>
+      </w:r>
+      <w:proofErr w:type="spellEnd"/>
+    </w:p>
+    <w:p>
+      <w:pPr>
+        <w:numPr>
+          <w:ilvl w:val="1"/>
+          <w:numId w:val="6"/>
+        </w:numPr>
+      </w:pPr>
+      <w:proofErr w:type="spellStart"/>
+      <w:r>
+        <w:t>GeneralHelpAgent</w:t>
+      </w:r>
+      <w:proofErr w:type="spellEnd"/>
+    </w:p>
+    <w:p>
+      <w:pPr>
+        <w:numPr>
+          <w:ilvl w:val="1"/>
+          <w:numId w:val="6"/>
+        </w:numPr>
+      </w:pPr>
+      <w:proofErr w:type="spellStart"/>
+      <w:r>
+        <w:lastRenderedPageBreak/>
+        <w:t>HumanEscalationAgent</w:t>
+      </w:r>
+      <w:proofErr w:type="spellEnd"/>
+    </w:p>
+    <w:p>
+      <w:pPr>
+        <w:rPr>
+          <w:lang w:val="en-US"/>
+        </w:rPr>
+      </w:pPr>
+      <w:r>
+        <w:rPr>
+          <w:lang w:val="en-US"/>
+        </w:rPr>
+        <w:t>Each specialist performs one domain task, returns structured output to the supervisor, and does not directly “own” the final response.</w:t>
+      </w:r>
+    </w:p>
+    <w:p>
+      <w:pPr>
+        <w:numPr>
+          <w:ilvl w:val="0"/>
+          <w:numId w:val="7"/>
+        </w:numPr>
+      </w:pPr>
+      <w:proofErr w:type="spellStart"/>
+      <w:r>
+        <w:rPr>
+          <w:b/>
+          <w:bCs/>
+        </w:rPr>
+        <w:t>Guardrails</w:t>
+      </w:r>
+      <w:proofErr w:type="spellEnd"/>
+    </w:p>
+    <w:p>
+      <w:pPr>
+        <w:numPr>
+          <w:ilvl w:val="1"/>
+          <w:numId w:val="7"/>
+        </w:numPr>
+      </w:pPr>
+      <w:r>
+        <w:t>Sentient-</w:t>
+      </w:r>
+      <w:proofErr w:type="spellStart"/>
+      <w:r>
+        <w:t>only</w:t>
+      </w:r>
+      <w:proofErr w:type="spellEnd"/>
+      <w:r>
+        <w:t xml:space="preserve"> scope.</w:t>
+      </w:r>
+    </w:p>
+    <w:p>
+      <w:pPr>
+        <w:numPr>
+          <w:ilvl w:val="1"/>
+          <w:numId w:val="7"/>
+        </w:numPr>
+        <w:rPr>
+          <w:lang w:val="en-US"/>
+        </w:rPr>
+      </w:pPr>
+      <w:r>
+        <w:rPr>
+          <w:lang w:val="en-US"/>
+        </w:rPr>
+        <w:t>Polite refusal for unrelated topics.</w:t>
+      </w:r>
+    </w:p>
+    <w:p>
+      <w:pPr>
+        <w:numPr>
+          <w:ilvl w:val="1"/>
+          <w:numId w:val="7"/>
+        </w:numPr>
+      </w:pPr>
+      <w:r>
+        <w:t xml:space="preserve">Sensitive </w:t>
+      </w:r>
+      <w:proofErr w:type="spellStart"/>
+      <w:r>
+        <w:t>employee</w:t>
+      </w:r>
+      <w:proofErr w:type="spellEnd"/>
+      <w:r>
+        <w:t>-data protection.</w:t>
+      </w:r>
+    </w:p>
+    <w:p>
+      <w:pPr>
+        <w:numPr>
+          <w:ilvl w:val="1"/>
+          <w:numId w:val="7"/>
+        </w:numPr>
+        <w:rPr>
+          <w:lang w:val="en-US"/>
+        </w:rPr>
+      </w:pPr>
+      <w:r>
+        <w:rPr>
+          <w:lang w:val="en-US"/>
+        </w:rPr>
+        <w:t>Interpersonal judgment escalation to manager / HRBP / People team.</w:t>
+      </w:r>
+    </w:p>
+    <w:p>
+      <w:pPr>
+        <w:numPr>
+          <w:ilvl w:val="1"/>
+          <w:numId w:val="7"/>
+        </w:numPr>
+      </w:pPr>
+      <w:r>
+        <w:t>Read-</w:t>
+      </w:r>
+      <w:proofErr w:type="spellStart"/>
+      <w:r>
+        <w:t>only</w:t>
+      </w:r>
+      <w:proofErr w:type="spellEnd"/>
+      <w:r>
+        <w:t xml:space="preserve"> drafting </w:t>
+      </w:r>
+      <w:proofErr w:type="spellStart"/>
+      <w:r>
+        <w:t>policy</w:t>
+      </w:r>
+      <w:proofErr w:type="spellEnd"/>
+      <w:r>
+        <w:t>.</w:t>
+      </w:r>
+    </w:p>
+    <w:p>
+      <w:pPr>
+        <w:numPr>
+          <w:ilvl w:val="0"/>
+          <w:numId w:val="7"/>
+        </w:numPr>
+      </w:pPr>
+      <w:proofErr w:type="spellStart"/>
+      <w:r>
+        <w:rPr>
+          <w:b/>
+          <w:bCs/>
+        </w:rPr>
+        <w:t>Context</w:t>
+      </w:r>
+      <w:proofErr w:type="spellEnd"/>
+      <w:r>
+        <w:rPr>
+          <w:b/>
+          <w:bCs/>
+        </w:rPr>
+        <w:t xml:space="preserve"> Sources</w:t>
+      </w:r>
+    </w:p>
+    <w:p>
+      <w:pPr>
+        <w:numPr>
+          <w:ilvl w:val="1"/>
+          <w:numId w:val="7"/>
+        </w:numPr>
+        <w:rPr>
+          <w:lang w:val="en-US"/>
+        </w:rPr>
+      </w:pPr>
+      <w:r>
+        <w:rPr>
+          <w:lang w:val="en-US"/>
+        </w:rPr>
+        <w:t>HR Core client for leave, OKRs, skills, dashboard, profile context.</w:t>
+      </w:r>
+    </w:p>
+    <w:p>
+      <w:pPr>
+        <w:numPr>
+          <w:ilvl w:val="1"/>
+          <w:numId w:val="7"/>
+        </w:numPr>
+        <w:rPr>
+          <w:lang w:val="en-US"/>
+        </w:rPr>
+      </w:pPr>
+      <w:r>
+        <w:rPr>
+          <w:lang w:val="en-US"/>
+        </w:rPr>
+        <w:t>Social client for documents, policies, onboarding, events.</w:t>
+      </w:r>
+    </w:p>
+    <w:p>
+      <w:pPr>
+        <w:numPr>
+          <w:ilvl w:val="1"/>
+          <w:numId w:val="7"/>
+        </w:numPr>
+        <w:rPr>
+          <w:lang w:val="en-US"/>
+        </w:rPr>
+      </w:pPr>
+      <w:r>
+        <w:rPr>
+          <w:lang w:val="en-US"/>
+        </w:rPr>
+        <w:t>Knowledge repository / vector document scaffold for approved RAG sources.</w:t>
+      </w:r>
+    </w:p>
+    <w:p>
+      <w:pPr>
+        <w:numPr>
+          <w:ilvl w:val="1"/>
+          <w:numId w:val="7"/>
+        </w:numPr>
+        <w:rPr>
+          <w:lang w:val="en-US"/>
+        </w:rPr>
+      </w:pPr>
+      <w:r>
+        <w:rPr>
+          <w:lang w:val="en-US"/>
+        </w:rPr>
+        <w:t>Permission decisions are recorded when context is allowed, denied, or unavailable.</w:t>
+      </w:r>
+    </w:p>
+    <w:p>
+      <w:pPr>
+        <w:numPr>
+          <w:ilvl w:val="0"/>
+          <w:numId w:val="7"/>
+        </w:numPr>
+      </w:pPr>
+      <w:r>
+        <w:rPr>
+          <w:b/>
+          <w:bCs/>
+        </w:rPr>
+        <w:t xml:space="preserve">Audit &amp; </w:t>
+      </w:r>
+      <w:proofErr w:type="spellStart"/>
+      <w:r>
+        <w:rPr>
+          <w:b/>
+          <w:bCs/>
+        </w:rPr>
+        <w:t>Governance</w:t>
+      </w:r>
+      <w:proofErr w:type="spellEnd"/>
+    </w:p>
+    <w:p>
+      <w:pPr>
+        <w:numPr>
+          <w:ilvl w:val="1"/>
+          <w:numId w:val="7"/>
+        </w:numPr>
+      </w:pPr>
+      <w:r>
+        <w:t xml:space="preserve">Agent </w:t>
+      </w:r>
+      <w:proofErr w:type="spellStart"/>
+      <w:r>
+        <w:t>task</w:t>
+      </w:r>
+      <w:proofErr w:type="spellEnd"/>
+      <w:r>
+        <w:t xml:space="preserve"> logs.</w:t>
+      </w:r>
+    </w:p>
+    <w:p>
+      <w:pPr>
+        <w:numPr>
+          <w:ilvl w:val="1"/>
+          <w:numId w:val="7"/>
+        </w:numPr>
+      </w:pPr>
+      <w:r>
+        <w:t>Node runs.</w:t>
+      </w:r>
+    </w:p>
+    <w:p>
+      <w:pPr>
+        <w:numPr>
+          <w:ilvl w:val="1"/>
+          <w:numId w:val="7"/>
+        </w:numPr>
+      </w:pPr>
+      <w:proofErr w:type="spellStart"/>
+      <w:r>
+        <w:t>Supervisor</w:t>
+      </w:r>
+      <w:proofErr w:type="spellEnd"/>
+      <w:r>
+        <w:t>-to-</w:t>
+      </w:r>
+      <w:proofErr w:type="spellStart"/>
+      <w:r>
+        <w:t>specialist</w:t>
+      </w:r>
+      <w:proofErr w:type="spellEnd"/>
+      <w:r>
+        <w:t xml:space="preserve"> </w:t>
+      </w:r>
+      <w:proofErr w:type="spellStart"/>
+      <w:r>
+        <w:t>handoffs</w:t>
+      </w:r>
+      <w:proofErr w:type="spellEnd"/>
+      <w:r>
+        <w:t>.</w:t>
+      </w:r>
+    </w:p>
+    <w:p>
+      <w:pPr>
+        <w:numPr>
+          <w:ilvl w:val="1"/>
+          <w:numId w:val="7"/>
+        </w:numPr>
+      </w:pPr>
+      <w:r>
+        <w:t xml:space="preserve">Permission </w:t>
+      </w:r>
+      <w:proofErr w:type="spellStart"/>
+      <w:r>
+        <w:t>decision</w:t>
+      </w:r>
+      <w:proofErr w:type="spellEnd"/>
+      <w:r>
+        <w:t xml:space="preserve"> records.</w:t>
+      </w:r>
+    </w:p>
+    <w:p>
+      <w:pPr>
+        <w:numPr>
+          <w:ilvl w:val="1"/>
+          <w:numId w:val="7"/>
+        </w:numPr>
+      </w:pPr>
+      <w:r>
+        <w:t xml:space="preserve">Human </w:t>
+      </w:r>
+      <w:proofErr w:type="spellStart"/>
+      <w:r>
+        <w:t>escalation</w:t>
+      </w:r>
+      <w:proofErr w:type="spellEnd"/>
+      <w:r>
+        <w:t xml:space="preserve"> records.</w:t>
+      </w:r>
+    </w:p>
+    <w:p>
+      <w:pPr>
+        <w:numPr>
+          <w:ilvl w:val="1"/>
+          <w:numId w:val="7"/>
+        </w:numPr>
+      </w:pPr>
+      <w:r>
+        <w:t xml:space="preserve">Feedback </w:t>
+      </w:r>
+      <w:proofErr w:type="spellStart"/>
+      <w:r>
+        <w:t>metrics</w:t>
+      </w:r>
+      <w:proofErr w:type="spellEnd"/>
+      <w:r>
+        <w:t>.</w:t>
+      </w:r>
+    </w:p>
+    <w:p>
+      <w:pPr>
+        <w:numPr>
+          <w:ilvl w:val="1"/>
+          <w:numId w:val="7"/>
+        </w:numPr>
+        <w:rPr>
+          <w:lang w:val="en-US"/>
+        </w:rPr>
+      </w:pPr>
+      <w:r>
+        <w:rPr>
+          <w:lang w:val="en-US"/>
+        </w:rPr>
+        <w:t>Governance endpoint for aggregate activity.</w:t>
+      </w:r>
+    </w:p>
+    <w:p>
+      <w:pPr>
+        <w:rPr>
+          <w:lang w:val="en-US"/>
+        </w:rPr>
+      </w:pPr>
+      <w:r>
+        <w:rPr>
+          <w:lang w:val="en-US"/>
+        </w:rPr>
+        <w:t>So architecturally, it is </w:t>
+      </w:r>
+      <w:r>
+        <w:rPr>
+          <w:b/>
+          <w:bCs/>
+          <w:lang w:val="en-US"/>
+        </w:rPr>
+        <w:t>not one chatbot service</w:t>
+      </w:r>
+      <w:r>
+        <w:rPr>
+          <w:lang w:val="en-US"/>
+        </w:rPr>
+        <w:t>. It is a </w:t>
+      </w:r>
+      <w:r>
+        <w:rPr>
+          <w:b/>
+          <w:bCs/>
+          <w:lang w:val="en-US"/>
+        </w:rPr>
+        <w:t>controlled HR assistant workflow engine</w:t>
+      </w:r>
+      <w:r>
+        <w:rPr>
+          <w:lang w:val="en-US"/>
+        </w:rPr>
+        <w:t xml:space="preserve">: the supervisor routes intent, specialists fetch scoped context, safety policies constrain behavior, and every meaningful step </w:t>
+      </w:r>
+      <w:proofErr w:type="gramStart"/>
+      <w:r>
+        <w:rPr>
+          <w:lang w:val="en-US"/>
+        </w:rPr>
+        <w:t>is persisted</w:t>
+      </w:r>
+      <w:proofErr w:type="gramEnd"/>
+      <w:r>
+        <w:rPr>
+          <w:lang w:val="en-US"/>
+        </w:rPr>
+        <w:t xml:space="preserve"> for audit.</w:t>
+      </w:r>
+    </w:p>
+    <w:p>
+      <w:pPr>
+        <w:rPr>
+          <w:lang w:val="en-US"/>
+        </w:rPr>
+      </w:pPr>
+      <w:r>
+        <w:rPr>
+          <w:b/>
+          <w:bCs/>
+          <w:lang w:val="en-US"/>
+        </w:rPr>
+        <w:t>Why not Python?</w:t>
+      </w:r>
+    </w:p>
+    <w:p>
+      <w:pPr>
+        <w:rPr>
+          <w:lang w:val="en-US"/>
+        </w:rPr>
+      </w:pPr>
+      <w:r>
+        <w:rPr>
+          <w:lang w:val="en-US"/>
+        </w:rPr>
+        <w:t>Because this repo is already a TypeScript/</w:t>
+      </w:r>
+      <w:proofErr w:type="spellStart"/>
+      <w:r>
+        <w:rPr>
+          <w:lang w:val="en-US"/>
+        </w:rPr>
+        <w:t>NestJS</w:t>
+      </w:r>
+      <w:proofErr w:type="spellEnd"/>
+      <w:r>
+        <w:rPr>
+          <w:lang w:val="en-US"/>
+        </w:rPr>
+        <w:t xml:space="preserve"> </w:t>
+      </w:r>
+      <w:proofErr w:type="spellStart"/>
+      <w:r>
+        <w:rPr>
+          <w:lang w:val="en-US"/>
+        </w:rPr>
+        <w:t>monorepo</w:t>
+      </w:r>
+      <w:proofErr w:type="spellEnd"/>
+      <w:r>
+        <w:rPr>
+          <w:lang w:val="en-US"/>
+        </w:rPr>
+        <w:t>:</w:t>
+      </w:r>
+    </w:p>
+    <w:p>
+      <w:pPr>
+        <w:numPr>
+          <w:ilvl w:val="0"/>
+          <w:numId w:val="8"/>
+        </w:numPr>
+      </w:pPr>
+      <w:proofErr w:type="spellStart"/>
+      <w:proofErr w:type="gramStart"/>
+      <w:r>
+        <w:t>hr</w:t>
+      </w:r>
+      <w:proofErr w:type="gramEnd"/>
+      <w:r>
+        <w:t>-core</w:t>
+      </w:r>
+      <w:proofErr w:type="spellEnd"/>
+      <w:r>
+        <w:t> </w:t>
+      </w:r>
+      <w:proofErr w:type="spellStart"/>
+      <w:r>
+        <w:t>is</w:t>
+      </w:r>
+      <w:proofErr w:type="spellEnd"/>
+      <w:r>
+        <w:t xml:space="preserve"> </w:t>
+      </w:r>
+      <w:proofErr w:type="spellStart"/>
+      <w:r>
+        <w:t>NestJS</w:t>
+      </w:r>
+      <w:proofErr w:type="spellEnd"/>
+    </w:p>
+    <w:p>
+      <w:pPr>
+        <w:numPr>
+          <w:ilvl w:val="0"/>
+          <w:numId w:val="8"/>
+        </w:numPr>
+      </w:pPr>
+      <w:proofErr w:type="gramStart"/>
+      <w:r>
+        <w:t>social</w:t>
+      </w:r>
+      <w:proofErr w:type="gramEnd"/>
+      <w:r>
+        <w:t> </w:t>
+      </w:r>
+      <w:proofErr w:type="spellStart"/>
+      <w:r>
+        <w:t>is</w:t>
+      </w:r>
+      <w:proofErr w:type="spellEnd"/>
+      <w:r>
+        <w:t xml:space="preserve"> </w:t>
+      </w:r>
+      <w:proofErr w:type="spellStart"/>
+      <w:r>
+        <w:t>NestJS</w:t>
+      </w:r>
+      <w:proofErr w:type="spellEnd"/>
+    </w:p>
+    <w:p>
+      <w:pPr>
+        <w:numPr>
+          <w:ilvl w:val="0"/>
+          <w:numId w:val="8"/>
+        </w:numPr>
+      </w:pPr>
+      <w:proofErr w:type="gramStart"/>
+      <w:r>
+        <w:t>api</w:t>
+      </w:r>
+      <w:proofErr w:type="gramEnd"/>
+      <w:r>
+        <w:t>-</w:t>
+      </w:r>
+      <w:proofErr w:type="spellStart"/>
+      <w:r>
+        <w:t>gateway</w:t>
+      </w:r>
+      <w:proofErr w:type="spellEnd"/>
+      <w:r>
+        <w:t> </w:t>
+      </w:r>
+      <w:proofErr w:type="spellStart"/>
+      <w:r>
+        <w:t>is</w:t>
+      </w:r>
+      <w:proofErr w:type="spellEnd"/>
+      <w:r>
+        <w:t xml:space="preserve"> </w:t>
+      </w:r>
+      <w:proofErr w:type="spellStart"/>
+      <w:r>
+        <w:t>NestJS</w:t>
+      </w:r>
+      <w:proofErr w:type="spellEnd"/>
+    </w:p>
+    <w:p>
+      <w:pPr>
+        <w:numPr>
+          <w:ilvl w:val="0"/>
+          <w:numId w:val="8"/>
+        </w:numPr>
+      </w:pPr>
+      <w:proofErr w:type="gramStart"/>
+      <w:r>
+        <w:t>web</w:t>
+      </w:r>
+      <w:proofErr w:type="gramEnd"/>
+      <w:r>
+        <w:t> </w:t>
+      </w:r>
+      <w:proofErr w:type="spellStart"/>
+      <w:r>
+        <w:t>is</w:t>
+      </w:r>
+      <w:proofErr w:type="spellEnd"/>
+      <w:r>
+        <w:t xml:space="preserve"> </w:t>
+      </w:r>
+      <w:proofErr w:type="spellStart"/>
+      <w:r>
+        <w:t>React</w:t>
+      </w:r>
+      <w:proofErr w:type="spellEnd"/>
+      <w:r>
+        <w:t>/Vite</w:t>
+      </w:r>
+    </w:p>
+    <w:p>
+      <w:pPr>
+        <w:numPr>
+          <w:ilvl w:val="0"/>
+          <w:numId w:val="8"/>
+        </w:numPr>
+        <w:rPr>
+          <w:lang w:val="en-US"/>
+        </w:rPr>
+      </w:pPr>
+      <w:r>
+        <w:rPr>
+          <w:lang w:val="en-US"/>
+        </w:rPr>
+        <w:lastRenderedPageBreak/>
+        <w:t xml:space="preserve">shared auth, roles, </w:t>
+      </w:r>
+      <w:proofErr w:type="spellStart"/>
+      <w:r>
+        <w:rPr>
+          <w:lang w:val="en-US"/>
+        </w:rPr>
+        <w:t>enums</w:t>
+      </w:r>
+      <w:proofErr w:type="spellEnd"/>
+      <w:r>
+        <w:rPr>
+          <w:lang w:val="en-US"/>
+        </w:rPr>
+        <w:t>, DTO patterns are TypeScript</w:t>
+      </w:r>
+    </w:p>
+    <w:p>
+      <w:pPr>
+        <w:numPr>
+          <w:ilvl w:val="0"/>
+          <w:numId w:val="8"/>
+        </w:numPr>
+        <w:rPr>
+          <w:lang w:val="en-US"/>
+        </w:rPr>
+      </w:pPr>
+      <w:r>
+        <w:rPr>
+          <w:lang w:val="en-US"/>
+        </w:rPr>
+        <w:t>Prisma and PostgreSQL multi-schema are already used everywhere</w:t>
+      </w:r>
+    </w:p>
+    <w:p>
+      <w:pPr>
+        <w:rPr>
+          <w:lang w:val="en-US"/>
+        </w:rPr>
+      </w:pPr>
+      <w:proofErr w:type="gramStart"/>
+      <w:r>
+        <w:rPr>
+          <w:lang w:val="en-US"/>
+        </w:rPr>
+        <w:t>So</w:t>
+      </w:r>
+      <w:proofErr w:type="gramEnd"/>
+      <w:r>
+        <w:rPr>
+          <w:lang w:val="en-US"/>
+        </w:rPr>
+        <w:t xml:space="preserve"> using </w:t>
+      </w:r>
+      <w:proofErr w:type="spellStart"/>
+      <w:r>
+        <w:rPr>
+          <w:lang w:val="en-US"/>
+        </w:rPr>
+        <w:t>NestJS</w:t>
+      </w:r>
+      <w:proofErr w:type="spellEnd"/>
+      <w:r>
+        <w:rPr>
+          <w:lang w:val="en-US"/>
+        </w:rPr>
+        <w:t xml:space="preserve"> for ai-agentic keeps:</w:t>
+      </w:r>
+    </w:p>
+    <w:p>
+      <w:pPr>
+        <w:numPr>
+          <w:ilvl w:val="0"/>
+          <w:numId w:val="9"/>
+        </w:numPr>
+      </w:pPr>
+      <w:proofErr w:type="spellStart"/>
+      <w:proofErr w:type="gramStart"/>
+      <w:r>
+        <w:t>shared</w:t>
+      </w:r>
+      <w:proofErr w:type="spellEnd"/>
+      <w:proofErr w:type="gramEnd"/>
+      <w:r>
+        <w:t xml:space="preserve"> JWT/RBAC </w:t>
+      </w:r>
+      <w:proofErr w:type="spellStart"/>
+      <w:r>
+        <w:t>guards</w:t>
+      </w:r>
+      <w:proofErr w:type="spellEnd"/>
+    </w:p>
+    <w:p>
+      <w:pPr>
+        <w:numPr>
+          <w:ilvl w:val="0"/>
+          <w:numId w:val="9"/>
+        </w:numPr>
+      </w:pPr>
+      <w:proofErr w:type="spellStart"/>
+      <w:proofErr w:type="gramStart"/>
+      <w:r>
+        <w:t>shared</w:t>
+      </w:r>
+      <w:proofErr w:type="spellEnd"/>
+      <w:proofErr w:type="gramEnd"/>
+      <w:r>
+        <w:t xml:space="preserve"> </w:t>
+      </w:r>
+      <w:proofErr w:type="spellStart"/>
+      <w:r>
+        <w:t>enums</w:t>
+      </w:r>
+      <w:proofErr w:type="spellEnd"/>
+      <w:r>
+        <w:t>/types</w:t>
+      </w:r>
+    </w:p>
+    <w:p>
+      <w:pPr>
+        <w:numPr>
+          <w:ilvl w:val="0"/>
+          <w:numId w:val="9"/>
+        </w:numPr>
+      </w:pPr>
+      <w:proofErr w:type="spellStart"/>
+      <w:proofErr w:type="gramStart"/>
+      <w:r>
+        <w:t>same</w:t>
+      </w:r>
+      <w:proofErr w:type="spellEnd"/>
+      <w:proofErr w:type="gramEnd"/>
+      <w:r>
+        <w:t xml:space="preserve"> </w:t>
+      </w:r>
+      <w:proofErr w:type="spellStart"/>
+      <w:r>
+        <w:t>deployment</w:t>
+      </w:r>
+      <w:proofErr w:type="spellEnd"/>
+      <w:r>
+        <w:t xml:space="preserve"> style</w:t>
+      </w:r>
+    </w:p>
+    <w:p>
+      <w:pPr>
+        <w:numPr>
+          <w:ilvl w:val="0"/>
+          <w:numId w:val="9"/>
+        </w:numPr>
+      </w:pPr>
+      <w:proofErr w:type="spellStart"/>
+      <w:proofErr w:type="gramStart"/>
+      <w:r>
+        <w:t>same</w:t>
+      </w:r>
+      <w:proofErr w:type="spellEnd"/>
+      <w:proofErr w:type="gramEnd"/>
+      <w:r>
+        <w:t xml:space="preserve"> </w:t>
+      </w:r>
+      <w:proofErr w:type="spellStart"/>
+      <w:r>
+        <w:t>gateway</w:t>
+      </w:r>
+      <w:proofErr w:type="spellEnd"/>
+      <w:r>
+        <w:t>/</w:t>
+      </w:r>
+      <w:proofErr w:type="spellStart"/>
+      <w:r>
+        <w:t>auth</w:t>
+      </w:r>
+      <w:proofErr w:type="spellEnd"/>
+      <w:r>
+        <w:t xml:space="preserve"> conventions</w:t>
+      </w:r>
+    </w:p>
+    <w:p>
+      <w:pPr>
+        <w:numPr>
+          <w:ilvl w:val="0"/>
+          <w:numId w:val="9"/>
+        </w:numPr>
+        <w:rPr>
+          <w:lang w:val="en-US"/>
+        </w:rPr>
+      </w:pPr>
+      <w:r>
+        <w:rPr>
+          <w:lang w:val="en-US"/>
+        </w:rPr>
+        <w:t>easier integration with HR Core and Social</w:t>
+      </w:r>
+    </w:p>
+    <w:p>
+      <w:pPr>
+        <w:numPr>
+          <w:ilvl w:val="0"/>
+          <w:numId w:val="9"/>
+        </w:numPr>
+      </w:pPr>
+      <w:proofErr w:type="spellStart"/>
+      <w:proofErr w:type="gramStart"/>
+      <w:r>
+        <w:t>less</w:t>
+      </w:r>
+      <w:proofErr w:type="spellEnd"/>
+      <w:proofErr w:type="gramEnd"/>
+      <w:r>
+        <w:t xml:space="preserve"> </w:t>
+      </w:r>
+      <w:proofErr w:type="spellStart"/>
+      <w:r>
+        <w:t>operational</w:t>
+      </w:r>
+      <w:proofErr w:type="spellEnd"/>
+      <w:r>
+        <w:t xml:space="preserve"> </w:t>
+      </w:r>
+      <w:proofErr w:type="spellStart"/>
+      <w:r>
+        <w:t>complexity</w:t>
+      </w:r>
+      <w:proofErr w:type="spellEnd"/>
+    </w:p>
+    <w:p>
+      <w:pPr>
+        <w:rPr>
+          <w:lang w:val="en-US"/>
+        </w:rPr>
+      </w:pPr>
+      <w:proofErr w:type="gramStart"/>
+      <w:r>
+        <w:rPr>
+          <w:lang w:val="en-US"/>
+        </w:rPr>
+        <w:t>the</w:t>
+      </w:r>
+      <w:proofErr w:type="gramEnd"/>
+      <w:r>
+        <w:rPr>
+          <w:lang w:val="en-US"/>
+        </w:rPr>
+        <w:t xml:space="preserve"> best architecture is:</w:t>
+      </w:r>
+    </w:p>
+    <w:p>
+      <w:pPr>
+        <w:rPr>
+          <w:lang w:val="en-US"/>
+        </w:rPr>
+      </w:pPr>
+      <w:proofErr w:type="spellStart"/>
+      <w:r>
+        <w:rPr>
+          <w:lang w:val="en-US"/>
+        </w:rPr>
+        <w:t>NestJS</w:t>
+      </w:r>
+      <w:proofErr w:type="spellEnd"/>
+      <w:r>
+        <w:rPr>
+          <w:lang w:val="en-US"/>
+        </w:rPr>
+        <w:t xml:space="preserve"> AI service + LangGraph.js orchestration + </w:t>
+      </w:r>
+      <w:proofErr w:type="spellStart"/>
+      <w:r>
+        <w:rPr>
+          <w:lang w:val="en-US"/>
+        </w:rPr>
+        <w:t>pgvector</w:t>
+      </w:r>
+      <w:proofErr w:type="spellEnd"/>
+      <w:r>
+        <w:rPr>
+          <w:lang w:val="en-US"/>
+        </w:rPr>
+        <w:t xml:space="preserve"> RAG + strict audit/governance.</w:t>
+      </w:r>
+    </w:p>
+    <w:p>
+      <w:pPr>
+        <w:rPr>
+          <w:lang w:val="en-US"/>
+        </w:rPr>
+      </w:pPr>
+      <w:r>
+        <w:rPr>
+          <w:lang w:val="en-US"/>
+        </w:rPr>
+        <w:t>Web AI Assistant</w:t>
+      </w:r>
+    </w:p>
+    <w:p>
+      <w:pPr>
+        <w:rPr>
+          <w:lang w:val="en-US"/>
+        </w:rPr>
+      </w:pPr>
+      <w:r>
+        <w:rPr>
+          <w:lang w:val="en-US"/>
+        </w:rPr>
+        <w:t xml:space="preserve">  ↓</w:t>
+      </w:r>
+    </w:p>
+    <w:p>
+      <w:pPr>
+        <w:rPr>
+          <w:lang w:val="en-US"/>
+        </w:rPr>
+      </w:pPr>
+      <w:r>
+        <w:rPr>
+          <w:lang w:val="en-US"/>
+        </w:rPr>
+        <w:t>API Gateway /</w:t>
+      </w:r>
+      <w:proofErr w:type="spellStart"/>
+      <w:r>
+        <w:rPr>
+          <w:lang w:val="en-US"/>
+        </w:rPr>
+        <w:t>api</w:t>
+      </w:r>
+      <w:proofErr w:type="spellEnd"/>
+      <w:r>
+        <w:rPr>
+          <w:lang w:val="en-US"/>
+        </w:rPr>
+        <w:t>/ai/*</w:t>
+      </w:r>
+    </w:p>
+    <w:p>
+      <w:pPr>
+        <w:rPr>
+          <w:lang w:val="en-US"/>
+        </w:rPr>
+      </w:pPr>
+      <w:r>
+        <w:rPr>
+          <w:lang w:val="en-US"/>
+        </w:rPr>
+        <w:t xml:space="preserve">  ↓</w:t>
+      </w:r>
+    </w:p>
+    <w:p>
+      <w:pPr>
+        <w:rPr>
+          <w:lang w:val="en-US"/>
+        </w:rPr>
+      </w:pPr>
+      <w:r>
+        <w:rPr>
+          <w:lang w:val="en-US"/>
+        </w:rPr>
+        <w:t xml:space="preserve">apps/ai-agentic </w:t>
+      </w:r>
+      <w:proofErr w:type="spellStart"/>
+      <w:r>
+        <w:rPr>
+          <w:lang w:val="en-US"/>
+        </w:rPr>
+        <w:t>NestJS</w:t>
+      </w:r>
+      <w:proofErr w:type="spellEnd"/>
+    </w:p>
+    <w:p>
+      <w:pPr>
+        <w:rPr>
+          <w:lang w:val="en-US"/>
+        </w:rPr>
+      </w:pPr>
+      <w:r>
+        <w:rPr>
+          <w:lang w:val="en-US"/>
+        </w:rPr>
+        <w:t xml:space="preserve">  </w:t>
+      </w:r>
+      <w:r>
+        <w:rPr>
+          <w:rFonts w:ascii="MS Gothic" w:eastAsia="MS Gothic" w:hAnsi="MS Gothic" w:cs="MS Gothic" w:hint="eastAsia"/>
+          <w:lang w:val="en-US"/>
+        </w:rPr>
+        <w:t>├</w:t>
+      </w:r>
+      <w:r>
+        <w:rPr>
+          <w:rFonts w:ascii="Aptos" w:hAnsi="Aptos" w:cs="Aptos"/>
+          <w:lang w:val="en-US"/>
+        </w:rPr>
+        <w:t>─</w:t>
+      </w:r>
+      <w:r>
+        <w:rPr>
+          <w:lang w:val="en-US"/>
+        </w:rPr>
+        <w:t xml:space="preserve"> Auth/RBAC boundary</w:t>
+      </w:r>
+    </w:p>
+    <w:p>
+      <w:pPr>
+        <w:rPr>
+          <w:lang w:val="en-US"/>
+        </w:rPr>
+      </w:pPr>
+      <w:r>
+        <w:rPr>
+          <w:lang w:val="en-US"/>
+        </w:rPr>
+        <w:t xml:space="preserve">  </w:t>
+      </w:r>
+      <w:r>
+        <w:rPr>
+          <w:rFonts w:ascii="MS Gothic" w:eastAsia="MS Gothic" w:hAnsi="MS Gothic" w:cs="MS Gothic" w:hint="eastAsia"/>
+          <w:lang w:val="en-US"/>
+        </w:rPr>
+        <w:t>├</w:t>
+      </w:r>
+      <w:r>
+        <w:rPr>
+          <w:rFonts w:ascii="Aptos" w:hAnsi="Aptos" w:cs="Aptos"/>
+          <w:lang w:val="en-US"/>
+        </w:rPr>
+        <w:t>─</w:t>
+      </w:r>
+      <w:r>
+        <w:rPr>
+          <w:lang w:val="en-US"/>
+        </w:rPr>
+        <w:t xml:space="preserve"> Conversation API</w:t>
+      </w:r>
+    </w:p>
+    <w:p>
+      <w:pPr>
+        <w:rPr>
+          <w:lang w:val="en-US"/>
+        </w:rPr>
+      </w:pPr>
+      <w:r>
+        <w:rPr>
+          <w:lang w:val="en-US"/>
+        </w:rPr>
+        <w:t xml:space="preserve">  </w:t>
+      </w:r>
+      <w:r>
+        <w:rPr>
+          <w:rFonts w:ascii="MS Gothic" w:eastAsia="MS Gothic" w:hAnsi="MS Gothic" w:cs="MS Gothic" w:hint="eastAsia"/>
+          <w:lang w:val="en-US"/>
+        </w:rPr>
+        <w:t>├</w:t>
+      </w:r>
+      <w:r>
+        <w:rPr>
+          <w:rFonts w:ascii="Aptos" w:hAnsi="Aptos" w:cs="Aptos"/>
+          <w:lang w:val="en-US"/>
+        </w:rPr>
+        <w:t>─</w:t>
+      </w:r>
+      <w:r>
+        <w:rPr>
+          <w:lang w:val="en-US"/>
+        </w:rPr>
+        <w:t xml:space="preserve"> Audit/governance persistence</w:t>
+      </w:r>
+    </w:p>
+    <w:p>
+      <w:pPr>
+        <w:rPr>
+          <w:lang w:val="en-US"/>
+        </w:rPr>
+      </w:pPr>
+      <w:r>
+        <w:rPr>
+          <w:lang w:val="en-US"/>
+        </w:rPr>
+        <w:t xml:space="preserve">  </w:t>
+      </w:r>
+      <w:r>
+        <w:rPr>
+          <w:rFonts w:ascii="MS Gothic" w:eastAsia="MS Gothic" w:hAnsi="MS Gothic" w:cs="MS Gothic" w:hint="eastAsia"/>
+          <w:lang w:val="en-US"/>
+        </w:rPr>
+        <w:t>├</w:t>
+      </w:r>
+      <w:r>
+        <w:rPr>
+          <w:rFonts w:ascii="Aptos" w:hAnsi="Aptos" w:cs="Aptos"/>
+          <w:lang w:val="en-US"/>
+        </w:rPr>
+        <w:t>─</w:t>
+      </w:r>
+      <w:r>
+        <w:rPr>
+          <w:lang w:val="en-US"/>
+        </w:rPr>
+        <w:t xml:space="preserve"> HR Core + Social scoped clients</w:t>
+      </w:r>
+    </w:p>
+    <w:p>
+      <w:pPr>
+        <w:rPr>
+          <w:lang w:val="en-US"/>
+        </w:rPr>
+      </w:pPr>
+      <w:r>
+        <w:rPr>
+          <w:lang w:val="en-US"/>
+        </w:rPr>
+        <w:t xml:space="preserve">  </w:t>
+      </w:r>
+      <w:r>
+        <w:rPr>
+          <w:rFonts w:ascii="MS Gothic" w:eastAsia="MS Gothic" w:hAnsi="MS Gothic" w:cs="MS Gothic" w:hint="eastAsia"/>
+          <w:lang w:val="en-US"/>
+        </w:rPr>
+        <w:t>├</w:t>
+      </w:r>
+      <w:r>
+        <w:rPr>
+          <w:rFonts w:ascii="Aptos" w:hAnsi="Aptos" w:cs="Aptos"/>
+          <w:lang w:val="en-US"/>
+        </w:rPr>
+        <w:t>─</w:t>
+      </w:r>
+      <w:r>
+        <w:rPr>
+          <w:lang w:val="en-US"/>
+        </w:rPr>
+        <w:t xml:space="preserve"> RAG ingestion/retrieval</w:t>
+      </w:r>
+    </w:p>
+    <w:p>
+      <w:pPr>
+        <w:rPr>
+          <w:lang w:val="en-US"/>
+        </w:rPr>
+      </w:pPr>
+      <w:r>
+        <w:rPr>
+          <w:lang w:val="en-US"/>
+        </w:rPr>
+        <w:t xml:space="preserve">  └─ LangGraph.js agent workflow</w:t>
+      </w:r>
+    </w:p>
+    <w:p>
+      <w:pPr>
+        <w:rPr>
+          <w:lang w:val="en-US"/>
+        </w:rPr>
+      </w:pPr>
+      <w:r>
+        <w:rPr>
+          <w:lang w:val="en-US"/>
+        </w:rPr>
+        <w:t xml:space="preserve">        </w:t>
+      </w:r>
+      <w:r>
+        <w:rPr>
+          <w:rFonts w:ascii="MS Gothic" w:eastAsia="MS Gothic" w:hAnsi="MS Gothic" w:cs="MS Gothic" w:hint="eastAsia"/>
+          <w:lang w:val="en-US"/>
+        </w:rPr>
+        <w:t>├</w:t>
+      </w:r>
+      <w:r>
+        <w:rPr>
+          <w:rFonts w:ascii="Aptos" w:hAnsi="Aptos" w:cs="Aptos"/>
+          <w:lang w:val="en-US"/>
+        </w:rPr>
+        <w:t>─</w:t>
+      </w:r>
+      <w:r>
+        <w:rPr>
+          <w:lang w:val="en-US"/>
+        </w:rPr>
+        <w:t xml:space="preserve"> Safety / scope guard</w:t>
+      </w:r>
+    </w:p>
+    <w:p>
+      <w:pPr>
+        <w:rPr>
+          <w:lang w:val="en-US"/>
+        </w:rPr>
+      </w:pPr>
+      <w:r>
+        <w:rPr>
+          <w:lang w:val="en-US"/>
+        </w:rPr>
+        <w:t xml:space="preserve">        </w:t>
+      </w:r>
+      <w:r>
+        <w:rPr>
+          <w:rFonts w:ascii="MS Gothic" w:eastAsia="MS Gothic" w:hAnsi="MS Gothic" w:cs="MS Gothic" w:hint="eastAsia"/>
+          <w:lang w:val="en-US"/>
+        </w:rPr>
+        <w:t>├</w:t>
+      </w:r>
+      <w:r>
+        <w:rPr>
+          <w:rFonts w:ascii="Aptos" w:hAnsi="Aptos" w:cs="Aptos"/>
+          <w:lang w:val="en-US"/>
+        </w:rPr>
+        <w:t>─</w:t>
+      </w:r>
+      <w:r>
+        <w:rPr>
+          <w:lang w:val="en-US"/>
+        </w:rPr>
+        <w:t xml:space="preserve"> Supervisor router</w:t>
+      </w:r>
+    </w:p>
+    <w:p>
+      <w:pPr>
+        <w:rPr>
+          <w:lang w:val="en-US"/>
+        </w:rPr>
+      </w:pPr>
+      <w:r>
+        <w:rPr>
+          <w:lang w:val="en-US"/>
+        </w:rPr>
+        <w:t xml:space="preserve">        </w:t>
+      </w:r>
+      <w:r>
+        <w:rPr>
+          <w:rFonts w:ascii="MS Gothic" w:eastAsia="MS Gothic" w:hAnsi="MS Gothic" w:cs="MS Gothic" w:hint="eastAsia"/>
+          <w:lang w:val="en-US"/>
+        </w:rPr>
+        <w:t>├</w:t>
+      </w:r>
+      <w:r>
+        <w:rPr>
+          <w:rFonts w:ascii="Aptos" w:hAnsi="Aptos" w:cs="Aptos"/>
+          <w:lang w:val="en-US"/>
+        </w:rPr>
+        <w:t>─</w:t>
+      </w:r>
+      <w:r>
+        <w:rPr>
+          <w:lang w:val="en-US"/>
+        </w:rPr>
+        <w:t xml:space="preserve"> Clarification node</w:t>
+      </w:r>
+    </w:p>
+    <w:p>
+      <w:pPr>
+        <w:rPr>
+          <w:lang w:val="en-US"/>
+        </w:rPr>
+      </w:pPr>
+      <w:r>
+        <w:rPr>
+          <w:lang w:val="en-US"/>
+        </w:rPr>
+        <w:t xml:space="preserve">        </w:t>
+      </w:r>
+      <w:r>
+        <w:rPr>
+          <w:rFonts w:ascii="MS Gothic" w:eastAsia="MS Gothic" w:hAnsi="MS Gothic" w:cs="MS Gothic" w:hint="eastAsia"/>
+          <w:lang w:val="en-US"/>
+        </w:rPr>
+        <w:t>├</w:t>
+      </w:r>
+      <w:r>
+        <w:rPr>
+          <w:rFonts w:ascii="Aptos" w:hAnsi="Aptos" w:cs="Aptos"/>
+          <w:lang w:val="en-US"/>
+        </w:rPr>
+        <w:t>─</w:t>
+      </w:r>
+      <w:r>
+        <w:rPr>
+          <w:lang w:val="en-US"/>
+        </w:rPr>
+        <w:t xml:space="preserve"> Specialist agents</w:t>
+      </w:r>
+    </w:p>
+    <w:p>
+      <w:pPr>
+        <w:rPr>
+          <w:lang w:val="en-US"/>
+        </w:rPr>
+      </w:pPr>
+      <w:r>
+        <w:rPr>
+          <w:lang w:val="en-US"/>
+        </w:rPr>
+        <w:t xml:space="preserve">        </w:t>
+      </w:r>
+      <w:r>
+        <w:rPr>
+          <w:rFonts w:ascii="MS Gothic" w:eastAsia="MS Gothic" w:hAnsi="MS Gothic" w:cs="MS Gothic" w:hint="eastAsia"/>
+          <w:lang w:val="en-US"/>
+        </w:rPr>
+        <w:t>├</w:t>
+      </w:r>
+      <w:r>
+        <w:rPr>
+          <w:rFonts w:ascii="Aptos" w:hAnsi="Aptos" w:cs="Aptos"/>
+          <w:lang w:val="en-US"/>
+        </w:rPr>
+        <w:t>─</w:t>
+      </w:r>
+      <w:r>
+        <w:rPr>
+          <w:lang w:val="en-US"/>
+        </w:rPr>
+        <w:t xml:space="preserve"> Human escalation node</w:t>
+      </w:r>
+    </w:p>
+    <w:p>
+      <w:pPr>
+        <w:rPr>
+          <w:lang w:val="en-US"/>
+        </w:rPr>
+      </w:pPr>
+      <w:r>
+        <w:rPr>
+          <w:lang w:val="en-US"/>
+        </w:rPr>
+        <w:t xml:space="preserve">        └─ Final answer node</w:t>
+      </w:r>
+    </w:p>
+    <w:p>
+      <w:pPr>
+        <w:rPr>
+          <w:lang w:val="en-US"/>
+        </w:rPr>
+      </w:pPr>
+      <w:proofErr w:type="gramStart"/>
+      <w:r>
+        <w:rPr>
+          <w:lang w:val="en-US"/>
+        </w:rPr>
+        <w:t>So</w:t>
+      </w:r>
+      <w:proofErr w:type="gramEnd"/>
+      <w:r>
+        <w:rPr>
+          <w:lang w:val="en-US"/>
+        </w:rPr>
+        <w:t xml:space="preserve"> the retrieval architecture should be:</w:t>
+      </w:r>
+    </w:p>
+    <w:p>
+      <w:pPr>
+        <w:rPr>
+          <w:lang w:val="en-US"/>
+        </w:rPr>
+      </w:pPr>
+      <w:r>
+        <w:rPr>
+          <w:lang w:val="en-US"/>
+        </w:rPr>
+        <w:t>Social documents / handbook / policies</w:t>
+      </w:r>
+    </w:p>
+    <w:p>
+      <w:pPr>
+        <w:rPr>
+          <w:lang w:val="en-US"/>
+        </w:rPr>
+      </w:pPr>
+      <w:r>
+        <w:rPr>
+          <w:lang w:val="en-US"/>
+        </w:rPr>
+        <w:t xml:space="preserve">  ↓</w:t>
+      </w:r>
+    </w:p>
+    <w:p>
+      <w:pPr>
+        <w:rPr>
+          <w:lang w:val="en-US"/>
+        </w:rPr>
+      </w:pPr>
+      <w:r>
+        <w:rPr>
+          <w:lang w:val="en-US"/>
+        </w:rPr>
+        <w:lastRenderedPageBreak/>
+        <w:t>Ingestion worker</w:t>
+      </w:r>
+    </w:p>
+    <w:p>
+      <w:pPr>
+        <w:rPr>
+          <w:lang w:val="en-US"/>
+        </w:rPr>
+      </w:pPr>
+      <w:r>
+        <w:rPr>
+          <w:lang w:val="en-US"/>
+        </w:rPr>
+        <w:t xml:space="preserve">  ↓</w:t>
+      </w:r>
+    </w:p>
+    <w:p>
+      <w:pPr>
+        <w:rPr>
+          <w:lang w:val="en-US"/>
+        </w:rPr>
+      </w:pPr>
+      <w:r>
+        <w:rPr>
+          <w:lang w:val="en-US"/>
+        </w:rPr>
+        <w:t>Chunk + embed</w:t>
+      </w:r>
+    </w:p>
+    <w:p>
+      <w:pPr>
+        <w:rPr>
+          <w:lang w:val="en-US"/>
+        </w:rPr>
+      </w:pPr>
+      <w:r>
+        <w:rPr>
+          <w:lang w:val="en-US"/>
+        </w:rPr>
+        <w:t xml:space="preserve">  ↓</w:t>
+      </w:r>
+    </w:p>
+    <w:p>
+      <w:pPr>
+        <w:rPr>
+          <w:lang w:val="en-US"/>
+        </w:rPr>
+      </w:pPr>
+      <w:proofErr w:type="spellStart"/>
+      <w:r>
+        <w:rPr>
+          <w:lang w:val="en-US"/>
+        </w:rPr>
+        <w:t>ai_</w:t>
+      </w:r>
+      <w:proofErr w:type="gramStart"/>
+      <w:r>
+        <w:rPr>
+          <w:lang w:val="en-US"/>
+        </w:rPr>
+        <w:t>agent.vector</w:t>
+      </w:r>
+      <w:proofErr w:type="gramEnd"/>
+      <w:r>
+        <w:rPr>
+          <w:lang w:val="en-US"/>
+        </w:rPr>
+        <w:t>_documents</w:t>
+      </w:r>
+      <w:proofErr w:type="spellEnd"/>
+      <w:r>
+        <w:rPr>
+          <w:lang w:val="en-US"/>
+        </w:rPr>
+        <w:t xml:space="preserve"> with </w:t>
+      </w:r>
+      <w:proofErr w:type="spellStart"/>
+      <w:r>
+        <w:rPr>
+          <w:lang w:val="en-US"/>
+        </w:rPr>
+        <w:t>pgvector</w:t>
+      </w:r>
+      <w:proofErr w:type="spellEnd"/>
+    </w:p>
+    <w:p>
+      <w:pPr>
+        <w:rPr>
+          <w:lang w:val="en-US"/>
+        </w:rPr>
+      </w:pPr>
+      <w:r>
+        <w:rPr>
+          <w:lang w:val="en-US"/>
+        </w:rPr>
+        <w:t xml:space="preserve">  ↓</w:t>
+      </w:r>
+    </w:p>
+    <w:p>
+      <w:pPr>
+        <w:rPr>
+          <w:lang w:val="en-US"/>
+        </w:rPr>
+      </w:pPr>
+      <w:r>
+        <w:rPr>
+          <w:lang w:val="en-US"/>
+        </w:rPr>
+        <w:t>Permission-filtered retrieval</w:t>
+      </w:r>
+    </w:p>
+    <w:p>
+      <w:pPr>
+        <w:rPr>
+          <w:lang w:val="en-US"/>
+        </w:rPr>
+      </w:pPr>
+      <w:r>
+        <w:rPr>
+          <w:lang w:val="en-US"/>
+        </w:rPr>
+        <w:t xml:space="preserve">  ↓</w:t>
+      </w:r>
+    </w:p>
+    <w:p>
+      <w:pPr>
+        <w:rPr>
+          <w:lang w:val="en-US"/>
+        </w:rPr>
+      </w:pPr>
+      <w:r>
+        <w:rPr>
+          <w:lang w:val="en-US"/>
+        </w:rPr>
+        <w:t>Specialist or General Help Agent</w:t>
+      </w:r>
+    </w:p>
+    <w:p>
+      <w:pPr>
+        <w:rPr>
+          <w:lang w:val="en-US"/>
+        </w:rPr>
+      </w:pPr>
+      <w:r>
+        <w:rPr>
+          <w:lang w:val="en-US"/>
+        </w:rPr>
+        <w:t xml:space="preserve">  ↓</w:t>
+      </w:r>
+    </w:p>
+    <w:p>
+      <w:pPr>
+        <w:rPr>
+          <w:lang w:val="en-US"/>
+        </w:rPr>
+      </w:pPr>
+      <w:r>
+        <w:rPr>
+          <w:lang w:val="en-US"/>
+        </w:rPr>
+        <w:t>Final answer with source citations</w:t>
+      </w:r>
+    </w:p>
+    <w:p>
+      <w:pPr>
+        <w:rPr>
+          <w:lang w:val="en-US"/>
+        </w:rPr>
+      </w:pPr>
+    </w:p>
+    <w:p>
+      <w:pPr>
+        <w:rPr>
+          <w:lang w:val="en-US"/>
+        </w:rPr>
+      </w:pPr>
+      <w:r>
+        <w:rPr>
+          <w:lang w:val="en-US"/>
+        </w:rPr>
+        <w:t>START</w:t>
+      </w:r>
+    </w:p>
+    <w:p>
+      <w:pPr>
+        <w:rPr>
+          <w:lang w:val="en-US"/>
+        </w:rPr>
+      </w:pPr>
+      <w:r>
+        <w:rPr>
+          <w:lang w:val="en-US"/>
+        </w:rPr>
+        <w:t xml:space="preserve">  ↓</w:t>
+      </w:r>
+    </w:p>
+    <w:p>
+      <w:pPr>
+        <w:rPr>
+          <w:lang w:val="en-US"/>
+        </w:rPr>
+      </w:pPr>
+      <w:proofErr w:type="spellStart"/>
+      <w:r>
+        <w:rPr>
+          <w:lang w:val="en-US"/>
+        </w:rPr>
+        <w:t>SafetyGuardNode</w:t>
+      </w:r>
+      <w:proofErr w:type="spellEnd"/>
+    </w:p>
+    <w:p>
+      <w:pPr>
+        <w:rPr>
+          <w:lang w:val="en-US"/>
+        </w:rPr>
+      </w:pPr>
+      <w:r>
+        <w:rPr>
+          <w:lang w:val="en-US"/>
+        </w:rPr>
+        <w:t xml:space="preserve">  ↓</w:t>
+      </w:r>
+    </w:p>
+    <w:p>
+      <w:pPr>
+        <w:rPr>
+          <w:lang w:val="en-US"/>
+        </w:rPr>
+      </w:pPr>
+      <w:proofErr w:type="spellStart"/>
+      <w:r>
+        <w:rPr>
+          <w:lang w:val="en-US"/>
+        </w:rPr>
+        <w:t>SupervisorRouterNode</w:t>
+      </w:r>
+      <w:proofErr w:type="spellEnd"/>
+    </w:p>
+    <w:p>
+      <w:pPr>
+        <w:rPr>
+          <w:lang w:val="en-US"/>
+        </w:rPr>
+      </w:pPr>
+      <w:r>
+        <w:rPr>
+          <w:lang w:val="en-US"/>
+        </w:rPr>
+        <w:t xml:space="preserve">  </w:t>
+      </w:r>
+      <w:r>
+        <w:rPr>
+          <w:rFonts w:ascii="MS Gothic" w:eastAsia="MS Gothic" w:hAnsi="MS Gothic" w:cs="MS Gothic" w:hint="eastAsia"/>
+          <w:lang w:val="en-US"/>
+        </w:rPr>
+        <w:t>├</w:t>
+      </w:r>
+      <w:r>
+        <w:rPr>
+          <w:rFonts w:ascii="Aptos" w:hAnsi="Aptos" w:cs="Aptos"/>
+          <w:lang w:val="en-US"/>
+        </w:rPr>
+        <w:t>─</w:t>
+      </w:r>
+      <w:r>
+        <w:rPr>
+          <w:lang w:val="en-US"/>
+        </w:rPr>
+        <w:t xml:space="preserve"> </w:t>
+      </w:r>
+      <w:proofErr w:type="spellStart"/>
+      <w:r>
+        <w:rPr>
+          <w:lang w:val="en-US"/>
+        </w:rPr>
+        <w:t>AskClarificationNode</w:t>
+      </w:r>
+      <w:proofErr w:type="spellEnd"/>
+    </w:p>
+    <w:p>
+      <w:pPr>
+        <w:rPr>
+          <w:lang w:val="en-US"/>
+        </w:rPr>
+      </w:pPr>
+      <w:r>
+        <w:rPr>
+          <w:lang w:val="en-US"/>
+        </w:rPr>
+        <w:t xml:space="preserve">  </w:t>
+      </w:r>
+      <w:r>
+        <w:rPr>
+          <w:rFonts w:ascii="MS Gothic" w:eastAsia="MS Gothic" w:hAnsi="MS Gothic" w:cs="MS Gothic" w:hint="eastAsia"/>
+          <w:lang w:val="en-US"/>
+        </w:rPr>
+        <w:t>├</w:t>
+      </w:r>
+      <w:r>
+        <w:rPr>
+          <w:rFonts w:ascii="Aptos" w:hAnsi="Aptos" w:cs="Aptos"/>
+          <w:lang w:val="en-US"/>
+        </w:rPr>
+        <w:t>─</w:t>
+      </w:r>
+      <w:r>
+        <w:rPr>
+          <w:lang w:val="en-US"/>
+        </w:rPr>
+        <w:t xml:space="preserve"> </w:t>
+      </w:r>
+      <w:proofErr w:type="spellStart"/>
+      <w:r>
+        <w:rPr>
+          <w:lang w:val="en-US"/>
+        </w:rPr>
+        <w:t>LeaveAgentNode</w:t>
+      </w:r>
+      <w:proofErr w:type="spellEnd"/>
+    </w:p>
+    <w:p>
+      <w:pPr>
+        <w:rPr>
+          <w:lang w:val="en-US"/>
+        </w:rPr>
+      </w:pPr>
+      <w:r>
+        <w:rPr>
+          <w:lang w:val="en-US"/>
+        </w:rPr>
+        <w:t xml:space="preserve">  </w:t>
+      </w:r>
+      <w:r>
+        <w:rPr>
+          <w:rFonts w:ascii="MS Gothic" w:eastAsia="MS Gothic" w:hAnsi="MS Gothic" w:cs="MS Gothic" w:hint="eastAsia"/>
+          <w:lang w:val="en-US"/>
+        </w:rPr>
+        <w:t>├</w:t>
+      </w:r>
+      <w:r>
+        <w:rPr>
+          <w:rFonts w:ascii="Aptos" w:hAnsi="Aptos" w:cs="Aptos"/>
+          <w:lang w:val="en-US"/>
+        </w:rPr>
+        <w:t>─</w:t>
+      </w:r>
+      <w:r>
+        <w:rPr>
+          <w:lang w:val="en-US"/>
+        </w:rPr>
+        <w:t xml:space="preserve"> </w:t>
+      </w:r>
+      <w:proofErr w:type="spellStart"/>
+      <w:r>
+        <w:rPr>
+          <w:lang w:val="en-US"/>
+        </w:rPr>
+        <w:t>OKRAgentNode</w:t>
+      </w:r>
+      <w:proofErr w:type="spellEnd"/>
+    </w:p>
+    <w:p>
+      <w:pPr>
+        <w:rPr>
+          <w:lang w:val="en-US"/>
+        </w:rPr>
+      </w:pPr>
+      <w:r>
+        <w:rPr>
+          <w:lang w:val="en-US"/>
+        </w:rPr>
+        <w:t xml:space="preserve">  </w:t>
+      </w:r>
+      <w:r>
+        <w:rPr>
+          <w:rFonts w:ascii="MS Gothic" w:eastAsia="MS Gothic" w:hAnsi="MS Gothic" w:cs="MS Gothic" w:hint="eastAsia"/>
+          <w:lang w:val="en-US"/>
+        </w:rPr>
+        <w:t>├</w:t>
+      </w:r>
+      <w:r>
+        <w:rPr>
+          <w:rFonts w:ascii="Aptos" w:hAnsi="Aptos" w:cs="Aptos"/>
+          <w:lang w:val="en-US"/>
+        </w:rPr>
+        <w:t>─</w:t>
+      </w:r>
+      <w:r>
+        <w:rPr>
+          <w:lang w:val="en-US"/>
+        </w:rPr>
+        <w:t xml:space="preserve"> </w:t>
+      </w:r>
+      <w:proofErr w:type="spellStart"/>
+      <w:r>
+        <w:rPr>
+          <w:lang w:val="en-US"/>
+        </w:rPr>
+        <w:t>CareerAgentNode</w:t>
+      </w:r>
+      <w:proofErr w:type="spellEnd"/>
+    </w:p>
+    <w:p>
+      <w:pPr>
+        <w:rPr>
+          <w:lang w:val="en-US"/>
+        </w:rPr>
+      </w:pPr>
+      <w:r>
+        <w:rPr>
+          <w:lang w:val="en-US"/>
+        </w:rPr>
+        <w:t xml:space="preserve">  </w:t>
+      </w:r>
+      <w:r>
+        <w:rPr>
+          <w:rFonts w:ascii="MS Gothic" w:eastAsia="MS Gothic" w:hAnsi="MS Gothic" w:cs="MS Gothic" w:hint="eastAsia"/>
+          <w:lang w:val="en-US"/>
+        </w:rPr>
+        <w:t>├</w:t>
+      </w:r>
+      <w:r>
+        <w:rPr>
+          <w:rFonts w:ascii="Aptos" w:hAnsi="Aptos" w:cs="Aptos"/>
+          <w:lang w:val="en-US"/>
+        </w:rPr>
+        <w:t>─</w:t>
+      </w:r>
+      <w:r>
+        <w:rPr>
+          <w:lang w:val="en-US"/>
+        </w:rPr>
+        <w:t xml:space="preserve"> </w:t>
+      </w:r>
+      <w:proofErr w:type="spellStart"/>
+      <w:r>
+        <w:rPr>
+          <w:lang w:val="en-US"/>
+        </w:rPr>
+        <w:t>AnalyticsAgentNode</w:t>
+      </w:r>
+      <w:proofErr w:type="spellEnd"/>
+    </w:p>
+    <w:p>
+      <w:pPr>
+        <w:rPr>
+          <w:lang w:val="en-US"/>
+        </w:rPr>
+      </w:pPr>
+      <w:r>
+        <w:rPr>
+          <w:lang w:val="en-US"/>
+        </w:rPr>
+        <w:t xml:space="preserve">  </w:t>
+      </w:r>
+      <w:r>
+        <w:rPr>
+          <w:rFonts w:ascii="MS Gothic" w:eastAsia="MS Gothic" w:hAnsi="MS Gothic" w:cs="MS Gothic" w:hint="eastAsia"/>
+          <w:lang w:val="en-US"/>
+        </w:rPr>
+        <w:t>├</w:t>
+      </w:r>
+      <w:r>
+        <w:rPr>
+          <w:rFonts w:ascii="Aptos" w:hAnsi="Aptos" w:cs="Aptos"/>
+          <w:lang w:val="en-US"/>
+        </w:rPr>
+        <w:t>─</w:t>
+      </w:r>
+      <w:r>
+        <w:rPr>
+          <w:lang w:val="en-US"/>
+        </w:rPr>
+        <w:t xml:space="preserve"> </w:t>
+      </w:r>
+      <w:proofErr w:type="spellStart"/>
+      <w:r>
+        <w:rPr>
+          <w:lang w:val="en-US"/>
+        </w:rPr>
+        <w:t>OnboardingAgentNode</w:t>
+      </w:r>
+      <w:proofErr w:type="spellEnd"/>
+    </w:p>
+    <w:p>
+      <w:pPr>
+        <w:rPr>
+          <w:lang w:val="en-US"/>
+        </w:rPr>
+      </w:pPr>
+      <w:r>
+        <w:rPr>
+          <w:lang w:val="en-US"/>
+        </w:rPr>
+        <w:t xml:space="preserve">  </w:t>
+      </w:r>
+      <w:r>
+        <w:rPr>
+          <w:rFonts w:ascii="MS Gothic" w:eastAsia="MS Gothic" w:hAnsi="MS Gothic" w:cs="MS Gothic" w:hint="eastAsia"/>
+          <w:lang w:val="en-US"/>
+        </w:rPr>
+        <w:t>├</w:t>
+      </w:r>
+      <w:r>
+        <w:rPr>
+          <w:rFonts w:ascii="Aptos" w:hAnsi="Aptos" w:cs="Aptos"/>
+          <w:lang w:val="en-US"/>
+        </w:rPr>
+        <w:t>─</w:t>
+      </w:r>
+      <w:r>
+        <w:rPr>
+          <w:lang w:val="en-US"/>
+        </w:rPr>
+        <w:t xml:space="preserve"> </w:t>
+      </w:r>
+      <w:proofErr w:type="spellStart"/>
+      <w:r>
+        <w:rPr>
+          <w:lang w:val="en-US"/>
+        </w:rPr>
+        <w:t>LanguageAgentNode</w:t>
+      </w:r>
+      <w:proofErr w:type="spellEnd"/>
+    </w:p>
+    <w:p>
+      <w:pPr>
+        <w:rPr>
+          <w:lang w:val="en-US"/>
+        </w:rPr>
+      </w:pPr>
+      <w:r>
+        <w:rPr>
+          <w:lang w:val="en-US"/>
+        </w:rPr>
+        <w:t xml:space="preserve">  </w:t>
+      </w:r>
+      <w:r>
+        <w:rPr>
+          <w:rFonts w:ascii="MS Gothic" w:eastAsia="MS Gothic" w:hAnsi="MS Gothic" w:cs="MS Gothic" w:hint="eastAsia"/>
+          <w:lang w:val="en-US"/>
+        </w:rPr>
+        <w:t>├</w:t>
+      </w:r>
+      <w:r>
+        <w:rPr>
+          <w:rFonts w:ascii="Aptos" w:hAnsi="Aptos" w:cs="Aptos"/>
+          <w:lang w:val="en-US"/>
+        </w:rPr>
+        <w:t>─</w:t>
+      </w:r>
+      <w:r>
+        <w:rPr>
+          <w:lang w:val="en-US"/>
+        </w:rPr>
+        <w:t xml:space="preserve"> </w:t>
+      </w:r>
+      <w:proofErr w:type="spellStart"/>
+      <w:r>
+        <w:rPr>
+          <w:lang w:val="en-US"/>
+        </w:rPr>
+        <w:t>GeneralHelpRagAgentNode</w:t>
+      </w:r>
+      <w:proofErr w:type="spellEnd"/>
+    </w:p>
+    <w:p>
+      <w:pPr>
+        <w:rPr>
+          <w:lang w:val="en-US"/>
+        </w:rPr>
+      </w:pPr>
+      <w:r>
+        <w:rPr>
+          <w:lang w:val="en-US"/>
+        </w:rPr>
+        <w:t xml:space="preserve">  └─ </w:t>
+      </w:r>
+      <w:proofErr w:type="spellStart"/>
+      <w:r>
+        <w:rPr>
+          <w:lang w:val="en-US"/>
+        </w:rPr>
+        <w:t>HumanEscalationNode</w:t>
+      </w:r>
+      <w:proofErr w:type="spellEnd"/>
+    </w:p>
+    <w:p>
+      <w:pPr>
+        <w:rPr>
+          <w:lang w:val="en-US"/>
+        </w:rPr>
+      </w:pPr>
+      <w:r>
+        <w:rPr>
+          <w:lang w:val="en-US"/>
+        </w:rPr>
+        <w:t xml:space="preserve">  ↓</w:t>
+      </w:r>
+    </w:p>
+    <w:p>
+      <w:pPr>
+        <w:rPr>
+          <w:lang w:val="en-US"/>
+        </w:rPr>
+      </w:pPr>
+      <w:proofErr w:type="spellStart"/>
+      <w:r>
+        <w:rPr>
+          <w:lang w:val="en-US"/>
+        </w:rPr>
+        <w:t>FinalAnswerNode</w:t>
+      </w:r>
+      <w:proofErr w:type="spellEnd"/>
+    </w:p>
+    <w:p>
+      <w:pPr>
+        <w:rPr>
+          <w:lang w:val="en-US"/>
+        </w:rPr>
+      </w:pPr>
+      <w:r>
+        <w:rPr>
+          <w:lang w:val="en-US"/>
+        </w:rPr>
+        <w:t xml:space="preserve">  ↓</w:t>
+      </w:r>
+    </w:p>
+    <w:p>
+      <w:pPr>
+        <w:rPr>
+          <w:lang w:val="en-US"/>
+        </w:rPr>
+      </w:pPr>
+      <w:r>
+        <w:rPr>
+          <w:lang w:val="en-US"/>
+        </w:rPr>
+        <w:t>END</w:t>
+      </w:r>
+    </w:p>
+    <w:p>
+      <w:pPr>
+        <w:rPr>
+          <w:lang w:val="en-US"/>
+        </w:rPr>
+      </w:pPr>
+      <w:r>
+        <w:rPr>
+          <w:lang w:val="en-US"/>
+        </w:rPr>
+        <w:t>Each specialist should return structured output:</w:t>
+      </w:r>
+    </w:p>
+    <w:p>
+      <w:pPr>
+        <w:rPr>
+          <w:lang w:val="en-US"/>
+        </w:rPr>
+      </w:pPr>
+      <w:r>
+        <w:rPr>
+          <w:lang w:val="en-US"/>
+        </w:rPr>
+        <w:lastRenderedPageBreak/>
+        <w:t>{</w:t>
+      </w:r>
+    </w:p>
+    <w:p>
+      <w:pPr>
+        <w:rPr>
+          <w:lang w:val="en-US"/>
+        </w:rPr>
+      </w:pPr>
+      <w:r>
+        <w:rPr>
+          <w:lang w:val="en-US"/>
+        </w:rPr>
+        <w:t xml:space="preserve">  status,</w:t>
+      </w:r>
+    </w:p>
+    <w:p>
+      <w:pPr>
+        <w:rPr>
+          <w:lang w:val="en-US"/>
+        </w:rPr>
+      </w:pPr>
+      <w:r>
+        <w:rPr>
+          <w:lang w:val="en-US"/>
+        </w:rPr>
+        <w:t xml:space="preserve">  content,</w:t>
+      </w:r>
+    </w:p>
+    <w:p>
+      <w:pPr>
+        <w:rPr>
+          <w:lang w:val="en-US"/>
+        </w:rPr>
+      </w:pPr>
+      <w:r>
+        <w:rPr>
+          <w:lang w:val="en-US"/>
+        </w:rPr>
+        <w:t xml:space="preserve">  </w:t>
+      </w:r>
+      <w:proofErr w:type="spellStart"/>
+      <w:r>
+        <w:rPr>
+          <w:lang w:val="en-US"/>
+        </w:rPr>
+        <w:t>sourceContext</w:t>
+      </w:r>
+      <w:proofErr w:type="spellEnd"/>
+      <w:r>
+        <w:rPr>
+          <w:lang w:val="en-US"/>
+        </w:rPr>
+        <w:t>,</w:t>
+      </w:r>
+    </w:p>
+    <w:p>
+      <w:pPr>
+        <w:rPr>
+          <w:lang w:val="en-US"/>
+        </w:rPr>
+      </w:pPr>
+      <w:r>
+        <w:rPr>
+          <w:lang w:val="en-US"/>
+        </w:rPr>
+        <w:t xml:space="preserve">  </w:t>
+      </w:r>
+      <w:proofErr w:type="spellStart"/>
+      <w:r>
+        <w:rPr>
+          <w:lang w:val="en-US"/>
+        </w:rPr>
+        <w:t>permissionDecision</w:t>
+      </w:r>
+      <w:proofErr w:type="spellEnd"/>
+      <w:r>
+        <w:rPr>
+          <w:lang w:val="en-US"/>
+        </w:rPr>
+        <w:t>,</w:t>
+      </w:r>
+    </w:p>
+    <w:p>
+      <w:pPr>
+        <w:rPr>
+          <w:lang w:val="en-US"/>
+        </w:rPr>
+      </w:pPr>
+      <w:r>
+        <w:rPr>
+          <w:lang w:val="en-US"/>
+        </w:rPr>
+        <w:t xml:space="preserve">  </w:t>
+      </w:r>
+      <w:proofErr w:type="spellStart"/>
+      <w:r>
+        <w:rPr>
+          <w:lang w:val="en-US"/>
+        </w:rPr>
+        <w:t>auditSummary</w:t>
+      </w:r>
+      <w:proofErr w:type="spellEnd"/>
+      <w:r>
+        <w:rPr>
+          <w:lang w:val="en-US"/>
+        </w:rPr>
+        <w:t>,</w:t>
+      </w:r>
+    </w:p>
+    <w:p>
+      <w:pPr>
+        <w:rPr>
+          <w:lang w:val="en-US"/>
+        </w:rPr>
+      </w:pPr>
+      <w:r>
+        <w:rPr>
+          <w:lang w:val="en-US"/>
+        </w:rPr>
+        <w:t xml:space="preserve">  </w:t>
+      </w:r>
+      <w:proofErr w:type="spellStart"/>
+      <w:r>
+        <w:rPr>
+          <w:lang w:val="en-US"/>
+        </w:rPr>
+        <w:t>recommendedNextStep</w:t>
+      </w:r>
+      <w:proofErr w:type="spellEnd"/>
+    </w:p>
+    <w:p>
+      <w:pPr>
+        <w:rPr>
+          <w:lang w:val="en-US"/>
+        </w:rPr>
+      </w:pPr>
+      <w:r>
+        <w:rPr>
+          <w:lang w:val="en-US"/>
+        </w:rPr>
+        <w:t>}</w:t>
+      </w:r>
+    </w:p>
+    <w:p>
+      <w:pPr>
+        <w:rPr>
+          <w:lang w:val="en-US"/>
+        </w:rPr>
+      </w:pPr>
+      <w:r>
+        <w:rPr>
+          <w:b/>
+          <w:bCs/>
+          <w:lang w:val="en-US"/>
+        </w:rPr>
+        <w:t>Why Not Python</w:t>
+      </w:r>
+    </w:p>
+    <w:p>
+      <w:pPr>
+        <w:rPr>
+          <w:lang w:val="en-US"/>
+        </w:rPr>
+      </w:pPr>
+      <w:r>
+        <w:rPr>
+          <w:lang w:val="en-US"/>
+        </w:rPr>
+        <w:t>I would not make the core AI module Python right now.</w:t>
+      </w:r>
+    </w:p>
+    <w:p>
+      <w:r>
+        <w:t xml:space="preserve">Python </w:t>
+      </w:r>
+      <w:proofErr w:type="spellStart"/>
+      <w:r>
+        <w:t>would</w:t>
+      </w:r>
+      <w:proofErr w:type="spellEnd"/>
+      <w:r>
+        <w:t xml:space="preserve"> </w:t>
+      </w:r>
+      <w:proofErr w:type="spellStart"/>
+      <w:proofErr w:type="gramStart"/>
+      <w:r>
+        <w:t>add</w:t>
+      </w:r>
+      <w:proofErr w:type="spellEnd"/>
+      <w:r>
+        <w:t>:</w:t>
+      </w:r>
+      <w:proofErr w:type="gramEnd"/>
+    </w:p>
+    <w:p>
+      <w:pPr>
+        <w:numPr>
+          <w:ilvl w:val="0"/>
+          <w:numId w:val="10"/>
+        </w:numPr>
+      </w:pPr>
+      <w:proofErr w:type="spellStart"/>
+      <w:proofErr w:type="gramStart"/>
+      <w:r>
+        <w:t>another</w:t>
+      </w:r>
+      <w:proofErr w:type="spellEnd"/>
+      <w:proofErr w:type="gramEnd"/>
+      <w:r>
+        <w:t xml:space="preserve"> runtime</w:t>
+      </w:r>
+    </w:p>
+    <w:p>
+      <w:pPr>
+        <w:numPr>
+          <w:ilvl w:val="0"/>
+          <w:numId w:val="10"/>
+        </w:numPr>
+      </w:pPr>
+      <w:proofErr w:type="spellStart"/>
+      <w:proofErr w:type="gramStart"/>
+      <w:r>
+        <w:t>another</w:t>
+      </w:r>
+      <w:proofErr w:type="spellEnd"/>
+      <w:proofErr w:type="gramEnd"/>
+      <w:r>
+        <w:t xml:space="preserve"> service </w:t>
+      </w:r>
+      <w:proofErr w:type="spellStart"/>
+      <w:r>
+        <w:t>boundary</w:t>
+      </w:r>
+      <w:proofErr w:type="spellEnd"/>
+    </w:p>
+    <w:p>
+      <w:pPr>
+        <w:numPr>
+          <w:ilvl w:val="0"/>
+          <w:numId w:val="10"/>
+        </w:numPr>
+      </w:pPr>
+      <w:proofErr w:type="spellStart"/>
+      <w:proofErr w:type="gramStart"/>
+      <w:r>
+        <w:t>duplicated</w:t>
+      </w:r>
+      <w:proofErr w:type="spellEnd"/>
+      <w:proofErr w:type="gramEnd"/>
+      <w:r>
+        <w:t xml:space="preserve"> </w:t>
+      </w:r>
+      <w:proofErr w:type="spellStart"/>
+      <w:r>
+        <w:t>auth</w:t>
+      </w:r>
+      <w:proofErr w:type="spellEnd"/>
+      <w:r>
+        <w:t>/RBAC handling</w:t>
+      </w:r>
+    </w:p>
+    <w:p>
+      <w:pPr>
+        <w:numPr>
+          <w:ilvl w:val="0"/>
+          <w:numId w:val="10"/>
+        </w:numPr>
+      </w:pPr>
+      <w:proofErr w:type="gramStart"/>
+      <w:r>
+        <w:t>harder</w:t>
+      </w:r>
+      <w:proofErr w:type="gramEnd"/>
+      <w:r>
+        <w:t xml:space="preserve"> </w:t>
+      </w:r>
+      <w:proofErr w:type="spellStart"/>
+      <w:r>
+        <w:t>shared</w:t>
+      </w:r>
+      <w:proofErr w:type="spellEnd"/>
+      <w:r>
+        <w:t xml:space="preserve"> </w:t>
+      </w:r>
+      <w:proofErr w:type="spellStart"/>
+      <w:r>
+        <w:t>enum</w:t>
+      </w:r>
+      <w:proofErr w:type="spellEnd"/>
+      <w:r>
+        <w:t xml:space="preserve">/DTO </w:t>
+      </w:r>
+      <w:proofErr w:type="spellStart"/>
+      <w:r>
+        <w:t>alignment</w:t>
+      </w:r>
+      <w:proofErr w:type="spellEnd"/>
+    </w:p>
+    <w:p>
+      <w:pPr>
+        <w:numPr>
+          <w:ilvl w:val="0"/>
+          <w:numId w:val="10"/>
+        </w:numPr>
+      </w:pPr>
+      <w:proofErr w:type="gramStart"/>
+      <w:r>
+        <w:t>more</w:t>
+      </w:r>
+      <w:proofErr w:type="gramEnd"/>
+      <w:r>
+        <w:t xml:space="preserve"> </w:t>
+      </w:r>
+      <w:proofErr w:type="spellStart"/>
+      <w:r>
+        <w:t>deployment</w:t>
+      </w:r>
+      <w:proofErr w:type="spellEnd"/>
+      <w:r>
+        <w:t xml:space="preserve"> </w:t>
+      </w:r>
+      <w:proofErr w:type="spellStart"/>
+      <w:r>
+        <w:t>complexity</w:t>
+      </w:r>
+      <w:proofErr w:type="spellEnd"/>
+    </w:p>
+    <w:p>
+      <w:pPr>
+        <w:rPr>
+          <w:lang w:val="en-US"/>
+        </w:rPr>
+      </w:pPr>
+    </w:p>
+    <w:p>
+      <w:pPr>
+        <w:rPr>
+          <w:lang w:val="en-US"/>
+        </w:rPr>
+      </w:pPr>
+      <w:r>
+        <w:rPr>
+          <w:lang w:val="en-US"/>
+        </w:rPr>
+        <w:t>Python makes sense later only for a narrow worker, for example:</w:t>
+      </w:r>
+    </w:p>
+    <w:p>
+      <w:pPr>
+        <w:rPr>
+          <w:lang w:val="en-US"/>
+        </w:rPr>
+      </w:pPr>
+      <w:r>
+        <w:rPr>
+          <w:lang w:val="en-US"/>
+        </w:rPr>
+        <w:t>Python worker</w:t>
+      </w:r>
+    </w:p>
+    <w:p>
+      <w:pPr>
+        <w:rPr>
+          <w:lang w:val="en-US"/>
+        </w:rPr>
+      </w:pPr>
+      <w:r>
+        <w:rPr>
+          <w:lang w:val="en-US"/>
+        </w:rPr>
+        <w:t xml:space="preserve">  </w:t>
+      </w:r>
+      <w:r>
+        <w:rPr>
+          <w:rFonts w:ascii="MS Gothic" w:eastAsia="MS Gothic" w:hAnsi="MS Gothic" w:cs="MS Gothic" w:hint="eastAsia"/>
+          <w:lang w:val="en-US"/>
+        </w:rPr>
+        <w:t>├</w:t>
+      </w:r>
+      <w:r>
+        <w:rPr>
+          <w:rFonts w:ascii="Aptos" w:hAnsi="Aptos" w:cs="Aptos"/>
+          <w:lang w:val="en-US"/>
+        </w:rPr>
+        <w:t>─</w:t>
+      </w:r>
+      <w:r>
+        <w:rPr>
+          <w:lang w:val="en-US"/>
+        </w:rPr>
+        <w:t xml:space="preserve"> heavy document parsing</w:t>
+      </w:r>
+    </w:p>
+    <w:p>
+      <w:pPr>
+        <w:rPr>
+          <w:lang w:val="en-US"/>
+        </w:rPr>
+      </w:pPr>
+      <w:r>
+        <w:rPr>
+          <w:lang w:val="en-US"/>
+        </w:rPr>
+        <w:t xml:space="preserve">  </w:t>
+      </w:r>
+      <w:r>
+        <w:rPr>
+          <w:rFonts w:ascii="MS Gothic" w:eastAsia="MS Gothic" w:hAnsi="MS Gothic" w:cs="MS Gothic" w:hint="eastAsia"/>
+          <w:lang w:val="en-US"/>
+        </w:rPr>
+        <w:t>├</w:t>
+      </w:r>
+      <w:r>
+        <w:rPr>
+          <w:rFonts w:ascii="Aptos" w:hAnsi="Aptos" w:cs="Aptos"/>
+          <w:lang w:val="en-US"/>
+        </w:rPr>
+        <w:t>─</w:t>
+      </w:r>
+      <w:r>
+        <w:rPr>
+          <w:lang w:val="en-US"/>
+        </w:rPr>
+        <w:t xml:space="preserve"> embedding batch jobs</w:t>
+      </w:r>
+    </w:p>
+    <w:p>
+      <w:pPr>
+        <w:rPr>
+          <w:lang w:val="en-US"/>
+        </w:rPr>
+      </w:pPr>
+      <w:r>
+        <w:rPr>
+          <w:lang w:val="en-US"/>
+        </w:rPr>
+        <w:t xml:space="preserve">  </w:t>
+      </w:r>
+      <w:r>
+        <w:rPr>
+          <w:rFonts w:ascii="MS Gothic" w:eastAsia="MS Gothic" w:hAnsi="MS Gothic" w:cs="MS Gothic" w:hint="eastAsia"/>
+          <w:lang w:val="en-US"/>
+        </w:rPr>
+        <w:t>├</w:t>
+      </w:r>
+      <w:r>
+        <w:rPr>
+          <w:rFonts w:ascii="Aptos" w:hAnsi="Aptos" w:cs="Aptos"/>
+          <w:lang w:val="en-US"/>
+        </w:rPr>
+        <w:t>─</w:t>
+      </w:r>
+      <w:r>
+        <w:rPr>
+          <w:lang w:val="en-US"/>
+        </w:rPr>
+        <w:t xml:space="preserve"> evaluation datasets</w:t>
+      </w:r>
+    </w:p>
+    <w:p>
+      <w:pPr>
+        <w:rPr>
+          <w:lang w:val="en-US"/>
+        </w:rPr>
+      </w:pPr>
+      <w:r>
+        <w:rPr>
+          <w:lang w:val="en-US"/>
+        </w:rPr>
+        <w:t xml:space="preserve">  └─ advanced ML experiments</w:t>
+      </w:r>
+    </w:p>
+    <w:p>
+      <w:pPr>
+        <w:rPr>
+          <w:lang w:val="en-US"/>
+        </w:rPr>
+      </w:pPr>
+    </w:p>
+    <w:p>
+      <w:pPr>
+        <w:rPr>
+          <w:lang w:val="en-US"/>
+        </w:rPr>
+      </w:pPr>
+    </w:p>
+    <w:p>
+      <w:pPr>
+        <w:rPr>
+          <w:lang w:val="en-US"/>
+        </w:rPr>
+      </w:pPr>
+    </w:p>
+    <w:p>
+      <w:pPr>
+        <w:rPr>
+          <w:lang w:val="en-US"/>
+        </w:rPr>
+      </w:pPr>
+    </w:p>
+    <w:p>
+      <w:pPr>
+        <w:rPr>
+          <w:lang w:val="en-US"/>
+        </w:rPr>
+      </w:pPr>
+    </w:p>
+    <w:p>
+      <w:pPr>
+        <w:rPr>
+          <w:lang w:val="en-US"/>
+        </w:rPr>
+      </w:pPr>
+    </w:p>
+    <w:p>
+      <w:pPr>
+        <w:rPr>
+          <w:lang w:val="en-US"/>
+        </w:rPr>
+      </w:pPr>
+    </w:p>
+    <w:p>
+      <w:pPr>
+        <w:rPr>
+          <w:lang w:val="en-US"/>
+        </w:rPr>
+      </w:pPr>
+    </w:p>
+    <w:p>
+      <w:pPr>
+        <w:rPr>
+          <w:lang w:val="en-US"/>
+        </w:rPr>
+      </w:pPr>
+      <w:proofErr w:type="spellStart"/>
+      <w:r>
+        <w:rPr>
+          <w:lang w:val="en-US"/>
+        </w:rPr>
+        <w:lastRenderedPageBreak/>
+        <w:t>LangGraph</w:t>
+      </w:r>
+      <w:proofErr w:type="spellEnd"/>
+      <w:r>
+        <w:rPr>
+          <w:lang w:val="en-US"/>
+        </w:rPr>
+        <w:t xml:space="preserve"> is </w:t>
+      </w:r>
+      <w:proofErr w:type="gramStart"/>
+      <w:r>
+        <w:rPr>
+          <w:lang w:val="en-US"/>
+        </w:rPr>
+        <w:t>the</w:t>
+      </w:r>
+      <w:proofErr w:type="gramEnd"/>
+      <w:r>
+        <w:rPr>
+          <w:lang w:val="en-US"/>
+        </w:rPr>
+        <w:t xml:space="preserve"> workflow engine.</w:t>
+      </w:r>
+    </w:p>
+    <w:p>
+      <w:pPr>
+        <w:rPr>
+          <w:lang w:val="en-US"/>
+        </w:rPr>
+      </w:pPr>
+      <w:proofErr w:type="spellStart"/>
+      <w:proofErr w:type="gramStart"/>
+      <w:r>
+        <w:rPr>
+          <w:lang w:val="en-US"/>
+        </w:rPr>
+        <w:t>supervisorNode</w:t>
+      </w:r>
+      <w:proofErr w:type="spellEnd"/>
+      <w:proofErr w:type="gramEnd"/>
+    </w:p>
+    <w:p>
+      <w:pPr>
+        <w:rPr>
+          <w:lang w:val="en-US"/>
+        </w:rPr>
+      </w:pPr>
+      <w:r>
+        <w:rPr>
+          <w:lang w:val="en-US"/>
+        </w:rPr>
+        <w:t xml:space="preserve">  decides where to go next</w:t>
+      </w:r>
+    </w:p>
+    <w:p>
+      <w:pPr>
+        <w:rPr>
+          <w:lang w:val="en-US"/>
+        </w:rPr>
+      </w:pPr>
+    </w:p>
+    <w:p>
+      <w:pPr>
+        <w:rPr>
+          <w:lang w:val="en-US"/>
+        </w:rPr>
+      </w:pPr>
+      <w:proofErr w:type="spellStart"/>
+      <w:r>
+        <w:rPr>
+          <w:lang w:val="en-US"/>
+        </w:rPr>
+        <w:t>clarificationNode</w:t>
+      </w:r>
+      <w:proofErr w:type="spellEnd"/>
+    </w:p>
+    <w:p>
+      <w:pPr>
+        <w:rPr>
+          <w:lang w:val="en-US"/>
+        </w:rPr>
+      </w:pPr>
+      <w:r>
+        <w:rPr>
+          <w:lang w:val="en-US"/>
+        </w:rPr>
+        <w:t xml:space="preserve">  asks user for missing info</w:t>
+      </w:r>
+    </w:p>
+    <w:p>
+      <w:pPr>
+        <w:rPr>
+          <w:lang w:val="en-US"/>
+        </w:rPr>
+      </w:pPr>
+    </w:p>
+    <w:p>
+      <w:pPr>
+        <w:rPr>
+          <w:lang w:val="en-US"/>
+        </w:rPr>
+      </w:pPr>
+      <w:proofErr w:type="spellStart"/>
+      <w:r>
+        <w:rPr>
+          <w:lang w:val="en-US"/>
+        </w:rPr>
+        <w:t>specialistsNode</w:t>
+      </w:r>
+      <w:proofErr w:type="spellEnd"/>
+    </w:p>
+    <w:p>
+      <w:pPr>
+        <w:rPr>
+          <w:lang w:val="en-US"/>
+        </w:rPr>
+      </w:pPr>
+      <w:r>
+        <w:rPr>
+          <w:lang w:val="en-US"/>
+        </w:rPr>
+        <w:t xml:space="preserve">  calls Leave / OKR / Career / Analytics / etc.</w:t>
+      </w:r>
+    </w:p>
+    <w:p>
+      <w:pPr>
+        <w:rPr>
+          <w:lang w:val="en-US"/>
+        </w:rPr>
+      </w:pPr>
+    </w:p>
+    <w:p>
+      <w:pPr>
+        <w:rPr>
+          <w:lang w:val="en-US"/>
+        </w:rPr>
+      </w:pPr>
+      <w:proofErr w:type="spellStart"/>
+      <w:r>
+        <w:rPr>
+          <w:lang w:val="en-US"/>
+        </w:rPr>
+        <w:t>humanEscalationNode</w:t>
+      </w:r>
+      <w:proofErr w:type="spellEnd"/>
+    </w:p>
+    <w:p>
+      <w:pPr>
+        <w:rPr>
+          <w:lang w:val="en-US"/>
+        </w:rPr>
+      </w:pPr>
+      <w:r>
+        <w:rPr>
+          <w:lang w:val="en-US"/>
+        </w:rPr>
+        <w:t xml:space="preserve">  creates safe handoff</w:t>
+      </w:r>
+    </w:p>
+    <w:p>
+      <w:pPr>
+        <w:rPr>
+          <w:lang w:val="en-US"/>
+        </w:rPr>
+      </w:pPr>
+    </w:p>
+    <w:p>
+      <w:pPr>
+        <w:rPr>
+          <w:lang w:val="en-US"/>
+        </w:rPr>
+      </w:pPr>
+      <w:proofErr w:type="spellStart"/>
+      <w:r>
+        <w:rPr>
+          <w:lang w:val="en-US"/>
+        </w:rPr>
+        <w:t>finalAnswerNode</w:t>
+      </w:r>
+      <w:proofErr w:type="spellEnd"/>
+    </w:p>
+    <w:p>
+      <w:pPr>
+        <w:rPr>
+          <w:lang w:val="en-US"/>
+        </w:rPr>
+      </w:pPr>
+      <w:r>
+        <w:rPr>
+          <w:lang w:val="en-US"/>
+        </w:rPr>
+        <w:t xml:space="preserve">  creates the final user response</w:t>
+      </w:r>
+    </w:p>
+    <w:p>
+      <w:pPr>
+        <w:rPr>
+          <w:lang w:val="en-US"/>
+        </w:rPr>
+      </w:pPr>
+    </w:p>
+    <w:p>
+      <w:pPr>
+        <w:rPr>
+          <w:lang w:val="en-US"/>
+        </w:rPr>
+      </w:pPr>
+      <w:r>
+        <w:rPr>
+          <w:b/>
+          <w:bCs/>
+          <w:lang w:val="en-US"/>
+        </w:rPr>
+        <w:t>Your Study Plan</w:t>
+      </w:r>
+    </w:p>
+    <w:p>
+      <w:pPr>
+        <w:rPr>
+          <w:lang w:val="en-US"/>
+        </w:rPr>
+      </w:pPr>
+      <w:r>
+        <w:rPr>
+          <w:lang w:val="en-US"/>
+        </w:rPr>
+        <w:t>Week 1: NestJS + Project Flow</w:t>
+      </w:r>
+      <w:r>
+        <w:rPr>
+          <w:lang w:val="en-US"/>
+        </w:rPr>
+        <w:br/>
+        <w:t>Read one request from frontend to backend. Don’t try to understand everything yet. Just trace the path.</w:t>
+      </w:r>
+    </w:p>
+    <w:p>
+      <w:pPr>
+        <w:rPr>
+          <w:lang w:val="en-US"/>
+        </w:rPr>
+      </w:pPr>
+      <w:r>
+        <w:rPr>
+          <w:lang w:val="en-US"/>
+        </w:rPr>
+        <w:t>Week 2: AI Conversation Flow</w:t>
+      </w:r>
+      <w:r>
+        <w:rPr>
+          <w:lang w:val="en-US"/>
+        </w:rPr>
+        <w:br/>
+        <w:t>Master:</w:t>
+      </w:r>
+    </w:p>
+    <w:p>
+      <w:pPr>
+        <w:numPr>
+          <w:ilvl w:val="0"/>
+          <w:numId w:val="11"/>
+        </w:numPr>
+      </w:pPr>
+      <w:proofErr w:type="spellStart"/>
+      <w:proofErr w:type="gramStart"/>
+      <w:r>
+        <w:t>create</w:t>
+      </w:r>
+      <w:proofErr w:type="spellEnd"/>
+      <w:proofErr w:type="gramEnd"/>
+      <w:r>
+        <w:t xml:space="preserve"> conversation</w:t>
+      </w:r>
+    </w:p>
+    <w:p>
+      <w:pPr>
+        <w:numPr>
+          <w:ilvl w:val="0"/>
+          <w:numId w:val="11"/>
+        </w:numPr>
+      </w:pPr>
+      <w:proofErr w:type="spellStart"/>
+      <w:proofErr w:type="gramStart"/>
+      <w:r>
+        <w:t>send</w:t>
+      </w:r>
+      <w:proofErr w:type="spellEnd"/>
+      <w:proofErr w:type="gramEnd"/>
+      <w:r>
+        <w:t xml:space="preserve"> message</w:t>
+      </w:r>
+    </w:p>
+    <w:p>
+      <w:pPr>
+        <w:numPr>
+          <w:ilvl w:val="0"/>
+          <w:numId w:val="11"/>
+        </w:numPr>
+      </w:pPr>
+      <w:proofErr w:type="spellStart"/>
+      <w:proofErr w:type="gramStart"/>
+      <w:r>
+        <w:t>save</w:t>
+      </w:r>
+      <w:proofErr w:type="spellEnd"/>
+      <w:proofErr w:type="gramEnd"/>
+      <w:r>
+        <w:t xml:space="preserve"> user message</w:t>
+      </w:r>
+    </w:p>
+    <w:p>
+      <w:pPr>
+        <w:numPr>
+          <w:ilvl w:val="0"/>
+          <w:numId w:val="11"/>
+        </w:numPr>
+      </w:pPr>
+      <w:proofErr w:type="spellStart"/>
+      <w:proofErr w:type="gramStart"/>
+      <w:r>
+        <w:t>execute</w:t>
+      </w:r>
+      <w:proofErr w:type="spellEnd"/>
+      <w:proofErr w:type="gramEnd"/>
+      <w:r>
+        <w:t xml:space="preserve"> </w:t>
+      </w:r>
+      <w:proofErr w:type="spellStart"/>
+      <w:r>
+        <w:t>supervisor</w:t>
+      </w:r>
+      <w:proofErr w:type="spellEnd"/>
+      <w:r>
+        <w:t xml:space="preserve"> </w:t>
+      </w:r>
+      <w:proofErr w:type="spellStart"/>
+      <w:r>
+        <w:t>turn</w:t>
+      </w:r>
+      <w:proofErr w:type="spellEnd"/>
+    </w:p>
+    <w:p>
+      <w:pPr>
+        <w:numPr>
+          <w:ilvl w:val="0"/>
+          <w:numId w:val="11"/>
+        </w:numPr>
+      </w:pPr>
+      <w:proofErr w:type="spellStart"/>
+      <w:proofErr w:type="gramStart"/>
+      <w:r>
+        <w:t>save</w:t>
+      </w:r>
+      <w:proofErr w:type="spellEnd"/>
+      <w:proofErr w:type="gramEnd"/>
+      <w:r>
+        <w:t xml:space="preserve"> assistant message</w:t>
+      </w:r>
+    </w:p>
+    <w:p>
+      <w:pPr>
+        <w:rPr>
+          <w:lang w:val="en-US"/>
+        </w:rPr>
+      </w:pPr>
+      <w:r>
+        <w:rPr>
+          <w:lang w:val="en-US"/>
+        </w:rPr>
+        <w:t>Week 3: LangGraph</w:t>
+      </w:r>
+      <w:r>
+        <w:rPr>
+          <w:lang w:val="en-US"/>
+        </w:rPr>
+        <w:br/>
+        <w:t>Focus only on:</w:t>
+      </w:r>
+      <w:r>
+        <w:rPr>
+          <w:lang w:val="en-US"/>
+        </w:rPr>
+        <w:br/>
+        <w:t>supervisor-langgraph-runner.service.ts</w:t>
+      </w:r>
+    </w:p>
+    <w:p>
+      <w:proofErr w:type="spellStart"/>
+      <w:proofErr w:type="gramStart"/>
+      <w:r>
+        <w:t>Understand</w:t>
+      </w:r>
+      <w:proofErr w:type="spellEnd"/>
+      <w:r>
+        <w:t>:</w:t>
+      </w:r>
+      <w:proofErr w:type="gramEnd"/>
+    </w:p>
+    <w:p>
+      <w:pPr>
+        <w:numPr>
+          <w:ilvl w:val="0"/>
+          <w:numId w:val="12"/>
+        </w:numPr>
+      </w:pPr>
+      <w:proofErr w:type="gramStart"/>
+      <w:r>
+        <w:t>state</w:t>
+      </w:r>
+      <w:proofErr w:type="gramEnd"/>
+    </w:p>
+    <w:p>
+      <w:pPr>
+        <w:numPr>
+          <w:ilvl w:val="0"/>
+          <w:numId w:val="12"/>
+        </w:numPr>
+      </w:pPr>
+      <w:proofErr w:type="spellStart"/>
+      <w:proofErr w:type="gramStart"/>
+      <w:r>
+        <w:t>nodes</w:t>
+      </w:r>
+      <w:proofErr w:type="spellEnd"/>
+      <w:proofErr w:type="gramEnd"/>
+    </w:p>
+    <w:p>
+      <w:pPr>
+        <w:numPr>
+          <w:ilvl w:val="0"/>
+          <w:numId w:val="12"/>
+        </w:numPr>
+      </w:pPr>
+      <w:proofErr w:type="spellStart"/>
+      <w:proofErr w:type="gramStart"/>
+      <w:r>
+        <w:lastRenderedPageBreak/>
+        <w:t>conditional</w:t>
+      </w:r>
+      <w:proofErr w:type="spellEnd"/>
+      <w:proofErr w:type="gramEnd"/>
+      <w:r>
+        <w:t xml:space="preserve"> </w:t>
+      </w:r>
+      <w:proofErr w:type="spellStart"/>
+      <w:r>
+        <w:t>edges</w:t>
+      </w:r>
+      <w:proofErr w:type="spellEnd"/>
+    </w:p>
+    <w:p>
+      <w:pPr>
+        <w:numPr>
+          <w:ilvl w:val="0"/>
+          <w:numId w:val="12"/>
+        </w:numPr>
+      </w:pPr>
+      <w:proofErr w:type="gramStart"/>
+      <w:r>
+        <w:t>final</w:t>
+      </w:r>
+      <w:proofErr w:type="gramEnd"/>
+      <w:r>
+        <w:t xml:space="preserve"> </w:t>
+      </w:r>
+      <w:proofErr w:type="spellStart"/>
+      <w:r>
+        <w:t>answer</w:t>
+      </w:r>
+      <w:proofErr w:type="spellEnd"/>
+    </w:p>
+    <w:p>
+      <w:pPr>
+        <w:rPr>
+          <w:lang w:val="en-US"/>
+        </w:rPr>
+      </w:pPr>
+      <w:r>
+        <w:rPr>
+          <w:lang w:val="en-US"/>
+        </w:rPr>
+        <w:t>Week 4: Specialist Agents</w:t>
+      </w:r>
+      <w:r>
+        <w:rPr>
+          <w:lang w:val="en-US"/>
+        </w:rPr>
+        <w:br/>
+        <w:t>Study one agent at a time:</w:t>
+      </w:r>
+    </w:p>
+    <w:p>
+      <w:pPr>
+        <w:numPr>
+          <w:ilvl w:val="0"/>
+          <w:numId w:val="13"/>
+        </w:numPr>
+      </w:pPr>
+      <w:proofErr w:type="spellStart"/>
+      <w:r>
+        <w:t>Leave</w:t>
+      </w:r>
+      <w:proofErr w:type="spellEnd"/>
+      <w:r>
+        <w:t xml:space="preserve"> Agent</w:t>
+      </w:r>
+    </w:p>
+    <w:p>
+      <w:pPr>
+        <w:numPr>
+          <w:ilvl w:val="0"/>
+          <w:numId w:val="13"/>
+        </w:numPr>
+      </w:pPr>
+      <w:r>
+        <w:t>OKR Agent</w:t>
+      </w:r>
+    </w:p>
+    <w:p>
+      <w:pPr>
+        <w:numPr>
+          <w:ilvl w:val="0"/>
+          <w:numId w:val="13"/>
+        </w:numPr>
+      </w:pPr>
+      <w:proofErr w:type="spellStart"/>
+      <w:r>
+        <w:t>Career</w:t>
+      </w:r>
+      <w:proofErr w:type="spellEnd"/>
+      <w:r>
+        <w:t xml:space="preserve"> Agent</w:t>
+      </w:r>
+    </w:p>
+    <w:p>
+      <w:pPr>
+        <w:numPr>
+          <w:ilvl w:val="0"/>
+          <w:numId w:val="13"/>
+        </w:numPr>
+      </w:pPr>
+      <w:r>
+        <w:t>General Help Agent</w:t>
+      </w:r>
+    </w:p>
+    <w:p>
+      <w:pPr>
+        <w:rPr>
+          <w:lang w:val="en-US"/>
+        </w:rPr>
+      </w:pPr>
+      <w:r>
+        <w:rPr>
+          <w:lang w:val="en-US"/>
+        </w:rPr>
+        <w:t>Week 5: Safety and Permissions</w:t>
+      </w:r>
+      <w:r>
+        <w:rPr>
+          <w:lang w:val="en-US"/>
+        </w:rPr>
+        <w:br/>
+        <w:t>Study:</w:t>
+      </w:r>
+    </w:p>
+    <w:p>
+      <w:pPr>
+        <w:numPr>
+          <w:ilvl w:val="0"/>
+          <w:numId w:val="14"/>
+        </w:numPr>
+      </w:pPr>
+      <w:proofErr w:type="spellStart"/>
+      <w:proofErr w:type="gramStart"/>
+      <w:r>
+        <w:t>guardrails</w:t>
+      </w:r>
+      <w:proofErr w:type="spellEnd"/>
+      <w:proofErr w:type="gramEnd"/>
+    </w:p>
+    <w:p>
+      <w:pPr>
+        <w:numPr>
+          <w:ilvl w:val="0"/>
+          <w:numId w:val="14"/>
+        </w:numPr>
+      </w:pPr>
+      <w:proofErr w:type="gramStart"/>
+      <w:r>
+        <w:t>out</w:t>
+      </w:r>
+      <w:proofErr w:type="gramEnd"/>
+      <w:r>
+        <w:t xml:space="preserve">-of-scope </w:t>
+      </w:r>
+      <w:proofErr w:type="spellStart"/>
+      <w:r>
+        <w:t>refusal</w:t>
+      </w:r>
+      <w:proofErr w:type="spellEnd"/>
+    </w:p>
+    <w:p>
+      <w:pPr>
+        <w:numPr>
+          <w:ilvl w:val="0"/>
+          <w:numId w:val="14"/>
+        </w:numPr>
+      </w:pPr>
+      <w:proofErr w:type="spellStart"/>
+      <w:proofErr w:type="gramStart"/>
+      <w:r>
+        <w:t>interpersonal</w:t>
+      </w:r>
+      <w:proofErr w:type="spellEnd"/>
+      <w:proofErr w:type="gramEnd"/>
+      <w:r>
+        <w:t xml:space="preserve"> </w:t>
+      </w:r>
+      <w:proofErr w:type="spellStart"/>
+      <w:r>
+        <w:t>escalation</w:t>
+      </w:r>
+      <w:proofErr w:type="spellEnd"/>
+    </w:p>
+    <w:p>
+      <w:pPr>
+        <w:numPr>
+          <w:ilvl w:val="0"/>
+          <w:numId w:val="14"/>
+        </w:numPr>
+      </w:pPr>
+      <w:proofErr w:type="gramStart"/>
+      <w:r>
+        <w:t>permission</w:t>
+      </w:r>
+      <w:proofErr w:type="gramEnd"/>
+      <w:r>
+        <w:t xml:space="preserve"> </w:t>
+      </w:r>
+      <w:proofErr w:type="spellStart"/>
+      <w:r>
+        <w:t>decision</w:t>
+      </w:r>
+      <w:proofErr w:type="spellEnd"/>
+      <w:r>
+        <w:t xml:space="preserve"> records</w:t>
+      </w:r>
+    </w:p>
+    <w:p>
+      <w:pPr>
+        <w:numPr>
+          <w:ilvl w:val="0"/>
+          <w:numId w:val="14"/>
+        </w:numPr>
+      </w:pPr>
+      <w:proofErr w:type="gramStart"/>
+      <w:r>
+        <w:t>audit</w:t>
+      </w:r>
+      <w:proofErr w:type="gramEnd"/>
+      <w:r>
+        <w:t xml:space="preserve"> logs</w:t>
+      </w:r>
+    </w:p>
+    <w:p>
+      <w:r>
+        <w:t xml:space="preserve">Week </w:t>
+      </w:r>
+      <w:proofErr w:type="gramStart"/>
+      <w:r>
+        <w:t>6:</w:t>
+      </w:r>
+      <w:proofErr w:type="gramEnd"/>
+      <w:r>
+        <w:t xml:space="preserve"> RAG</w:t>
+      </w:r>
+      <w:r>
+        <w:br/>
+      </w:r>
+      <w:proofErr w:type="gramStart"/>
+      <w:r>
+        <w:t>Study:</w:t>
+      </w:r>
+      <w:proofErr w:type="gramEnd"/>
+    </w:p>
+    <w:p>
+      <w:pPr>
+        <w:numPr>
+          <w:ilvl w:val="0"/>
+          <w:numId w:val="15"/>
+        </w:numPr>
+      </w:pPr>
+      <w:proofErr w:type="spellStart"/>
+      <w:r>
+        <w:t>KnowledgeItem</w:t>
+      </w:r>
+      <w:proofErr w:type="spellEnd"/>
+    </w:p>
+    <w:p>
+      <w:pPr>
+        <w:numPr>
+          <w:ilvl w:val="0"/>
+          <w:numId w:val="15"/>
+        </w:numPr>
+      </w:pPr>
+      <w:proofErr w:type="spellStart"/>
+      <w:r>
+        <w:t>VectorDocument</w:t>
+      </w:r>
+      <w:proofErr w:type="spellEnd"/>
+    </w:p>
+    <w:p>
+      <w:pPr>
+        <w:numPr>
+          <w:ilvl w:val="0"/>
+          <w:numId w:val="15"/>
+        </w:numPr>
+      </w:pPr>
+      <w:proofErr w:type="spellStart"/>
+      <w:r>
+        <w:t>KnowledgeRepository</w:t>
+      </w:r>
+      <w:proofErr w:type="spellEnd"/>
+    </w:p>
+    <w:p>
+      <w:pPr>
+        <w:numPr>
+          <w:ilvl w:val="0"/>
+          <w:numId w:val="15"/>
+        </w:numPr>
+      </w:pPr>
+      <w:proofErr w:type="spellStart"/>
+      <w:proofErr w:type="gramStart"/>
+      <w:r>
+        <w:t>pgvector</w:t>
+      </w:r>
+      <w:proofErr w:type="spellEnd"/>
+      <w:proofErr w:type="gramEnd"/>
+    </w:p>
+    <w:p>
+      <w:pPr>
+        <w:numPr>
+          <w:ilvl w:val="0"/>
+          <w:numId w:val="15"/>
+        </w:numPr>
+      </w:pPr>
+      <w:proofErr w:type="spellStart"/>
+      <w:proofErr w:type="gramStart"/>
+      <w:r>
+        <w:t>embeddings</w:t>
+      </w:r>
+      <w:proofErr w:type="spellEnd"/>
+      <w:proofErr w:type="gramEnd"/>
+    </w:p>
+    <w:p>
+      <w:pPr>
+        <w:numPr>
+          <w:ilvl w:val="0"/>
+          <w:numId w:val="15"/>
+        </w:numPr>
+      </w:pPr>
+      <w:proofErr w:type="gramStart"/>
+      <w:r>
+        <w:t>source</w:t>
+      </w:r>
+      <w:proofErr w:type="gramEnd"/>
+      <w:r>
+        <w:t xml:space="preserve"> citations</w:t>
+      </w:r>
+    </w:p>
+    <w:p>
+      <w:pPr>
+        <w:rPr>
+          <w:lang w:val="en-US"/>
+        </w:rPr>
+      </w:pPr>
+      <w:r>
+        <w:rPr>
+          <w:b/>
+          <w:bCs/>
+          <w:lang w:val="en-US"/>
+        </w:rPr>
+        <w:t>The One File To Start With</w:t>
+      </w:r>
     </w:p>
     <w:p>
       <w:pPr>
@@ -5204,9 +12362,9 @@
 <file path=word/numbering.xml><?xml version="1.0" encoding="utf-8"?>
 <w:numbering xmlns:wpc="http://schemas.microsoft.com/office/word/2010/wordprocessingCanvas" xmlns:cx="http://schemas.microsoft.com/office/drawing/2014/chartex" xmlns:cx1="http://schemas.microsoft.com/office/drawing/2015/9/8/chartex" xmlns:cx2="http://schemas.microsoft.com/office/drawing/2015/10/21/chartex" xmlns:cx3="http://schemas.microsoft.com/office/drawing/2016/5/9/chartex" xmlns:cx4="http://schemas.microsoft.com/office/drawing/2016/5/10/chartex" xmlns:cx5="http://schemas.microsoft.com/office/drawing/2016/5/11/chartex" xmlns:cx6="http://schemas.microsoft.com/office/drawing/2016/5/12/chartex" xmlns:cx7="http://schemas.microsoft.com/office/drawing/2016/5/13/chartex" xmlns:cx8="http://schemas.microsoft.com/office/drawing/2016/5/14/chartex" xmlns:mc="http://schemas.openxmlformats.org/markup-compatibility/2006" xmlns:aink="http://schemas.microsoft.com/office/drawing/2016/ink" xmlns:am3d="http://schemas.microsoft.com/office/drawing/2017/model3d" xmlns:o="urn:schemas-microsoft-com:office:office" xmlns:oel="http://schemas.microsoft.com/office/2019/extlst" xmlns:r="http://schemas.openxmlformats.org/officeDocument/2006/relationships" xmlns:m="http://schemas.openxmlformats.org/officeDocument/2006/math" xmlns:v="urn:schemas-microsoft-com:vml" xmlns:wp14="http://schemas.microsoft.com/office/word/2010/wordprocessingDrawing" xmlns:wp="http://schemas.openxmlformats.org/drawingml/2006/wordprocessingDrawing" xmlns:w10="urn:schemas-microsoft-com:office:word" xmlns:w="http://schemas.openxmlformats.org/wordprocessingml/2006/main" xmlns:w14="http://schemas.microsoft.com/office/word/2010/wordml" xmlns:w15="http://schemas.microsoft.com/office/word/2012/wordml" xmlns:w16cex="http://schemas.microsoft.com/office/word/2018/wordml/cex" xmlns:w16cid="http://schemas.microsoft.com/office/word/2016/wordml/cid" xmlns:w16="http://schemas.microsoft.com/office/word/2018/wordml" xmlns:w16du="http://schemas.microsoft.com/office/word/2023/wordml/word16du" xmlns:w16sdtdh="http://schemas.microsoft.com/office/word/2020/wordml/sdtdatahash" xmlns:w16sdtfl="http://schemas.microsoft.com/office/word/2024/wordml/sdtformatlock" xmlns:w16se="http://schemas.microsoft.com/office/word/2015/wordml/symex" xmlns:wpg="http://schemas.microsoft.com/office/word/2010/wordprocessingGroup" xmlns:wpi="http://schemas.microsoft.com/office/word/2010/wordprocessingInk" xmlns:wne="http://schemas.microsoft.com/office/word/2006/wordml" xmlns:wps="http://schemas.microsoft.com/office/word/2010/wordprocessingShape" mc:Ignorable="w14 w15 w16se w16cid w16 w16cex w16sdtdh w16sdtfl w16du wp14">
   <w:abstractNum w:abstractNumId="0" w15:restartNumberingAfterBreak="0">
-    <w:nsid w:val="0E5A32B0"/>
+    <w:nsid w:val="09541F67"/>
     <w:multiLevelType w:val="multilevel"/>
-    <w:tmpl w:val="68F26AD6"/>
+    <w:tmpl w:val="CE76FFE8"/>
     <w:lvl w:ilvl="0">
       <w:start w:val="1"/>
       <w:numFmt w:val="bullet"/>
@@ -5353,9 +12511,158 @@
     </w:lvl>
   </w:abstractNum>
   <w:abstractNum w:abstractNumId="1" w15:restartNumberingAfterBreak="0">
-    <w:nsid w:val="69CE54C1"/>
+    <w:nsid w:val="09CD2AAA"/>
     <w:multiLevelType w:val="multilevel"/>
-    <w:tmpl w:val="79A633EC"/>
+    <w:tmpl w:val="F850B758"/>
+    <w:lvl w:ilvl="0">
+      <w:start w:val="1"/>
+      <w:numFmt w:val="bullet"/>
+      <w:lvlText w:val=""/>
+      <w:lvlJc w:val="left"/>
+      <w:pPr>
+        <w:tabs>
+          <w:tab w:val="num" w:pos="720"/>
+        </w:tabs>
+        <w:ind w:left="720" w:hanging="360"/>
+      </w:pPr>
+      <w:rPr>
+        <w:rFonts w:ascii="Symbol" w:hAnsi="Symbol" w:hint="default"/>
+        <w:sz w:val="20"/>
+      </w:rPr>
+    </w:lvl>
+    <w:lvl w:ilvl="1" w:tentative="1">
+      <w:start w:val="1"/>
+      <w:numFmt w:val="bullet"/>
+      <w:lvlText w:val=""/>
+      <w:lvlJc w:val="left"/>
+      <w:pPr>
+        <w:tabs>
+          <w:tab w:val="num" w:pos="1440"/>
+        </w:tabs>
+        <w:ind w:left="1440" w:hanging="360"/>
+      </w:pPr>
+      <w:rPr>
+        <w:rFonts w:ascii="Symbol" w:hAnsi="Symbol" w:hint="default"/>
+        <w:sz w:val="20"/>
+      </w:rPr>
+    </w:lvl>
+    <w:lvl w:ilvl="2" w:tentative="1">
+      <w:start w:val="1"/>
+      <w:numFmt w:val="bullet"/>
+      <w:lvlText w:val=""/>
+      <w:lvlJc w:val="left"/>
+      <w:pPr>
+        <w:tabs>
+          <w:tab w:val="num" w:pos="2160"/>
+        </w:tabs>
+        <w:ind w:left="2160" w:hanging="360"/>
+      </w:pPr>
+      <w:rPr>
+        <w:rFonts w:ascii="Symbol" w:hAnsi="Symbol" w:hint="default"/>
+        <w:sz w:val="20"/>
+      </w:rPr>
+    </w:lvl>
+    <w:lvl w:ilvl="3" w:tentative="1">
+      <w:start w:val="1"/>
+      <w:numFmt w:val="bullet"/>
+      <w:lvlText w:val=""/>
+      <w:lvlJc w:val="left"/>
+      <w:pPr>
+        <w:tabs>
+          <w:tab w:val="num" w:pos="2880"/>
+        </w:tabs>
+        <w:ind w:left="2880" w:hanging="360"/>
+      </w:pPr>
+      <w:rPr>
+        <w:rFonts w:ascii="Symbol" w:hAnsi="Symbol" w:hint="default"/>
+        <w:sz w:val="20"/>
+      </w:rPr>
+    </w:lvl>
+    <w:lvl w:ilvl="4" w:tentative="1">
+      <w:start w:val="1"/>
+      <w:numFmt w:val="bullet"/>
+      <w:lvlText w:val=""/>
+      <w:lvlJc w:val="left"/>
+      <w:pPr>
+        <w:tabs>
+          <w:tab w:val="num" w:pos="3600"/>
+        </w:tabs>
+        <w:ind w:left="3600" w:hanging="360"/>
+      </w:pPr>
+      <w:rPr>
+        <w:rFonts w:ascii="Symbol" w:hAnsi="Symbol" w:hint="default"/>
+        <w:sz w:val="20"/>
+      </w:rPr>
+    </w:lvl>
+    <w:lvl w:ilvl="5" w:tentative="1">
+      <w:start w:val="1"/>
+      <w:numFmt w:val="bullet"/>
+      <w:lvlText w:val=""/>
+      <w:lvlJc w:val="left"/>
+      <w:pPr>
+        <w:tabs>
+          <w:tab w:val="num" w:pos="4320"/>
+        </w:tabs>
+        <w:ind w:left="4320" w:hanging="360"/>
+      </w:pPr>
+      <w:rPr>
+        <w:rFonts w:ascii="Symbol" w:hAnsi="Symbol" w:hint="default"/>
+        <w:sz w:val="20"/>
+      </w:rPr>
+    </w:lvl>
+    <w:lvl w:ilvl="6" w:tentative="1">
+      <w:start w:val="1"/>
+      <w:numFmt w:val="bullet"/>
+      <w:lvlText w:val=""/>
+      <w:lvlJc w:val="left"/>
+      <w:pPr>
+        <w:tabs>
+          <w:tab w:val="num" w:pos="5040"/>
+        </w:tabs>
+        <w:ind w:left="5040" w:hanging="360"/>
+      </w:pPr>
+      <w:rPr>
+        <w:rFonts w:ascii="Symbol" w:hAnsi="Symbol" w:hint="default"/>
+        <w:sz w:val="20"/>
+      </w:rPr>
+    </w:lvl>
+    <w:lvl w:ilvl="7" w:tentative="1">
+      <w:start w:val="1"/>
+      <w:numFmt w:val="bullet"/>
+      <w:lvlText w:val=""/>
+      <w:lvlJc w:val="left"/>
+      <w:pPr>
+        <w:tabs>
+          <w:tab w:val="num" w:pos="5760"/>
+        </w:tabs>
+        <w:ind w:left="5760" w:hanging="360"/>
+      </w:pPr>
+      <w:rPr>
+        <w:rFonts w:ascii="Symbol" w:hAnsi="Symbol" w:hint="default"/>
+        <w:sz w:val="20"/>
+      </w:rPr>
+    </w:lvl>
+    <w:lvl w:ilvl="8" w:tentative="1">
+      <w:start w:val="1"/>
+      <w:numFmt w:val="bullet"/>
+      <w:lvlText w:val=""/>
+      <w:lvlJc w:val="left"/>
+      <w:pPr>
+        <w:tabs>
+          <w:tab w:val="num" w:pos="6480"/>
+        </w:tabs>
+        <w:ind w:left="6480" w:hanging="360"/>
+      </w:pPr>
+      <w:rPr>
+        <w:rFonts w:ascii="Symbol" w:hAnsi="Symbol" w:hint="default"/>
+        <w:sz w:val="20"/>
+      </w:rPr>
+    </w:lvl>
+  </w:abstractNum>
+  <w:abstractNum w:abstractNumId="2" w15:restartNumberingAfterBreak="0">
+    <w:nsid w:val="0E5A32B0"/>
+    <w:multiLevelType w:val="multilevel"/>
+    <w:tmpl w:val="68F26AD6"/>
     <w:lvl w:ilvl="0">
       <w:start w:val="1"/>
       <w:numFmt w:val="bullet"/>
@@ -5501,10 +12808,276 @@
       </w:rPr>
     </w:lvl>
   </w:abstractNum>
-  <w:abstractNum w:abstractNumId="2" w15:restartNumberingAfterBreak="0">
-    <w:nsid w:val="739456BE"/>
+  <w:abstractNum w:abstractNumId="3" w15:restartNumberingAfterBreak="0">
+    <w:nsid w:val="2E8E3C71"/>
     <w:multiLevelType w:val="multilevel"/>
-    <w:tmpl w:val="24CE4B40"/>
+    <w:tmpl w:val="ED22E842"/>
+    <w:lvl w:ilvl="0">
+      <w:start w:val="7"/>
+      <w:numFmt w:val="decimal"/>
+      <w:lvlText w:val="%1."/>
+      <w:lvlJc w:val="left"/>
+      <w:pPr>
+        <w:tabs>
+          <w:tab w:val="num" w:pos="720"/>
+        </w:tabs>
+        <w:ind w:left="720" w:hanging="360"/>
+      </w:pPr>
+    </w:lvl>
+    <w:lvl w:ilvl="1">
+      <w:start w:val="1"/>
+      <w:numFmt w:val="bullet"/>
+      <w:lvlText w:val="o"/>
+      <w:lvlJc w:val="left"/>
+      <w:pPr>
+        <w:tabs>
+          <w:tab w:val="num" w:pos="1440"/>
+        </w:tabs>
+        <w:ind w:left="1440" w:hanging="360"/>
+      </w:pPr>
+      <w:rPr>
+        <w:rFonts w:ascii="Courier New" w:hAnsi="Courier New" w:hint="default"/>
+        <w:sz w:val="20"/>
+      </w:rPr>
+    </w:lvl>
+    <w:lvl w:ilvl="2" w:tentative="1">
+      <w:start w:val="1"/>
+      <w:numFmt w:val="decimal"/>
+      <w:lvlText w:val="%3."/>
+      <w:lvlJc w:val="left"/>
+      <w:pPr>
+        <w:tabs>
+          <w:tab w:val="num" w:pos="2160"/>
+        </w:tabs>
+        <w:ind w:left="2160" w:hanging="360"/>
+      </w:pPr>
+    </w:lvl>
+    <w:lvl w:ilvl="3" w:tentative="1">
+      <w:start w:val="1"/>
+      <w:numFmt w:val="decimal"/>
+      <w:lvlText w:val="%4."/>
+      <w:lvlJc w:val="left"/>
+      <w:pPr>
+        <w:tabs>
+          <w:tab w:val="num" w:pos="2880"/>
+        </w:tabs>
+        <w:ind w:left="2880" w:hanging="360"/>
+      </w:pPr>
+    </w:lvl>
+    <w:lvl w:ilvl="4" w:tentative="1">
+      <w:start w:val="1"/>
+      <w:numFmt w:val="decimal"/>
+      <w:lvlText w:val="%5."/>
+      <w:lvlJc w:val="left"/>
+      <w:pPr>
+        <w:tabs>
+          <w:tab w:val="num" w:pos="3600"/>
+        </w:tabs>
+        <w:ind w:left="3600" w:hanging="360"/>
+      </w:pPr>
+    </w:lvl>
+    <w:lvl w:ilvl="5" w:tentative="1">
+      <w:start w:val="1"/>
+      <w:numFmt w:val="decimal"/>
+      <w:lvlText w:val="%6."/>
+      <w:lvlJc w:val="left"/>
+      <w:pPr>
+        <w:tabs>
+          <w:tab w:val="num" w:pos="4320"/>
+        </w:tabs>
+        <w:ind w:left="4320" w:hanging="360"/>
+      </w:pPr>
+    </w:lvl>
+    <w:lvl w:ilvl="6" w:tentative="1">
+      <w:start w:val="1"/>
+      <w:numFmt w:val="decimal"/>
+      <w:lvlText w:val="%7."/>
+      <w:lvlJc w:val="left"/>
+      <w:pPr>
+        <w:tabs>
+          <w:tab w:val="num" w:pos="5040"/>
+        </w:tabs>
+        <w:ind w:left="5040" w:hanging="360"/>
+      </w:pPr>
+    </w:lvl>
+    <w:lvl w:ilvl="7" w:tentative="1">
+      <w:start w:val="1"/>
+      <w:numFmt w:val="decimal"/>
+      <w:lvlText w:val="%8."/>
+      <w:lvlJc w:val="left"/>
+      <w:pPr>
+        <w:tabs>
+          <w:tab w:val="num" w:pos="5760"/>
+        </w:tabs>
+        <w:ind w:left="5760" w:hanging="360"/>
+      </w:pPr>
+    </w:lvl>
+    <w:lvl w:ilvl="8" w:tentative="1">
+      <w:start w:val="1"/>
+      <w:numFmt w:val="decimal"/>
+      <w:lvlText w:val="%9."/>
+      <w:lvlJc w:val="left"/>
+      <w:pPr>
+        <w:tabs>
+          <w:tab w:val="num" w:pos="6480"/>
+        </w:tabs>
+        <w:ind w:left="6480" w:hanging="360"/>
+      </w:pPr>
+    </w:lvl>
+  </w:abstractNum>
+  <w:abstractNum w:abstractNumId="4" w15:restartNumberingAfterBreak="0">
+    <w:nsid w:val="37503B03"/>
+    <w:multiLevelType w:val="multilevel"/>
+    <w:tmpl w:val="57D2AE74"/>
+    <w:lvl w:ilvl="0">
+      <w:start w:val="1"/>
+      <w:numFmt w:val="bullet"/>
+      <w:lvlText w:val=""/>
+      <w:lvlJc w:val="left"/>
+      <w:pPr>
+        <w:tabs>
+          <w:tab w:val="num" w:pos="720"/>
+        </w:tabs>
+        <w:ind w:left="720" w:hanging="360"/>
+      </w:pPr>
+      <w:rPr>
+        <w:rFonts w:ascii="Symbol" w:hAnsi="Symbol" w:hint="default"/>
+        <w:sz w:val="20"/>
+      </w:rPr>
+    </w:lvl>
+    <w:lvl w:ilvl="1" w:tentative="1">
+      <w:start w:val="1"/>
+      <w:numFmt w:val="bullet"/>
+      <w:lvlText w:val=""/>
+      <w:lvlJc w:val="left"/>
+      <w:pPr>
+        <w:tabs>
+          <w:tab w:val="num" w:pos="1440"/>
+        </w:tabs>
+        <w:ind w:left="1440" w:hanging="360"/>
+      </w:pPr>
+      <w:rPr>
+        <w:rFonts w:ascii="Symbol" w:hAnsi="Symbol" w:hint="default"/>
+        <w:sz w:val="20"/>
+      </w:rPr>
+    </w:lvl>
+    <w:lvl w:ilvl="2" w:tentative="1">
+      <w:start w:val="1"/>
+      <w:numFmt w:val="bullet"/>
+      <w:lvlText w:val=""/>
+      <w:lvlJc w:val="left"/>
+      <w:pPr>
+        <w:tabs>
+          <w:tab w:val="num" w:pos="2160"/>
+        </w:tabs>
+        <w:ind w:left="2160" w:hanging="360"/>
+      </w:pPr>
+      <w:rPr>
+        <w:rFonts w:ascii="Symbol" w:hAnsi="Symbol" w:hint="default"/>
+        <w:sz w:val="20"/>
+      </w:rPr>
+    </w:lvl>
+    <w:lvl w:ilvl="3" w:tentative="1">
+      <w:start w:val="1"/>
+      <w:numFmt w:val="bullet"/>
+      <w:lvlText w:val=""/>
+      <w:lvlJc w:val="left"/>
+      <w:pPr>
+        <w:tabs>
+          <w:tab w:val="num" w:pos="2880"/>
+        </w:tabs>
+        <w:ind w:left="2880" w:hanging="360"/>
+      </w:pPr>
+      <w:rPr>
+        <w:rFonts w:ascii="Symbol" w:hAnsi="Symbol" w:hint="default"/>
+        <w:sz w:val="20"/>
+      </w:rPr>
+    </w:lvl>
+    <w:lvl w:ilvl="4" w:tentative="1">
+      <w:start w:val="1"/>
+      <w:numFmt w:val="bullet"/>
+      <w:lvlText w:val=""/>
+      <w:lvlJc w:val="left"/>
+      <w:pPr>
+        <w:tabs>
+          <w:tab w:val="num" w:pos="3600"/>
+        </w:tabs>
+        <w:ind w:left="3600" w:hanging="360"/>
+      </w:pPr>
+      <w:rPr>
+        <w:rFonts w:ascii="Symbol" w:hAnsi="Symbol" w:hint="default"/>
+        <w:sz w:val="20"/>
+      </w:rPr>
+    </w:lvl>
+    <w:lvl w:ilvl="5" w:tentative="1">
+      <w:start w:val="1"/>
+      <w:numFmt w:val="bullet"/>
+      <w:lvlText w:val=""/>
+      <w:lvlJc w:val="left"/>
+      <w:pPr>
+        <w:tabs>
+          <w:tab w:val="num" w:pos="4320"/>
+        </w:tabs>
+        <w:ind w:left="4320" w:hanging="360"/>
+      </w:pPr>
+      <w:rPr>
+        <w:rFonts w:ascii="Symbol" w:hAnsi="Symbol" w:hint="default"/>
+        <w:sz w:val="20"/>
+      </w:rPr>
+    </w:lvl>
+    <w:lvl w:ilvl="6" w:tentative="1">
+      <w:start w:val="1"/>
+      <w:numFmt w:val="bullet"/>
+      <w:lvlText w:val=""/>
+      <w:lvlJc w:val="left"/>
+      <w:pPr>
+        <w:tabs>
+          <w:tab w:val="num" w:pos="5040"/>
+        </w:tabs>
+        <w:ind w:left="5040" w:hanging="360"/>
+      </w:pPr>
+      <w:rPr>
+        <w:rFonts w:ascii="Symbol" w:hAnsi="Symbol" w:hint="default"/>
+        <w:sz w:val="20"/>
+      </w:rPr>
+    </w:lvl>
+    <w:lvl w:ilvl="7" w:tentative="1">
+      <w:start w:val="1"/>
+      <w:numFmt w:val="bullet"/>
+      <w:lvlText w:val=""/>
+      <w:lvlJc w:val="left"/>
+      <w:pPr>
+        <w:tabs>
+          <w:tab w:val="num" w:pos="5760"/>
+        </w:tabs>
+        <w:ind w:left="5760" w:hanging="360"/>
+      </w:pPr>
+      <w:rPr>
+        <w:rFonts w:ascii="Symbol" w:hAnsi="Symbol" w:hint="default"/>
+        <w:sz w:val="20"/>
+      </w:rPr>
+    </w:lvl>
+    <w:lvl w:ilvl="8" w:tentative="1">
+      <w:start w:val="1"/>
+      <w:numFmt w:val="bullet"/>
+      <w:lvlText w:val=""/>
+      <w:lvlJc w:val="left"/>
+      <w:pPr>
+        <w:tabs>
+          <w:tab w:val="num" w:pos="6480"/>
+        </w:tabs>
+        <w:ind w:left="6480" w:hanging="360"/>
+      </w:pPr>
+      <w:rPr>
+        <w:rFonts w:ascii="Symbol" w:hAnsi="Symbol" w:hint="default"/>
+        <w:sz w:val="20"/>
+      </w:rPr>
+    </w:lvl>
+  </w:abstractNum>
+  <w:abstractNum w:abstractNumId="5" w15:restartNumberingAfterBreak="0">
+    <w:nsid w:val="3E3C34B1"/>
+    <w:multiLevelType w:val="multilevel"/>
+    <w:tmpl w:val="72BAD680"/>
     <w:lvl w:ilvl="0">
       <w:start w:val="1"/>
       <w:numFmt w:val="bullet"/>
@@ -5650,7 +13223,1171 @@
       </w:rPr>
     </w:lvl>
   </w:abstractNum>
-  <w:abstractNum w:abstractNumId="3" w15:restartNumberingAfterBreak="0">
+  <w:abstractNum w:abstractNumId="6" w15:restartNumberingAfterBreak="0">
+    <w:nsid w:val="408F6B42"/>
+    <w:multiLevelType w:val="multilevel"/>
+    <w:tmpl w:val="036A31CE"/>
+    <w:lvl w:ilvl="0">
+      <w:start w:val="1"/>
+      <w:numFmt w:val="bullet"/>
+      <w:lvlText w:val=""/>
+      <w:lvlJc w:val="left"/>
+      <w:pPr>
+        <w:tabs>
+          <w:tab w:val="num" w:pos="720"/>
+        </w:tabs>
+        <w:ind w:left="720" w:hanging="360"/>
+      </w:pPr>
+      <w:rPr>
+        <w:rFonts w:ascii="Symbol" w:hAnsi="Symbol" w:hint="default"/>
+        <w:sz w:val="20"/>
+      </w:rPr>
+    </w:lvl>
+    <w:lvl w:ilvl="1" w:tentative="1">
+      <w:start w:val="1"/>
+      <w:numFmt w:val="bullet"/>
+      <w:lvlText w:val="o"/>
+      <w:lvlJc w:val="left"/>
+      <w:pPr>
+        <w:tabs>
+          <w:tab w:val="num" w:pos="1440"/>
+        </w:tabs>
+        <w:ind w:left="1440" w:hanging="360"/>
+      </w:pPr>
+      <w:rPr>
+        <w:rFonts w:ascii="Courier New" w:hAnsi="Courier New" w:hint="default"/>
+        <w:sz w:val="20"/>
+      </w:rPr>
+    </w:lvl>
+    <w:lvl w:ilvl="2" w:tentative="1">
+      <w:start w:val="1"/>
+      <w:numFmt w:val="bullet"/>
+      <w:lvlText w:val=""/>
+      <w:lvlJc w:val="left"/>
+      <w:pPr>
+        <w:tabs>
+          <w:tab w:val="num" w:pos="2160"/>
+        </w:tabs>
+        <w:ind w:left="2160" w:hanging="360"/>
+      </w:pPr>
+      <w:rPr>
+        <w:rFonts w:ascii="Wingdings" w:hAnsi="Wingdings" w:hint="default"/>
+        <w:sz w:val="20"/>
+      </w:rPr>
+    </w:lvl>
+    <w:lvl w:ilvl="3" w:tentative="1">
+      <w:start w:val="1"/>
+      <w:numFmt w:val="bullet"/>
+      <w:lvlText w:val=""/>
+      <w:lvlJc w:val="left"/>
+      <w:pPr>
+        <w:tabs>
+          <w:tab w:val="num" w:pos="2880"/>
+        </w:tabs>
+        <w:ind w:left="2880" w:hanging="360"/>
+      </w:pPr>
+      <w:rPr>
+        <w:rFonts w:ascii="Wingdings" w:hAnsi="Wingdings" w:hint="default"/>
+        <w:sz w:val="20"/>
+      </w:rPr>
+    </w:lvl>
+    <w:lvl w:ilvl="4" w:tentative="1">
+      <w:start w:val="1"/>
+      <w:numFmt w:val="bullet"/>
+      <w:lvlText w:val=""/>
+      <w:lvlJc w:val="left"/>
+      <w:pPr>
+        <w:tabs>
+          <w:tab w:val="num" w:pos="3600"/>
+        </w:tabs>
+        <w:ind w:left="3600" w:hanging="360"/>
+      </w:pPr>
+      <w:rPr>
+        <w:rFonts w:ascii="Wingdings" w:hAnsi="Wingdings" w:hint="default"/>
+        <w:sz w:val="20"/>
+      </w:rPr>
+    </w:lvl>
+    <w:lvl w:ilvl="5" w:tentative="1">
+      <w:start w:val="1"/>
+      <w:numFmt w:val="bullet"/>
+      <w:lvlText w:val=""/>
+      <w:lvlJc w:val="left"/>
+      <w:pPr>
+        <w:tabs>
+          <w:tab w:val="num" w:pos="4320"/>
+        </w:tabs>
+        <w:ind w:left="4320" w:hanging="360"/>
+      </w:pPr>
+      <w:rPr>
+        <w:rFonts w:ascii="Wingdings" w:hAnsi="Wingdings" w:hint="default"/>
+        <w:sz w:val="20"/>
+      </w:rPr>
+    </w:lvl>
+    <w:lvl w:ilvl="6" w:tentative="1">
+      <w:start w:val="1"/>
+      <w:numFmt w:val="bullet"/>
+      <w:lvlText w:val=""/>
+      <w:lvlJc w:val="left"/>
+      <w:pPr>
+        <w:tabs>
+          <w:tab w:val="num" w:pos="5040"/>
+        </w:tabs>
+        <w:ind w:left="5040" w:hanging="360"/>
+      </w:pPr>
+      <w:rPr>
+        <w:rFonts w:ascii="Wingdings" w:hAnsi="Wingdings" w:hint="default"/>
+        <w:sz w:val="20"/>
+      </w:rPr>
+    </w:lvl>
+    <w:lvl w:ilvl="7" w:tentative="1">
+      <w:start w:val="1"/>
+      <w:numFmt w:val="bullet"/>
+      <w:lvlText w:val=""/>
+      <w:lvlJc w:val="left"/>
+      <w:pPr>
+        <w:tabs>
+          <w:tab w:val="num" w:pos="5760"/>
+        </w:tabs>
+        <w:ind w:left="5760" w:hanging="360"/>
+      </w:pPr>
+      <w:rPr>
+        <w:rFonts w:ascii="Wingdings" w:hAnsi="Wingdings" w:hint="default"/>
+        <w:sz w:val="20"/>
+      </w:rPr>
+    </w:lvl>
+    <w:lvl w:ilvl="8" w:tentative="1">
+      <w:start w:val="1"/>
+      <w:numFmt w:val="bullet"/>
+      <w:lvlText w:val=""/>
+      <w:lvlJc w:val="left"/>
+      <w:pPr>
+        <w:tabs>
+          <w:tab w:val="num" w:pos="6480"/>
+        </w:tabs>
+        <w:ind w:left="6480" w:hanging="360"/>
+      </w:pPr>
+      <w:rPr>
+        <w:rFonts w:ascii="Wingdings" w:hAnsi="Wingdings" w:hint="default"/>
+        <w:sz w:val="20"/>
+      </w:rPr>
+    </w:lvl>
+  </w:abstractNum>
+  <w:abstractNum w:abstractNumId="7" w15:restartNumberingAfterBreak="0">
+    <w:nsid w:val="40A542BF"/>
+    <w:multiLevelType w:val="multilevel"/>
+    <w:tmpl w:val="931AE88E"/>
+    <w:lvl w:ilvl="0">
+      <w:start w:val="1"/>
+      <w:numFmt w:val="bullet"/>
+      <w:lvlText w:val=""/>
+      <w:lvlJc w:val="left"/>
+      <w:pPr>
+        <w:tabs>
+          <w:tab w:val="num" w:pos="720"/>
+        </w:tabs>
+        <w:ind w:left="720" w:hanging="360"/>
+      </w:pPr>
+      <w:rPr>
+        <w:rFonts w:ascii="Symbol" w:hAnsi="Symbol" w:hint="default"/>
+        <w:sz w:val="20"/>
+      </w:rPr>
+    </w:lvl>
+    <w:lvl w:ilvl="1" w:tentative="1">
+      <w:start w:val="1"/>
+      <w:numFmt w:val="bullet"/>
+      <w:lvlText w:val="o"/>
+      <w:lvlJc w:val="left"/>
+      <w:pPr>
+        <w:tabs>
+          <w:tab w:val="num" w:pos="1440"/>
+        </w:tabs>
+        <w:ind w:left="1440" w:hanging="360"/>
+      </w:pPr>
+      <w:rPr>
+        <w:rFonts w:ascii="Courier New" w:hAnsi="Courier New" w:hint="default"/>
+        <w:sz w:val="20"/>
+      </w:rPr>
+    </w:lvl>
+    <w:lvl w:ilvl="2" w:tentative="1">
+      <w:start w:val="1"/>
+      <w:numFmt w:val="bullet"/>
+      <w:lvlText w:val=""/>
+      <w:lvlJc w:val="left"/>
+      <w:pPr>
+        <w:tabs>
+          <w:tab w:val="num" w:pos="2160"/>
+        </w:tabs>
+        <w:ind w:left="2160" w:hanging="360"/>
+      </w:pPr>
+      <w:rPr>
+        <w:rFonts w:ascii="Wingdings" w:hAnsi="Wingdings" w:hint="default"/>
+        <w:sz w:val="20"/>
+      </w:rPr>
+    </w:lvl>
+    <w:lvl w:ilvl="3" w:tentative="1">
+      <w:start w:val="1"/>
+      <w:numFmt w:val="bullet"/>
+      <w:lvlText w:val=""/>
+      <w:lvlJc w:val="left"/>
+      <w:pPr>
+        <w:tabs>
+          <w:tab w:val="num" w:pos="2880"/>
+        </w:tabs>
+        <w:ind w:left="2880" w:hanging="360"/>
+      </w:pPr>
+      <w:rPr>
+        <w:rFonts w:ascii="Wingdings" w:hAnsi="Wingdings" w:hint="default"/>
+        <w:sz w:val="20"/>
+      </w:rPr>
+    </w:lvl>
+    <w:lvl w:ilvl="4" w:tentative="1">
+      <w:start w:val="1"/>
+      <w:numFmt w:val="bullet"/>
+      <w:lvlText w:val=""/>
+      <w:lvlJc w:val="left"/>
+      <w:pPr>
+        <w:tabs>
+          <w:tab w:val="num" w:pos="3600"/>
+        </w:tabs>
+        <w:ind w:left="3600" w:hanging="360"/>
+      </w:pPr>
+      <w:rPr>
+        <w:rFonts w:ascii="Wingdings" w:hAnsi="Wingdings" w:hint="default"/>
+        <w:sz w:val="20"/>
+      </w:rPr>
+    </w:lvl>
+    <w:lvl w:ilvl="5" w:tentative="1">
+      <w:start w:val="1"/>
+      <w:numFmt w:val="bullet"/>
+      <w:lvlText w:val=""/>
+      <w:lvlJc w:val="left"/>
+      <w:pPr>
+        <w:tabs>
+          <w:tab w:val="num" w:pos="4320"/>
+        </w:tabs>
+        <w:ind w:left="4320" w:hanging="360"/>
+      </w:pPr>
+      <w:rPr>
+        <w:rFonts w:ascii="Wingdings" w:hAnsi="Wingdings" w:hint="default"/>
+        <w:sz w:val="20"/>
+      </w:rPr>
+    </w:lvl>
+    <w:lvl w:ilvl="6" w:tentative="1">
+      <w:start w:val="1"/>
+      <w:numFmt w:val="bullet"/>
+      <w:lvlText w:val=""/>
+      <w:lvlJc w:val="left"/>
+      <w:pPr>
+        <w:tabs>
+          <w:tab w:val="num" w:pos="5040"/>
+        </w:tabs>
+        <w:ind w:left="5040" w:hanging="360"/>
+      </w:pPr>
+      <w:rPr>
+        <w:rFonts w:ascii="Wingdings" w:hAnsi="Wingdings" w:hint="default"/>
+        <w:sz w:val="20"/>
+      </w:rPr>
+    </w:lvl>
+    <w:lvl w:ilvl="7" w:tentative="1">
+      <w:start w:val="1"/>
+      <w:numFmt w:val="bullet"/>
+      <w:lvlText w:val=""/>
+      <w:lvlJc w:val="left"/>
+      <w:pPr>
+        <w:tabs>
+          <w:tab w:val="num" w:pos="5760"/>
+        </w:tabs>
+        <w:ind w:left="5760" w:hanging="360"/>
+      </w:pPr>
+      <w:rPr>
+        <w:rFonts w:ascii="Wingdings" w:hAnsi="Wingdings" w:hint="default"/>
+        <w:sz w:val="20"/>
+      </w:rPr>
+    </w:lvl>
+    <w:lvl w:ilvl="8" w:tentative="1">
+      <w:start w:val="1"/>
+      <w:numFmt w:val="bullet"/>
+      <w:lvlText w:val=""/>
+      <w:lvlJc w:val="left"/>
+      <w:pPr>
+        <w:tabs>
+          <w:tab w:val="num" w:pos="6480"/>
+        </w:tabs>
+        <w:ind w:left="6480" w:hanging="360"/>
+      </w:pPr>
+      <w:rPr>
+        <w:rFonts w:ascii="Wingdings" w:hAnsi="Wingdings" w:hint="default"/>
+        <w:sz w:val="20"/>
+      </w:rPr>
+    </w:lvl>
+  </w:abstractNum>
+  <w:abstractNum w:abstractNumId="8" w15:restartNumberingAfterBreak="0">
+    <w:nsid w:val="45FD461D"/>
+    <w:multiLevelType w:val="multilevel"/>
+    <w:tmpl w:val="31D663CA"/>
+    <w:lvl w:ilvl="0">
+      <w:start w:val="1"/>
+      <w:numFmt w:val="bullet"/>
+      <w:lvlText w:val=""/>
+      <w:lvlJc w:val="left"/>
+      <w:pPr>
+        <w:tabs>
+          <w:tab w:val="num" w:pos="720"/>
+        </w:tabs>
+        <w:ind w:left="720" w:hanging="360"/>
+      </w:pPr>
+      <w:rPr>
+        <w:rFonts w:ascii="Symbol" w:hAnsi="Symbol" w:hint="default"/>
+        <w:sz w:val="20"/>
+      </w:rPr>
+    </w:lvl>
+    <w:lvl w:ilvl="1" w:tentative="1">
+      <w:start w:val="1"/>
+      <w:numFmt w:val="bullet"/>
+      <w:lvlText w:val=""/>
+      <w:lvlJc w:val="left"/>
+      <w:pPr>
+        <w:tabs>
+          <w:tab w:val="num" w:pos="1440"/>
+        </w:tabs>
+        <w:ind w:left="1440" w:hanging="360"/>
+      </w:pPr>
+      <w:rPr>
+        <w:rFonts w:ascii="Symbol" w:hAnsi="Symbol" w:hint="default"/>
+        <w:sz w:val="20"/>
+      </w:rPr>
+    </w:lvl>
+    <w:lvl w:ilvl="2" w:tentative="1">
+      <w:start w:val="1"/>
+      <w:numFmt w:val="bullet"/>
+      <w:lvlText w:val=""/>
+      <w:lvlJc w:val="left"/>
+      <w:pPr>
+        <w:tabs>
+          <w:tab w:val="num" w:pos="2160"/>
+        </w:tabs>
+        <w:ind w:left="2160" w:hanging="360"/>
+      </w:pPr>
+      <w:rPr>
+        <w:rFonts w:ascii="Symbol" w:hAnsi="Symbol" w:hint="default"/>
+        <w:sz w:val="20"/>
+      </w:rPr>
+    </w:lvl>
+    <w:lvl w:ilvl="3" w:tentative="1">
+      <w:start w:val="1"/>
+      <w:numFmt w:val="bullet"/>
+      <w:lvlText w:val=""/>
+      <w:lvlJc w:val="left"/>
+      <w:pPr>
+        <w:tabs>
+          <w:tab w:val="num" w:pos="2880"/>
+        </w:tabs>
+        <w:ind w:left="2880" w:hanging="360"/>
+      </w:pPr>
+      <w:rPr>
+        <w:rFonts w:ascii="Symbol" w:hAnsi="Symbol" w:hint="default"/>
+        <w:sz w:val="20"/>
+      </w:rPr>
+    </w:lvl>
+    <w:lvl w:ilvl="4" w:tentative="1">
+      <w:start w:val="1"/>
+      <w:numFmt w:val="bullet"/>
+      <w:lvlText w:val=""/>
+      <w:lvlJc w:val="left"/>
+      <w:pPr>
+        <w:tabs>
+          <w:tab w:val="num" w:pos="3600"/>
+        </w:tabs>
+        <w:ind w:left="3600" w:hanging="360"/>
+      </w:pPr>
+      <w:rPr>
+        <w:rFonts w:ascii="Symbol" w:hAnsi="Symbol" w:hint="default"/>
+        <w:sz w:val="20"/>
+      </w:rPr>
+    </w:lvl>
+    <w:lvl w:ilvl="5" w:tentative="1">
+      <w:start w:val="1"/>
+      <w:numFmt w:val="bullet"/>
+      <w:lvlText w:val=""/>
+      <w:lvlJc w:val="left"/>
+      <w:pPr>
+        <w:tabs>
+          <w:tab w:val="num" w:pos="4320"/>
+        </w:tabs>
+        <w:ind w:left="4320" w:hanging="360"/>
+      </w:pPr>
+      <w:rPr>
+        <w:rFonts w:ascii="Symbol" w:hAnsi="Symbol" w:hint="default"/>
+        <w:sz w:val="20"/>
+      </w:rPr>
+    </w:lvl>
+    <w:lvl w:ilvl="6" w:tentative="1">
+      <w:start w:val="1"/>
+      <w:numFmt w:val="bullet"/>
+      <w:lvlText w:val=""/>
+      <w:lvlJc w:val="left"/>
+      <w:pPr>
+        <w:tabs>
+          <w:tab w:val="num" w:pos="5040"/>
+        </w:tabs>
+        <w:ind w:left="5040" w:hanging="360"/>
+      </w:pPr>
+      <w:rPr>
+        <w:rFonts w:ascii="Symbol" w:hAnsi="Symbol" w:hint="default"/>
+        <w:sz w:val="20"/>
+      </w:rPr>
+    </w:lvl>
+    <w:lvl w:ilvl="7" w:tentative="1">
+      <w:start w:val="1"/>
+      <w:numFmt w:val="bullet"/>
+      <w:lvlText w:val=""/>
+      <w:lvlJc w:val="left"/>
+      <w:pPr>
+        <w:tabs>
+          <w:tab w:val="num" w:pos="5760"/>
+        </w:tabs>
+        <w:ind w:left="5760" w:hanging="360"/>
+      </w:pPr>
+      <w:rPr>
+        <w:rFonts w:ascii="Symbol" w:hAnsi="Symbol" w:hint="default"/>
+        <w:sz w:val="20"/>
+      </w:rPr>
+    </w:lvl>
+    <w:lvl w:ilvl="8" w:tentative="1">
+      <w:start w:val="1"/>
+      <w:numFmt w:val="bullet"/>
+      <w:lvlText w:val=""/>
+      <w:lvlJc w:val="left"/>
+      <w:pPr>
+        <w:tabs>
+          <w:tab w:val="num" w:pos="6480"/>
+        </w:tabs>
+        <w:ind w:left="6480" w:hanging="360"/>
+      </w:pPr>
+      <w:rPr>
+        <w:rFonts w:ascii="Symbol" w:hAnsi="Symbol" w:hint="default"/>
+        <w:sz w:val="20"/>
+      </w:rPr>
+    </w:lvl>
+  </w:abstractNum>
+  <w:abstractNum w:abstractNumId="9" w15:restartNumberingAfterBreak="0">
+    <w:nsid w:val="51741694"/>
+    <w:multiLevelType w:val="multilevel"/>
+    <w:tmpl w:val="E238FF40"/>
+    <w:lvl w:ilvl="0">
+      <w:start w:val="1"/>
+      <w:numFmt w:val="bullet"/>
+      <w:lvlText w:val=""/>
+      <w:lvlJc w:val="left"/>
+      <w:pPr>
+        <w:tabs>
+          <w:tab w:val="num" w:pos="720"/>
+        </w:tabs>
+        <w:ind w:left="720" w:hanging="360"/>
+      </w:pPr>
+      <w:rPr>
+        <w:rFonts w:ascii="Symbol" w:hAnsi="Symbol" w:hint="default"/>
+        <w:sz w:val="20"/>
+      </w:rPr>
+    </w:lvl>
+    <w:lvl w:ilvl="1" w:tentative="1">
+      <w:start w:val="1"/>
+      <w:numFmt w:val="bullet"/>
+      <w:lvlText w:val="o"/>
+      <w:lvlJc w:val="left"/>
+      <w:pPr>
+        <w:tabs>
+          <w:tab w:val="num" w:pos="1440"/>
+        </w:tabs>
+        <w:ind w:left="1440" w:hanging="360"/>
+      </w:pPr>
+      <w:rPr>
+        <w:rFonts w:ascii="Courier New" w:hAnsi="Courier New" w:hint="default"/>
+        <w:sz w:val="20"/>
+      </w:rPr>
+    </w:lvl>
+    <w:lvl w:ilvl="2" w:tentative="1">
+      <w:start w:val="1"/>
+      <w:numFmt w:val="bullet"/>
+      <w:lvlText w:val=""/>
+      <w:lvlJc w:val="left"/>
+      <w:pPr>
+        <w:tabs>
+          <w:tab w:val="num" w:pos="2160"/>
+        </w:tabs>
+        <w:ind w:left="2160" w:hanging="360"/>
+      </w:pPr>
+      <w:rPr>
+        <w:rFonts w:ascii="Wingdings" w:hAnsi="Wingdings" w:hint="default"/>
+        <w:sz w:val="20"/>
+      </w:rPr>
+    </w:lvl>
+    <w:lvl w:ilvl="3" w:tentative="1">
+      <w:start w:val="1"/>
+      <w:numFmt w:val="bullet"/>
+      <w:lvlText w:val=""/>
+      <w:lvlJc w:val="left"/>
+      <w:pPr>
+        <w:tabs>
+          <w:tab w:val="num" w:pos="2880"/>
+        </w:tabs>
+        <w:ind w:left="2880" w:hanging="360"/>
+      </w:pPr>
+      <w:rPr>
+        <w:rFonts w:ascii="Wingdings" w:hAnsi="Wingdings" w:hint="default"/>
+        <w:sz w:val="20"/>
+      </w:rPr>
+    </w:lvl>
+    <w:lvl w:ilvl="4" w:tentative="1">
+      <w:start w:val="1"/>
+      <w:numFmt w:val="bullet"/>
+      <w:lvlText w:val=""/>
+      <w:lvlJc w:val="left"/>
+      <w:pPr>
+        <w:tabs>
+          <w:tab w:val="num" w:pos="3600"/>
+        </w:tabs>
+        <w:ind w:left="3600" w:hanging="360"/>
+      </w:pPr>
+      <w:rPr>
+        <w:rFonts w:ascii="Wingdings" w:hAnsi="Wingdings" w:hint="default"/>
+        <w:sz w:val="20"/>
+      </w:rPr>
+    </w:lvl>
+    <w:lvl w:ilvl="5" w:tentative="1">
+      <w:start w:val="1"/>
+      <w:numFmt w:val="bullet"/>
+      <w:lvlText w:val=""/>
+      <w:lvlJc w:val="left"/>
+      <w:pPr>
+        <w:tabs>
+          <w:tab w:val="num" w:pos="4320"/>
+        </w:tabs>
+        <w:ind w:left="4320" w:hanging="360"/>
+      </w:pPr>
+      <w:rPr>
+        <w:rFonts w:ascii="Wingdings" w:hAnsi="Wingdings" w:hint="default"/>
+        <w:sz w:val="20"/>
+      </w:rPr>
+    </w:lvl>
+    <w:lvl w:ilvl="6" w:tentative="1">
+      <w:start w:val="1"/>
+      <w:numFmt w:val="bullet"/>
+      <w:lvlText w:val=""/>
+      <w:lvlJc w:val="left"/>
+      <w:pPr>
+        <w:tabs>
+          <w:tab w:val="num" w:pos="5040"/>
+        </w:tabs>
+        <w:ind w:left="5040" w:hanging="360"/>
+      </w:pPr>
+      <w:rPr>
+        <w:rFonts w:ascii="Wingdings" w:hAnsi="Wingdings" w:hint="default"/>
+        <w:sz w:val="20"/>
+      </w:rPr>
+    </w:lvl>
+    <w:lvl w:ilvl="7" w:tentative="1">
+      <w:start w:val="1"/>
+      <w:numFmt w:val="bullet"/>
+      <w:lvlText w:val=""/>
+      <w:lvlJc w:val="left"/>
+      <w:pPr>
+        <w:tabs>
+          <w:tab w:val="num" w:pos="5760"/>
+        </w:tabs>
+        <w:ind w:left="5760" w:hanging="360"/>
+      </w:pPr>
+      <w:rPr>
+        <w:rFonts w:ascii="Wingdings" w:hAnsi="Wingdings" w:hint="default"/>
+        <w:sz w:val="20"/>
+      </w:rPr>
+    </w:lvl>
+    <w:lvl w:ilvl="8" w:tentative="1">
+      <w:start w:val="1"/>
+      <w:numFmt w:val="bullet"/>
+      <w:lvlText w:val=""/>
+      <w:lvlJc w:val="left"/>
+      <w:pPr>
+        <w:tabs>
+          <w:tab w:val="num" w:pos="6480"/>
+        </w:tabs>
+        <w:ind w:left="6480" w:hanging="360"/>
+      </w:pPr>
+      <w:rPr>
+        <w:rFonts w:ascii="Wingdings" w:hAnsi="Wingdings" w:hint="default"/>
+        <w:sz w:val="20"/>
+      </w:rPr>
+    </w:lvl>
+  </w:abstractNum>
+  <w:abstractNum w:abstractNumId="10" w15:restartNumberingAfterBreak="0">
+    <w:nsid w:val="63185367"/>
+    <w:multiLevelType w:val="multilevel"/>
+    <w:tmpl w:val="D7F8E8A6"/>
+    <w:lvl w:ilvl="0">
+      <w:start w:val="1"/>
+      <w:numFmt w:val="bullet"/>
+      <w:lvlText w:val=""/>
+      <w:lvlJc w:val="left"/>
+      <w:pPr>
+        <w:tabs>
+          <w:tab w:val="num" w:pos="720"/>
+        </w:tabs>
+        <w:ind w:left="720" w:hanging="360"/>
+      </w:pPr>
+      <w:rPr>
+        <w:rFonts w:ascii="Symbol" w:hAnsi="Symbol" w:hint="default"/>
+        <w:sz w:val="20"/>
+      </w:rPr>
+    </w:lvl>
+    <w:lvl w:ilvl="1" w:tentative="1">
+      <w:start w:val="1"/>
+      <w:numFmt w:val="bullet"/>
+      <w:lvlText w:val=""/>
+      <w:lvlJc w:val="left"/>
+      <w:pPr>
+        <w:tabs>
+          <w:tab w:val="num" w:pos="1440"/>
+        </w:tabs>
+        <w:ind w:left="1440" w:hanging="360"/>
+      </w:pPr>
+      <w:rPr>
+        <w:rFonts w:ascii="Symbol" w:hAnsi="Symbol" w:hint="default"/>
+        <w:sz w:val="20"/>
+      </w:rPr>
+    </w:lvl>
+    <w:lvl w:ilvl="2" w:tentative="1">
+      <w:start w:val="1"/>
+      <w:numFmt w:val="bullet"/>
+      <w:lvlText w:val=""/>
+      <w:lvlJc w:val="left"/>
+      <w:pPr>
+        <w:tabs>
+          <w:tab w:val="num" w:pos="2160"/>
+        </w:tabs>
+        <w:ind w:left="2160" w:hanging="360"/>
+      </w:pPr>
+      <w:rPr>
+        <w:rFonts w:ascii="Symbol" w:hAnsi="Symbol" w:hint="default"/>
+        <w:sz w:val="20"/>
+      </w:rPr>
+    </w:lvl>
+    <w:lvl w:ilvl="3" w:tentative="1">
+      <w:start w:val="1"/>
+      <w:numFmt w:val="bullet"/>
+      <w:lvlText w:val=""/>
+      <w:lvlJc w:val="left"/>
+      <w:pPr>
+        <w:tabs>
+          <w:tab w:val="num" w:pos="2880"/>
+        </w:tabs>
+        <w:ind w:left="2880" w:hanging="360"/>
+      </w:pPr>
+      <w:rPr>
+        <w:rFonts w:ascii="Symbol" w:hAnsi="Symbol" w:hint="default"/>
+        <w:sz w:val="20"/>
+      </w:rPr>
+    </w:lvl>
+    <w:lvl w:ilvl="4" w:tentative="1">
+      <w:start w:val="1"/>
+      <w:numFmt w:val="bullet"/>
+      <w:lvlText w:val=""/>
+      <w:lvlJc w:val="left"/>
+      <w:pPr>
+        <w:tabs>
+          <w:tab w:val="num" w:pos="3600"/>
+        </w:tabs>
+        <w:ind w:left="3600" w:hanging="360"/>
+      </w:pPr>
+      <w:rPr>
+        <w:rFonts w:ascii="Symbol" w:hAnsi="Symbol" w:hint="default"/>
+        <w:sz w:val="20"/>
+      </w:rPr>
+    </w:lvl>
+    <w:lvl w:ilvl="5" w:tentative="1">
+      <w:start w:val="1"/>
+      <w:numFmt w:val="bullet"/>
+      <w:lvlText w:val=""/>
+      <w:lvlJc w:val="left"/>
+      <w:pPr>
+        <w:tabs>
+          <w:tab w:val="num" w:pos="4320"/>
+        </w:tabs>
+        <w:ind w:left="4320" w:hanging="360"/>
+      </w:pPr>
+      <w:rPr>
+        <w:rFonts w:ascii="Symbol" w:hAnsi="Symbol" w:hint="default"/>
+        <w:sz w:val="20"/>
+      </w:rPr>
+    </w:lvl>
+    <w:lvl w:ilvl="6" w:tentative="1">
+      <w:start w:val="1"/>
+      <w:numFmt w:val="bullet"/>
+      <w:lvlText w:val=""/>
+      <w:lvlJc w:val="left"/>
+      <w:pPr>
+        <w:tabs>
+          <w:tab w:val="num" w:pos="5040"/>
+        </w:tabs>
+        <w:ind w:left="5040" w:hanging="360"/>
+      </w:pPr>
+      <w:rPr>
+        <w:rFonts w:ascii="Symbol" w:hAnsi="Symbol" w:hint="default"/>
+        <w:sz w:val="20"/>
+      </w:rPr>
+    </w:lvl>
+    <w:lvl w:ilvl="7" w:tentative="1">
+      <w:start w:val="1"/>
+      <w:numFmt w:val="bullet"/>
+      <w:lvlText w:val=""/>
+      <w:lvlJc w:val="left"/>
+      <w:pPr>
+        <w:tabs>
+          <w:tab w:val="num" w:pos="5760"/>
+        </w:tabs>
+        <w:ind w:left="5760" w:hanging="360"/>
+      </w:pPr>
+      <w:rPr>
+        <w:rFonts w:ascii="Symbol" w:hAnsi="Symbol" w:hint="default"/>
+        <w:sz w:val="20"/>
+      </w:rPr>
+    </w:lvl>
+    <w:lvl w:ilvl="8" w:tentative="1">
+      <w:start w:val="1"/>
+      <w:numFmt w:val="bullet"/>
+      <w:lvlText w:val=""/>
+      <w:lvlJc w:val="left"/>
+      <w:pPr>
+        <w:tabs>
+          <w:tab w:val="num" w:pos="6480"/>
+        </w:tabs>
+        <w:ind w:left="6480" w:hanging="360"/>
+      </w:pPr>
+      <w:rPr>
+        <w:rFonts w:ascii="Symbol" w:hAnsi="Symbol" w:hint="default"/>
+        <w:sz w:val="20"/>
+      </w:rPr>
+    </w:lvl>
+  </w:abstractNum>
+  <w:abstractNum w:abstractNumId="11" w15:restartNumberingAfterBreak="0">
+    <w:nsid w:val="69CE54C1"/>
+    <w:multiLevelType w:val="multilevel"/>
+    <w:tmpl w:val="79A633EC"/>
+    <w:lvl w:ilvl="0">
+      <w:start w:val="1"/>
+      <w:numFmt w:val="bullet"/>
+      <w:lvlText w:val=""/>
+      <w:lvlJc w:val="left"/>
+      <w:pPr>
+        <w:tabs>
+          <w:tab w:val="num" w:pos="720"/>
+        </w:tabs>
+        <w:ind w:left="720" w:hanging="360"/>
+      </w:pPr>
+      <w:rPr>
+        <w:rFonts w:ascii="Symbol" w:hAnsi="Symbol" w:hint="default"/>
+        <w:sz w:val="20"/>
+      </w:rPr>
+    </w:lvl>
+    <w:lvl w:ilvl="1" w:tentative="1">
+      <w:start w:val="1"/>
+      <w:numFmt w:val="bullet"/>
+      <w:lvlText w:val="o"/>
+      <w:lvlJc w:val="left"/>
+      <w:pPr>
+        <w:tabs>
+          <w:tab w:val="num" w:pos="1440"/>
+        </w:tabs>
+        <w:ind w:left="1440" w:hanging="360"/>
+      </w:pPr>
+      <w:rPr>
+        <w:rFonts w:ascii="Courier New" w:hAnsi="Courier New" w:hint="default"/>
+        <w:sz w:val="20"/>
+      </w:rPr>
+    </w:lvl>
+    <w:lvl w:ilvl="2" w:tentative="1">
+      <w:start w:val="1"/>
+      <w:numFmt w:val="bullet"/>
+      <w:lvlText w:val=""/>
+      <w:lvlJc w:val="left"/>
+      <w:pPr>
+        <w:tabs>
+          <w:tab w:val="num" w:pos="2160"/>
+        </w:tabs>
+        <w:ind w:left="2160" w:hanging="360"/>
+      </w:pPr>
+      <w:rPr>
+        <w:rFonts w:ascii="Wingdings" w:hAnsi="Wingdings" w:hint="default"/>
+        <w:sz w:val="20"/>
+      </w:rPr>
+    </w:lvl>
+    <w:lvl w:ilvl="3" w:tentative="1">
+      <w:start w:val="1"/>
+      <w:numFmt w:val="bullet"/>
+      <w:lvlText w:val=""/>
+      <w:lvlJc w:val="left"/>
+      <w:pPr>
+        <w:tabs>
+          <w:tab w:val="num" w:pos="2880"/>
+        </w:tabs>
+        <w:ind w:left="2880" w:hanging="360"/>
+      </w:pPr>
+      <w:rPr>
+        <w:rFonts w:ascii="Wingdings" w:hAnsi="Wingdings" w:hint="default"/>
+        <w:sz w:val="20"/>
+      </w:rPr>
+    </w:lvl>
+    <w:lvl w:ilvl="4" w:tentative="1">
+      <w:start w:val="1"/>
+      <w:numFmt w:val="bullet"/>
+      <w:lvlText w:val=""/>
+      <w:lvlJc w:val="left"/>
+      <w:pPr>
+        <w:tabs>
+          <w:tab w:val="num" w:pos="3600"/>
+        </w:tabs>
+        <w:ind w:left="3600" w:hanging="360"/>
+      </w:pPr>
+      <w:rPr>
+        <w:rFonts w:ascii="Wingdings" w:hAnsi="Wingdings" w:hint="default"/>
+        <w:sz w:val="20"/>
+      </w:rPr>
+    </w:lvl>
+    <w:lvl w:ilvl="5" w:tentative="1">
+      <w:start w:val="1"/>
+      <w:numFmt w:val="bullet"/>
+      <w:lvlText w:val=""/>
+      <w:lvlJc w:val="left"/>
+      <w:pPr>
+        <w:tabs>
+          <w:tab w:val="num" w:pos="4320"/>
+        </w:tabs>
+        <w:ind w:left="4320" w:hanging="360"/>
+      </w:pPr>
+      <w:rPr>
+        <w:rFonts w:ascii="Wingdings" w:hAnsi="Wingdings" w:hint="default"/>
+        <w:sz w:val="20"/>
+      </w:rPr>
+    </w:lvl>
+    <w:lvl w:ilvl="6" w:tentative="1">
+      <w:start w:val="1"/>
+      <w:numFmt w:val="bullet"/>
+      <w:lvlText w:val=""/>
+      <w:lvlJc w:val="left"/>
+      <w:pPr>
+        <w:tabs>
+          <w:tab w:val="num" w:pos="5040"/>
+        </w:tabs>
+        <w:ind w:left="5040" w:hanging="360"/>
+      </w:pPr>
+      <w:rPr>
+        <w:rFonts w:ascii="Wingdings" w:hAnsi="Wingdings" w:hint="default"/>
+        <w:sz w:val="20"/>
+      </w:rPr>
+    </w:lvl>
+    <w:lvl w:ilvl="7" w:tentative="1">
+      <w:start w:val="1"/>
+      <w:numFmt w:val="bullet"/>
+      <w:lvlText w:val=""/>
+      <w:lvlJc w:val="left"/>
+      <w:pPr>
+        <w:tabs>
+          <w:tab w:val="num" w:pos="5760"/>
+        </w:tabs>
+        <w:ind w:left="5760" w:hanging="360"/>
+      </w:pPr>
+      <w:rPr>
+        <w:rFonts w:ascii="Wingdings" w:hAnsi="Wingdings" w:hint="default"/>
+        <w:sz w:val="20"/>
+      </w:rPr>
+    </w:lvl>
+    <w:lvl w:ilvl="8" w:tentative="1">
+      <w:start w:val="1"/>
+      <w:numFmt w:val="bullet"/>
+      <w:lvlText w:val=""/>
+      <w:lvlJc w:val="left"/>
+      <w:pPr>
+        <w:tabs>
+          <w:tab w:val="num" w:pos="6480"/>
+        </w:tabs>
+        <w:ind w:left="6480" w:hanging="360"/>
+      </w:pPr>
+      <w:rPr>
+        <w:rFonts w:ascii="Wingdings" w:hAnsi="Wingdings" w:hint="default"/>
+        <w:sz w:val="20"/>
+      </w:rPr>
+    </w:lvl>
+  </w:abstractNum>
+  <w:abstractNum w:abstractNumId="12" w15:restartNumberingAfterBreak="0">
+    <w:nsid w:val="739456BE"/>
+    <w:multiLevelType w:val="multilevel"/>
+    <w:tmpl w:val="24CE4B40"/>
+    <w:lvl w:ilvl="0">
+      <w:start w:val="1"/>
+      <w:numFmt w:val="bullet"/>
+      <w:lvlText w:val=""/>
+      <w:lvlJc w:val="left"/>
+      <w:pPr>
+        <w:tabs>
+          <w:tab w:val="num" w:pos="720"/>
+        </w:tabs>
+        <w:ind w:left="720" w:hanging="360"/>
+      </w:pPr>
+      <w:rPr>
+        <w:rFonts w:ascii="Symbol" w:hAnsi="Symbol" w:hint="default"/>
+        <w:sz w:val="20"/>
+      </w:rPr>
+    </w:lvl>
+    <w:lvl w:ilvl="1" w:tentative="1">
+      <w:start w:val="1"/>
+      <w:numFmt w:val="bullet"/>
+      <w:lvlText w:val="o"/>
+      <w:lvlJc w:val="left"/>
+      <w:pPr>
+        <w:tabs>
+          <w:tab w:val="num" w:pos="1440"/>
+        </w:tabs>
+        <w:ind w:left="1440" w:hanging="360"/>
+      </w:pPr>
+      <w:rPr>
+        <w:rFonts w:ascii="Courier New" w:hAnsi="Courier New" w:hint="default"/>
+        <w:sz w:val="20"/>
+      </w:rPr>
+    </w:lvl>
+    <w:lvl w:ilvl="2" w:tentative="1">
+      <w:start w:val="1"/>
+      <w:numFmt w:val="bullet"/>
+      <w:lvlText w:val=""/>
+      <w:lvlJc w:val="left"/>
+      <w:pPr>
+        <w:tabs>
+          <w:tab w:val="num" w:pos="2160"/>
+        </w:tabs>
+        <w:ind w:left="2160" w:hanging="360"/>
+      </w:pPr>
+      <w:rPr>
+        <w:rFonts w:ascii="Wingdings" w:hAnsi="Wingdings" w:hint="default"/>
+        <w:sz w:val="20"/>
+      </w:rPr>
+    </w:lvl>
+    <w:lvl w:ilvl="3" w:tentative="1">
+      <w:start w:val="1"/>
+      <w:numFmt w:val="bullet"/>
+      <w:lvlText w:val=""/>
+      <w:lvlJc w:val="left"/>
+      <w:pPr>
+        <w:tabs>
+          <w:tab w:val="num" w:pos="2880"/>
+        </w:tabs>
+        <w:ind w:left="2880" w:hanging="360"/>
+      </w:pPr>
+      <w:rPr>
+        <w:rFonts w:ascii="Wingdings" w:hAnsi="Wingdings" w:hint="default"/>
+        <w:sz w:val="20"/>
+      </w:rPr>
+    </w:lvl>
+    <w:lvl w:ilvl="4" w:tentative="1">
+      <w:start w:val="1"/>
+      <w:numFmt w:val="bullet"/>
+      <w:lvlText w:val=""/>
+      <w:lvlJc w:val="left"/>
+      <w:pPr>
+        <w:tabs>
+          <w:tab w:val="num" w:pos="3600"/>
+        </w:tabs>
+        <w:ind w:left="3600" w:hanging="360"/>
+      </w:pPr>
+      <w:rPr>
+        <w:rFonts w:ascii="Wingdings" w:hAnsi="Wingdings" w:hint="default"/>
+        <w:sz w:val="20"/>
+      </w:rPr>
+    </w:lvl>
+    <w:lvl w:ilvl="5" w:tentative="1">
+      <w:start w:val="1"/>
+      <w:numFmt w:val="bullet"/>
+      <w:lvlText w:val=""/>
+      <w:lvlJc w:val="left"/>
+      <w:pPr>
+        <w:tabs>
+          <w:tab w:val="num" w:pos="4320"/>
+        </w:tabs>
+        <w:ind w:left="4320" w:hanging="360"/>
+      </w:pPr>
+      <w:rPr>
+        <w:rFonts w:ascii="Wingdings" w:hAnsi="Wingdings" w:hint="default"/>
+        <w:sz w:val="20"/>
+      </w:rPr>
+    </w:lvl>
+    <w:lvl w:ilvl="6" w:tentative="1">
+      <w:start w:val="1"/>
+      <w:numFmt w:val="bullet"/>
+      <w:lvlText w:val=""/>
+      <w:lvlJc w:val="left"/>
+      <w:pPr>
+        <w:tabs>
+          <w:tab w:val="num" w:pos="5040"/>
+        </w:tabs>
+        <w:ind w:left="5040" w:hanging="360"/>
+      </w:pPr>
+      <w:rPr>
+        <w:rFonts w:ascii="Wingdings" w:hAnsi="Wingdings" w:hint="default"/>
+        <w:sz w:val="20"/>
+      </w:rPr>
+    </w:lvl>
+    <w:lvl w:ilvl="7" w:tentative="1">
+      <w:start w:val="1"/>
+      <w:numFmt w:val="bullet"/>
+      <w:lvlText w:val=""/>
+      <w:lvlJc w:val="left"/>
+      <w:pPr>
+        <w:tabs>
+          <w:tab w:val="num" w:pos="5760"/>
+        </w:tabs>
+        <w:ind w:left="5760" w:hanging="360"/>
+      </w:pPr>
+      <w:rPr>
+        <w:rFonts w:ascii="Wingdings" w:hAnsi="Wingdings" w:hint="default"/>
+        <w:sz w:val="20"/>
+      </w:rPr>
+    </w:lvl>
+    <w:lvl w:ilvl="8" w:tentative="1">
+      <w:start w:val="1"/>
+      <w:numFmt w:val="bullet"/>
+      <w:lvlText w:val=""/>
+      <w:lvlJc w:val="left"/>
+      <w:pPr>
+        <w:tabs>
+          <w:tab w:val="num" w:pos="6480"/>
+        </w:tabs>
+        <w:ind w:left="6480" w:hanging="360"/>
+      </w:pPr>
+      <w:rPr>
+        <w:rFonts w:ascii="Wingdings" w:hAnsi="Wingdings" w:hint="default"/>
+        <w:sz w:val="20"/>
+      </w:rPr>
+    </w:lvl>
+  </w:abstractNum>
+  <w:abstractNum w:abstractNumId="13" w15:restartNumberingAfterBreak="0">
+    <w:nsid w:val="76F608E1"/>
+    <w:multiLevelType w:val="multilevel"/>
+    <w:tmpl w:val="9FB09336"/>
+    <w:lvl w:ilvl="0">
+      <w:start w:val="1"/>
+      <w:numFmt w:val="decimal"/>
+      <w:lvlText w:val="%1."/>
+      <w:lvlJc w:val="left"/>
+      <w:pPr>
+        <w:tabs>
+          <w:tab w:val="num" w:pos="720"/>
+        </w:tabs>
+        <w:ind w:left="720" w:hanging="360"/>
+      </w:pPr>
+    </w:lvl>
+    <w:lvl w:ilvl="1">
+      <w:start w:val="1"/>
+      <w:numFmt w:val="bullet"/>
+      <w:lvlText w:val="o"/>
+      <w:lvlJc w:val="left"/>
+      <w:pPr>
+        <w:tabs>
+          <w:tab w:val="num" w:pos="1440"/>
+        </w:tabs>
+        <w:ind w:left="1440" w:hanging="360"/>
+      </w:pPr>
+      <w:rPr>
+        <w:rFonts w:ascii="Courier New" w:hAnsi="Courier New" w:hint="default"/>
+        <w:sz w:val="20"/>
+      </w:rPr>
+    </w:lvl>
+    <w:lvl w:ilvl="2">
+      <w:start w:val="1"/>
+      <w:numFmt w:val="bullet"/>
+      <w:lvlText w:val=""/>
+      <w:lvlJc w:val="left"/>
+      <w:pPr>
+        <w:tabs>
+          <w:tab w:val="num" w:pos="2160"/>
+        </w:tabs>
+        <w:ind w:left="2160" w:hanging="360"/>
+      </w:pPr>
+      <w:rPr>
+        <w:rFonts w:ascii="Wingdings" w:hAnsi="Wingdings" w:hint="default"/>
+        <w:sz w:val="20"/>
+      </w:rPr>
+    </w:lvl>
+    <w:lvl w:ilvl="3" w:tentative="1">
+      <w:start w:val="1"/>
+      <w:numFmt w:val="decimal"/>
+      <w:lvlText w:val="%4."/>
+      <w:lvlJc w:val="left"/>
+      <w:pPr>
+        <w:tabs>
+          <w:tab w:val="num" w:pos="2880"/>
+        </w:tabs>
+        <w:ind w:left="2880" w:hanging="360"/>
+      </w:pPr>
+    </w:lvl>
+    <w:lvl w:ilvl="4" w:tentative="1">
+      <w:start w:val="1"/>
+      <w:numFmt w:val="decimal"/>
+      <w:lvlText w:val="%5."/>
+      <w:lvlJc w:val="left"/>
+      <w:pPr>
+        <w:tabs>
+          <w:tab w:val="num" w:pos="3600"/>
+        </w:tabs>
+        <w:ind w:left="3600" w:hanging="360"/>
+      </w:pPr>
+    </w:lvl>
+    <w:lvl w:ilvl="5" w:tentative="1">
+      <w:start w:val="1"/>
+      <w:numFmt w:val="decimal"/>
+      <w:lvlText w:val="%6."/>
+      <w:lvlJc w:val="left"/>
+      <w:pPr>
+        <w:tabs>
+          <w:tab w:val="num" w:pos="4320"/>
+        </w:tabs>
+        <w:ind w:left="4320" w:hanging="360"/>
+      </w:pPr>
+    </w:lvl>
+    <w:lvl w:ilvl="6" w:tentative="1">
+      <w:start w:val="1"/>
+      <w:numFmt w:val="decimal"/>
+      <w:lvlText w:val="%7."/>
+      <w:lvlJc w:val="left"/>
+      <w:pPr>
+        <w:tabs>
+          <w:tab w:val="num" w:pos="5040"/>
+        </w:tabs>
+        <w:ind w:left="5040" w:hanging="360"/>
+      </w:pPr>
+    </w:lvl>
+    <w:lvl w:ilvl="7" w:tentative="1">
+      <w:start w:val="1"/>
+      <w:numFmt w:val="decimal"/>
+      <w:lvlText w:val="%8."/>
+      <w:lvlJc w:val="left"/>
+      <w:pPr>
+        <w:tabs>
+          <w:tab w:val="num" w:pos="5760"/>
+        </w:tabs>
+        <w:ind w:left="5760" w:hanging="360"/>
+      </w:pPr>
+    </w:lvl>
+    <w:lvl w:ilvl="8" w:tentative="1">
+      <w:start w:val="1"/>
+      <w:numFmt w:val="decimal"/>
+      <w:lvlText w:val="%9."/>
+      <w:lvlJc w:val="left"/>
+      <w:pPr>
+        <w:tabs>
+          <w:tab w:val="num" w:pos="6480"/>
+        </w:tabs>
+        <w:ind w:left="6480" w:hanging="360"/>
+      </w:pPr>
+    </w:lvl>
+  </w:abstractNum>
+  <w:abstractNum w:abstractNumId="14" w15:restartNumberingAfterBreak="0">
     <w:nsid w:val="7ED63A28"/>
     <w:multiLevelType w:val="multilevel"/>
     <w:tmpl w:val="906611AE"/>
@@ -5800,16 +14537,49 @@
     </w:lvl>
   </w:abstractNum>
   <w:num w:numId="1" w16cid:durableId="786891004">
+    <w:abstractNumId w:val="11"/>
+  </w:num>
+  <w:num w:numId="2" w16cid:durableId="1998262432">
+    <w:abstractNumId w:val="2"/>
+  </w:num>
+  <w:num w:numId="3" w16cid:durableId="521943114">
+    <w:abstractNumId w:val="12"/>
+  </w:num>
+  <w:num w:numId="4" w16cid:durableId="1458796681">
+    <w:abstractNumId w:val="14"/>
+  </w:num>
+  <w:num w:numId="5" w16cid:durableId="746418554">
     <w:abstractNumId w:val="1"/>
   </w:num>
-  <w:num w:numId="2" w16cid:durableId="1998262432">
+  <w:num w:numId="6" w16cid:durableId="133986780">
+    <w:abstractNumId w:val="13"/>
+  </w:num>
+  <w:num w:numId="7" w16cid:durableId="1848012328">
+    <w:abstractNumId w:val="3"/>
+  </w:num>
+  <w:num w:numId="8" w16cid:durableId="1831678193">
+    <w:abstractNumId w:val="10"/>
+  </w:num>
+  <w:num w:numId="9" w16cid:durableId="385377310">
+    <w:abstractNumId w:val="4"/>
+  </w:num>
+  <w:num w:numId="10" w16cid:durableId="1596287911">
+    <w:abstractNumId w:val="8"/>
+  </w:num>
+  <w:num w:numId="11" w16cid:durableId="297607421">
     <w:abstractNumId w:val="0"/>
   </w:num>
-  <w:num w:numId="3" w16cid:durableId="521943114">
-    <w:abstractNumId w:val="2"/>
+  <w:num w:numId="12" w16cid:durableId="275673153">
+    <w:abstractNumId w:val="7"/>
   </w:num>
-  <w:num w:numId="4" w16cid:durableId="1458796681">
-    <w:abstractNumId w:val="3"/>
+  <w:num w:numId="13" w16cid:durableId="357776979">
+    <w:abstractNumId w:val="6"/>
+  </w:num>
+  <w:num w:numId="14" w16cid:durableId="1436945003">
+    <w:abstractNumId w:val="5"/>
+  </w:num>
+  <w:num w:numId="15" w16cid:durableId="52313561">
+    <w:abstractNumId w:val="9"/>
   </w:num>
 </w:numbering>
 </file>
